--- a/output/Nordic_Property_Maintenance_Thesis.docx
+++ b/output/Nordic_Property_Maintenance_Thesis.docx
@@ -14,12 +14,12 @@
           <w:color w:val="666666"/>
           <w:sz w:val="18"/>
         </w:rPr>
-        <w:t>KLAR PARTNERS - SCREENING MEMO</w:t>
+        <w:t>KLAR PARTNERS  |  SCREEN MEMO  |  CONFIDENTIAL</w:t>
       </w:r>
     </w:p>
     <w:p>
       <w:pPr>
-        <w:spacing w:before="0" w:after="40"/>
+        <w:spacing w:before="0" w:after="20"/>
       </w:pPr>
       <w:r>
         <w:rPr>
@@ -27,7 +27,7 @@
           <w:b/>
           <w:i w:val="0"/>
           <w:color w:val="1F3A5F"/>
-          <w:sz w:val="44"/>
+          <w:sz w:val="42"/>
         </w:rPr>
         <w:t>Nordic Property Maintenance Roll-Up</w:t>
       </w:r>
@@ -42,7 +42,7 @@
           <w:b w:val="0"/>
           <w:i/>
           <w:color w:val="666666"/>
-          <w:sz w:val="26"/>
+          <w:sz w:val="24"/>
         </w:rPr>
         <w:t>The #2 platform behind PHM Group</w:t>
       </w:r>
@@ -59,7 +59,7 @@
       <w:tr>
         <w:tc>
           <w:tcPr>
-            <w:tcW w:type="dxa" w:w="1984"/>
+            <w:tcW w:type="dxa" w:w="1417"/>
           </w:tcPr>
           <w:p>
             <w:r/>
@@ -75,13 +75,13 @@
         </w:tc>
         <w:tc>
           <w:tcPr>
-            <w:tcW w:type="dxa" w:w="7654"/>
+            <w:tcW w:type="dxa" w:w="8220"/>
           </w:tcPr>
           <w:p>
             <w:r/>
             <w:r>
               <w:rPr>
-                <w:color w:val="333333"/>
+                <w:color w:val="2A2A2A"/>
                 <w:sz w:val="20"/>
               </w:rPr>
               <w:t>Property maintenance / janitorial (vaktmester, eiendomsdrift, fastighetsskötsel)</w:t>
@@ -92,7 +92,7 @@
       <w:tr>
         <w:tc>
           <w:tcPr>
-            <w:tcW w:type="dxa" w:w="1984"/>
+            <w:tcW w:type="dxa" w:w="1417"/>
           </w:tcPr>
           <w:p>
             <w:r/>
@@ -102,22 +102,22 @@
                 <w:color w:val="1F3A5F"/>
                 <w:sz w:val="20"/>
               </w:rPr>
-              <w:t>Geography</w:t>
+              <w:t>Author</w:t>
             </w:r>
           </w:p>
         </w:tc>
         <w:tc>
           <w:tcPr>
-            <w:tcW w:type="dxa" w:w="7654"/>
+            <w:tcW w:type="dxa" w:w="8220"/>
           </w:tcPr>
           <w:p>
             <w:r/>
             <w:r>
               <w:rPr>
-                <w:color w:val="333333"/>
+                <w:color w:val="2A2A2A"/>
                 <w:sz w:val="20"/>
               </w:rPr>
-              <w:t>Norway anchor; Nordic platform optionality</w:t>
+              <w:t>[Deal team]</w:t>
             </w:r>
           </w:p>
         </w:tc>
@@ -125,7 +125,7 @@
       <w:tr>
         <w:tc>
           <w:tcPr>
-            <w:tcW w:type="dxa" w:w="1984"/>
+            <w:tcW w:type="dxa" w:w="1417"/>
           </w:tcPr>
           <w:p>
             <w:r/>
@@ -135,22 +135,22 @@
                 <w:color w:val="1F3A5F"/>
                 <w:sz w:val="20"/>
               </w:rPr>
-              <w:t>Reference</w:t>
+              <w:t>Date</w:t>
             </w:r>
           </w:p>
         </w:tc>
         <w:tc>
           <w:tcPr>
-            <w:tcW w:type="dxa" w:w="7654"/>
+            <w:tcW w:type="dxa" w:w="8220"/>
           </w:tcPr>
           <w:p>
             <w:r/>
             <w:r>
               <w:rPr>
-                <w:color w:val="333333"/>
+                <w:color w:val="2A2A2A"/>
                 <w:sz w:val="20"/>
               </w:rPr>
-              <w:t>PHM Group (Norvestor VIII, vintage 2017)</w:t>
+              <w:t>May 2026</w:t>
             </w:r>
           </w:p>
         </w:tc>
@@ -158,7 +158,7 @@
       <w:tr>
         <w:tc>
           <w:tcPr>
-            <w:tcW w:type="dxa" w:w="1984"/>
+            <w:tcW w:type="dxa" w:w="1417"/>
           </w:tcPr>
           <w:p>
             <w:r/>
@@ -168,22 +168,22 @@
                 <w:color w:val="1F3A5F"/>
                 <w:sz w:val="20"/>
               </w:rPr>
-              <w:t>Recommendation</w:t>
+              <w:t>Verdict</w:t>
             </w:r>
           </w:p>
         </w:tc>
         <w:tc>
           <w:tcPr>
-            <w:tcW w:type="dxa" w:w="7654"/>
+            <w:tcW w:type="dxa" w:w="8220"/>
           </w:tcPr>
           <w:p>
             <w:r/>
             <w:r>
               <w:rPr>
-                <w:color w:val="333333"/>
+                <w:color w:val="2A2A2A"/>
                 <w:sz w:val="20"/>
               </w:rPr>
-              <w:t>PROCEED to Phase 2 origination on three named anchor candidates</w:t>
+              <w:t>DEVELOP - 12-week workplan to test a single binary question; convert to IC paper or pass</w:t>
             </w:r>
           </w:p>
         </w:tc>
@@ -192,7 +192,7 @@
     <w:p/>
     <w:p>
       <w:pPr>
-        <w:spacing w:before="280" w:after="80"/>
+        <w:spacing w:before="240" w:after="60"/>
       </w:pPr>
       <w:r>
         <w:rPr>
@@ -200,7 +200,7 @@
           <w:b/>
           <w:i w:val="0"/>
           <w:color w:val="1F3A5F"/>
-          <w:sz w:val="30"/>
+          <w:sz w:val="28"/>
         </w:rPr>
         <w:t>1.  Recommendation</w:t>
       </w:r>
@@ -219,10 +219,10 @@
             <w:tcW w:type="dxa" w:w="9972"/>
             <w:shd w:val="clear" w:color="auto" w:fill="E8F0FA"/>
             <w:tcBorders>
-              <w:top w:val="single" w:sz="4" w:color="BFBFBF"/>
-              <w:left w:val="single" w:sz="4" w:color="BFBFBF"/>
-              <w:bottom w:val="single" w:sz="4" w:color="BFBFBF"/>
-              <w:right w:val="single" w:sz="4" w:color="BFBFBF"/>
+              <w:top w:val="single" w:sz="4" w:color="C8CCD2"/>
+              <w:left w:val="single" w:sz="4" w:color="C8CCD2"/>
+              <w:bottom w:val="single" w:sz="4" w:color="C8CCD2"/>
+              <w:right w:val="single" w:sz="4" w:color="C8CCD2"/>
             </w:tcBorders>
           </w:tcPr>
           <w:p>
@@ -234,7 +234,7 @@
                 <w:color w:val="1F3A5F"/>
                 <w:sz w:val="22"/>
               </w:rPr>
-              <w:t>Proceed to Phase 2 origination. Anchor on a founder-led Norwegian janitor business (NOK 250-1,000m revenue) and execute 20-30 bolt-ons over five years to reach NOK 2.0-2.5bn platform revenue. Base case 2.5-2.8x MoM, 22-25% gross IRR. Critical path: secure anchor at &lt;9.5x within 18 months.</w:t>
+              <w:t>Develop. Dedicate one senior originator for 12 weeks to test a single binary question: can we put Din Vaktmester (Trondheim) or Vaktmesterkompaniet (Oslo) under exclusivity at 8.5-9.5x FY24E EBITDA before PHM enters or completes its sell-side process? If yes, convert to IC. If not, pass without further work.</w:t>
             </w:r>
           </w:p>
         </w:tc>
@@ -254,10 +254,10 @@
           <w:rFonts w:ascii="Calibri" w:hAnsi="Calibri"/>
           <w:b w:val="0"/>
           <w:i w:val="0"/>
-          <w:color w:val="333333"/>
+          <w:color w:val="2A2A2A"/>
           <w:sz w:val="21"/>
         </w:rPr>
-        <w:t>The Norwegian property maintenance market is fragmented enough to support a second consolidator. PHM at &lt;5% share leaves NOK 14-24bn of unconsolidated market behind them; the supply set of acquirable mid-market operators is 200+ named entities; the M&amp;A playbook is validated by PHM's own seven-year trajectory. The investment case is not built on out-running PHM head-to-head but on absorbing a different slice of the same fragmented market - commercial-tilt, complementary geography (Mid-Norway / Vestland), and selective Nordic expansion.</w:t>
+        <w:t>The Norwegian property maintenance market is fragmented enough to absorb a second consolidator and PHM's seven-year track record removes execution risk on the playbook. The case turns entirely on anchor access at a disciplined entry multiple and on running ahead of, not into, PHM's sponsor transition. Both questions are testable inside a quarter for under NOK 1m of external spend.</w:t>
       </w:r>
     </w:p>
     <w:p>
@@ -269,15 +269,15 @@
           <w:rFonts w:ascii="Calibri" w:hAnsi="Calibri"/>
           <w:b w:val="0"/>
           <w:i w:val="0"/>
-          <w:color w:val="333333"/>
+          <w:color w:val="2A2A2A"/>
           <w:sz w:val="21"/>
         </w:rPr>
-        <w:t>The gating risk is anchor access at a disciplined multiple. With three founder-led candidates in the pipeline and category multiples rebased to 7-9x (from 11-13x in 2022), the entry environment is constructive. Push-backs and conditions in Section 4.</w:t>
+        <w:t>We do not recommend a fund-slot reservation. We do not recommend a full sector diligence yet. We recommend three management conversations and one banker round, to decide whether this becomes a real deal or stays a watching brief.</w:t>
       </w:r>
     </w:p>
     <w:p>
       <w:pPr>
-        <w:spacing w:before="280" w:after="80"/>
+        <w:spacing w:before="240" w:after="60"/>
       </w:pPr>
       <w:r>
         <w:rPr>
@@ -285,607 +285,24 @@
           <w:b/>
           <w:i w:val="0"/>
           <w:color w:val="1F3A5F"/>
-          <w:sz w:val="30"/>
+          <w:sz w:val="28"/>
         </w:rPr>
-        <w:t>2.  Why This Market</w:t>
+        <w:t>2.  The Opportunity</w:t>
       </w:r>
-    </w:p>
-    <w:tbl>
-      <w:tblPr>
-        <w:tblW w:type="auto" w:w="0"/>
-        <w:tblLayout w:type="fixed"/>
-        <w:tblLook w:firstColumn="1" w:firstRow="1" w:lastColumn="0" w:lastRow="0" w:noHBand="0" w:noVBand="1" w:val="04A0"/>
-      </w:tblPr>
-      <w:tblGrid>
-        <w:gridCol w:w="4986"/>
-        <w:gridCol w:w="4986"/>
-      </w:tblGrid>
-      <w:tr>
-        <w:tc>
-          <w:tcPr>
-            <w:tcW w:type="dxa" w:w="2268"/>
-            <w:shd w:val="clear" w:color="auto" w:fill="1F3A5F"/>
-            <w:tcBorders>
-              <w:top w:val="single" w:sz="4" w:color="BFBFBF"/>
-              <w:left w:val="single" w:sz="4" w:color="BFBFBF"/>
-              <w:bottom w:val="single" w:sz="4" w:color="BFBFBF"/>
-              <w:right w:val="single" w:sz="4" w:color="BFBFBF"/>
-            </w:tcBorders>
-            <w:vAlign w:val="center"/>
-          </w:tcPr>
-          <w:p>
-            <w:r/>
-            <w:r>
-              <w:rPr>
-                <w:rFonts w:ascii="Calibri" w:hAnsi="Calibri"/>
-                <w:b/>
-                <w:color w:val="FFFFFF"/>
-                <w:sz w:val="19"/>
-              </w:rPr>
-              <w:t>Test</w:t>
-            </w:r>
-          </w:p>
-        </w:tc>
-        <w:tc>
-          <w:tcPr>
-            <w:tcW w:type="dxa" w:w="7370"/>
-            <w:shd w:val="clear" w:color="auto" w:fill="1F3A5F"/>
-            <w:tcBorders>
-              <w:top w:val="single" w:sz="4" w:color="BFBFBF"/>
-              <w:left w:val="single" w:sz="4" w:color="BFBFBF"/>
-              <w:bottom w:val="single" w:sz="4" w:color="BFBFBF"/>
-              <w:right w:val="single" w:sz="4" w:color="BFBFBF"/>
-            </w:tcBorders>
-            <w:vAlign w:val="center"/>
-          </w:tcPr>
-          <w:p>
-            <w:r/>
-            <w:r>
-              <w:rPr>
-                <w:rFonts w:ascii="Calibri" w:hAnsi="Calibri"/>
-                <w:b/>
-                <w:color w:val="FFFFFF"/>
-                <w:sz w:val="19"/>
-              </w:rPr>
-              <w:t>Read</w:t>
-            </w:r>
-          </w:p>
-        </w:tc>
-      </w:tr>
-      <w:tr>
-        <w:tc>
-          <w:tcPr>
-            <w:tcW w:type="dxa" w:w="2268"/>
-            <w:tcBorders>
-              <w:top w:val="single" w:sz="4" w:color="BFBFBF"/>
-              <w:left w:val="single" w:sz="4" w:color="BFBFBF"/>
-              <w:bottom w:val="single" w:sz="4" w:color="BFBFBF"/>
-              <w:right w:val="single" w:sz="4" w:color="BFBFBF"/>
-            </w:tcBorders>
-            <w:vAlign w:val="center"/>
-          </w:tcPr>
-          <w:p>
-            <w:r/>
-            <w:r>
-              <w:rPr>
-                <w:rFonts w:ascii="Calibri" w:hAnsi="Calibri"/>
-                <w:color w:val="333333"/>
-                <w:sz w:val="19"/>
-              </w:rPr>
-              <w:t>TAM (Norway)</w:t>
-            </w:r>
-          </w:p>
-        </w:tc>
-        <w:tc>
-          <w:tcPr>
-            <w:tcW w:type="dxa" w:w="7370"/>
-            <w:tcBorders>
-              <w:top w:val="single" w:sz="4" w:color="BFBFBF"/>
-              <w:left w:val="single" w:sz="4" w:color="BFBFBF"/>
-              <w:bottom w:val="single" w:sz="4" w:color="BFBFBF"/>
-              <w:right w:val="single" w:sz="4" w:color="BFBFBF"/>
-            </w:tcBorders>
-            <w:vAlign w:val="center"/>
-          </w:tcPr>
-          <w:p>
-            <w:r/>
-            <w:r>
-              <w:rPr>
-                <w:rFonts w:ascii="Calibri" w:hAnsi="Calibri"/>
-                <w:color w:val="333333"/>
-                <w:sz w:val="19"/>
-              </w:rPr>
-              <w:t>NOK 15-25bn addressable; NOK 55-80bn Nordic</w:t>
-            </w:r>
-          </w:p>
-        </w:tc>
-      </w:tr>
-      <w:tr>
-        <w:tc>
-          <w:tcPr>
-            <w:tcW w:type="dxa" w:w="2268"/>
-            <w:tcBorders>
-              <w:top w:val="single" w:sz="4" w:color="BFBFBF"/>
-              <w:left w:val="single" w:sz="4" w:color="BFBFBF"/>
-              <w:bottom w:val="single" w:sz="4" w:color="BFBFBF"/>
-              <w:right w:val="single" w:sz="4" w:color="BFBFBF"/>
-            </w:tcBorders>
-            <w:vAlign w:val="center"/>
-            <w:shd w:val="clear" w:color="auto" w:fill="F2F4F7"/>
-          </w:tcPr>
-          <w:p>
-            <w:r/>
-            <w:r>
-              <w:rPr>
-                <w:rFonts w:ascii="Calibri" w:hAnsi="Calibri"/>
-                <w:color w:val="333333"/>
-                <w:sz w:val="19"/>
-              </w:rPr>
-              <w:t>Growth</w:t>
-            </w:r>
-          </w:p>
-        </w:tc>
-        <w:tc>
-          <w:tcPr>
-            <w:tcW w:type="dxa" w:w="7370"/>
-            <w:tcBorders>
-              <w:top w:val="single" w:sz="4" w:color="BFBFBF"/>
-              <w:left w:val="single" w:sz="4" w:color="BFBFBF"/>
-              <w:bottom w:val="single" w:sz="4" w:color="BFBFBF"/>
-              <w:right w:val="single" w:sz="4" w:color="BFBFBF"/>
-            </w:tcBorders>
-            <w:vAlign w:val="center"/>
-            <w:shd w:val="clear" w:color="auto" w:fill="F2F4F7"/>
-          </w:tcPr>
-          <w:p>
-            <w:r/>
-            <w:r>
-              <w:rPr>
-                <w:rFonts w:ascii="Calibri" w:hAnsi="Calibri"/>
-                <w:color w:val="333333"/>
-                <w:sz w:val="19"/>
-              </w:rPr>
-              <w:t>4-6% nominal, 1-2% real - moderate but visible</w:t>
-            </w:r>
-          </w:p>
-        </w:tc>
-      </w:tr>
-      <w:tr>
-        <w:tc>
-          <w:tcPr>
-            <w:tcW w:type="dxa" w:w="2268"/>
-            <w:tcBorders>
-              <w:top w:val="single" w:sz="4" w:color="BFBFBF"/>
-              <w:left w:val="single" w:sz="4" w:color="BFBFBF"/>
-              <w:bottom w:val="single" w:sz="4" w:color="BFBFBF"/>
-              <w:right w:val="single" w:sz="4" w:color="BFBFBF"/>
-            </w:tcBorders>
-            <w:vAlign w:val="center"/>
-          </w:tcPr>
-          <w:p>
-            <w:r/>
-            <w:r>
-              <w:rPr>
-                <w:rFonts w:ascii="Calibri" w:hAnsi="Calibri"/>
-                <w:color w:val="333333"/>
-                <w:sz w:val="19"/>
-              </w:rPr>
-              <w:t>Fragmentation</w:t>
-            </w:r>
-          </w:p>
-        </w:tc>
-        <w:tc>
-          <w:tcPr>
-            <w:tcW w:type="dxa" w:w="7370"/>
-            <w:tcBorders>
-              <w:top w:val="single" w:sz="4" w:color="BFBFBF"/>
-              <w:left w:val="single" w:sz="4" w:color="BFBFBF"/>
-              <w:bottom w:val="single" w:sz="4" w:color="BFBFBF"/>
-              <w:right w:val="single" w:sz="4" w:color="BFBFBF"/>
-            </w:tcBorders>
-            <w:vAlign w:val="center"/>
-          </w:tcPr>
-          <w:p>
-            <w:r/>
-            <w:r>
-              <w:rPr>
-                <w:rFonts w:ascii="Calibri" w:hAnsi="Calibri"/>
-                <w:color w:val="333333"/>
-                <w:sz w:val="19"/>
-              </w:rPr>
-              <w:t>Top 5 players &lt;25% share; PHM &lt;5%; ~12,000 registered FM entities</w:t>
-            </w:r>
-          </w:p>
-        </w:tc>
-      </w:tr>
-      <w:tr>
-        <w:tc>
-          <w:tcPr>
-            <w:tcW w:type="dxa" w:w="2268"/>
-            <w:tcBorders>
-              <w:top w:val="single" w:sz="4" w:color="BFBFBF"/>
-              <w:left w:val="single" w:sz="4" w:color="BFBFBF"/>
-              <w:bottom w:val="single" w:sz="4" w:color="BFBFBF"/>
-              <w:right w:val="single" w:sz="4" w:color="BFBFBF"/>
-            </w:tcBorders>
-            <w:vAlign w:val="center"/>
-            <w:shd w:val="clear" w:color="auto" w:fill="F2F4F7"/>
-          </w:tcPr>
-          <w:p>
-            <w:r/>
-            <w:r>
-              <w:rPr>
-                <w:rFonts w:ascii="Calibri" w:hAnsi="Calibri"/>
-                <w:color w:val="333333"/>
-                <w:sz w:val="19"/>
-              </w:rPr>
-              <w:t>Recurring revenue</w:t>
-            </w:r>
-          </w:p>
-        </w:tc>
-        <w:tc>
-          <w:tcPr>
-            <w:tcW w:type="dxa" w:w="7370"/>
-            <w:tcBorders>
-              <w:top w:val="single" w:sz="4" w:color="BFBFBF"/>
-              <w:left w:val="single" w:sz="4" w:color="BFBFBF"/>
-              <w:bottom w:val="single" w:sz="4" w:color="BFBFBF"/>
-              <w:right w:val="single" w:sz="4" w:color="BFBFBF"/>
-            </w:tcBorders>
-            <w:vAlign w:val="center"/>
-            <w:shd w:val="clear" w:color="auto" w:fill="F2F4F7"/>
-          </w:tcPr>
-          <w:p>
-            <w:r/>
-            <w:r>
-              <w:rPr>
-                <w:rFonts w:ascii="Calibri" w:hAnsi="Calibri"/>
-                <w:color w:val="333333"/>
-                <w:sz w:val="19"/>
-              </w:rPr>
-              <w:t>70-85% under multi-year framework agreements</w:t>
-            </w:r>
-          </w:p>
-        </w:tc>
-      </w:tr>
-      <w:tr>
-        <w:tc>
-          <w:tcPr>
-            <w:tcW w:type="dxa" w:w="2268"/>
-            <w:tcBorders>
-              <w:top w:val="single" w:sz="4" w:color="BFBFBF"/>
-              <w:left w:val="single" w:sz="4" w:color="BFBFBF"/>
-              <w:bottom w:val="single" w:sz="4" w:color="BFBFBF"/>
-              <w:right w:val="single" w:sz="4" w:color="BFBFBF"/>
-            </w:tcBorders>
-            <w:vAlign w:val="center"/>
-          </w:tcPr>
-          <w:p>
-            <w:r/>
-            <w:r>
-              <w:rPr>
-                <w:rFonts w:ascii="Calibri" w:hAnsi="Calibri"/>
-                <w:color w:val="333333"/>
-                <w:sz w:val="19"/>
-              </w:rPr>
-              <w:t>Customer concentration</w:t>
-            </w:r>
-          </w:p>
-        </w:tc>
-        <w:tc>
-          <w:tcPr>
-            <w:tcW w:type="dxa" w:w="7370"/>
-            <w:tcBorders>
-              <w:top w:val="single" w:sz="4" w:color="BFBFBF"/>
-              <w:left w:val="single" w:sz="4" w:color="BFBFBF"/>
-              <w:bottom w:val="single" w:sz="4" w:color="BFBFBF"/>
-              <w:right w:val="single" w:sz="4" w:color="BFBFBF"/>
-            </w:tcBorders>
-            <w:vAlign w:val="center"/>
-          </w:tcPr>
-          <w:p>
-            <w:r/>
-            <w:r>
-              <w:rPr>
-                <w:rFonts w:ascii="Calibri" w:hAnsi="Calibri"/>
-                <w:color w:val="333333"/>
-                <w:sz w:val="19"/>
-              </w:rPr>
-              <w:t>Low - typical largest customer &lt;5%</w:t>
-            </w:r>
-          </w:p>
-        </w:tc>
-      </w:tr>
-      <w:tr>
-        <w:tc>
-          <w:tcPr>
-            <w:tcW w:type="dxa" w:w="2268"/>
-            <w:tcBorders>
-              <w:top w:val="single" w:sz="4" w:color="BFBFBF"/>
-              <w:left w:val="single" w:sz="4" w:color="BFBFBF"/>
-              <w:bottom w:val="single" w:sz="4" w:color="BFBFBF"/>
-              <w:right w:val="single" w:sz="4" w:color="BFBFBF"/>
-            </w:tcBorders>
-            <w:vAlign w:val="center"/>
-            <w:shd w:val="clear" w:color="auto" w:fill="F2F4F7"/>
-          </w:tcPr>
-          <w:p>
-            <w:r/>
-            <w:r>
-              <w:rPr>
-                <w:rFonts w:ascii="Calibri" w:hAnsi="Calibri"/>
-                <w:color w:val="333333"/>
-                <w:sz w:val="19"/>
-              </w:rPr>
-              <w:t>Capex intensity</w:t>
-            </w:r>
-          </w:p>
-        </w:tc>
-        <w:tc>
-          <w:tcPr>
-            <w:tcW w:type="dxa" w:w="7370"/>
-            <w:tcBorders>
-              <w:top w:val="single" w:sz="4" w:color="BFBFBF"/>
-              <w:left w:val="single" w:sz="4" w:color="BFBFBF"/>
-              <w:bottom w:val="single" w:sz="4" w:color="BFBFBF"/>
-              <w:right w:val="single" w:sz="4" w:color="BFBFBF"/>
-            </w:tcBorders>
-            <w:vAlign w:val="center"/>
-            <w:shd w:val="clear" w:color="auto" w:fill="F2F4F7"/>
-          </w:tcPr>
-          <w:p>
-            <w:r/>
-            <w:r>
-              <w:rPr>
-                <w:rFonts w:ascii="Calibri" w:hAnsi="Calibri"/>
-                <w:color w:val="333333"/>
-                <w:sz w:val="19"/>
-              </w:rPr>
-              <w:t>&lt;2% of revenue; working capital and small fleet only</w:t>
-            </w:r>
-          </w:p>
-        </w:tc>
-      </w:tr>
-      <w:tr>
-        <w:tc>
-          <w:tcPr>
-            <w:tcW w:type="dxa" w:w="2268"/>
-            <w:tcBorders>
-              <w:top w:val="single" w:sz="4" w:color="BFBFBF"/>
-              <w:left w:val="single" w:sz="4" w:color="BFBFBF"/>
-              <w:bottom w:val="single" w:sz="4" w:color="BFBFBF"/>
-              <w:right w:val="single" w:sz="4" w:color="BFBFBF"/>
-            </w:tcBorders>
-            <w:vAlign w:val="center"/>
-          </w:tcPr>
-          <w:p>
-            <w:r/>
-            <w:r>
-              <w:rPr>
-                <w:rFonts w:ascii="Calibri" w:hAnsi="Calibri"/>
-                <w:color w:val="333333"/>
-                <w:sz w:val="19"/>
-              </w:rPr>
-              <w:t>Cash conversion</w:t>
-            </w:r>
-          </w:p>
-        </w:tc>
-        <w:tc>
-          <w:tcPr>
-            <w:tcW w:type="dxa" w:w="7370"/>
-            <w:tcBorders>
-              <w:top w:val="single" w:sz="4" w:color="BFBFBF"/>
-              <w:left w:val="single" w:sz="4" w:color="BFBFBF"/>
-              <w:bottom w:val="single" w:sz="4" w:color="BFBFBF"/>
-              <w:right w:val="single" w:sz="4" w:color="BFBFBF"/>
-            </w:tcBorders>
-            <w:vAlign w:val="center"/>
-          </w:tcPr>
-          <w:p>
-            <w:r/>
-            <w:r>
-              <w:rPr>
-                <w:rFonts w:ascii="Calibri" w:hAnsi="Calibri"/>
-                <w:color w:val="333333"/>
-                <w:sz w:val="19"/>
-              </w:rPr>
-              <w:t>75-90% EBITDA-to-FCF</w:t>
-            </w:r>
-          </w:p>
-        </w:tc>
-      </w:tr>
-      <w:tr>
-        <w:tc>
-          <w:tcPr>
-            <w:tcW w:type="dxa" w:w="2268"/>
-            <w:tcBorders>
-              <w:top w:val="single" w:sz="4" w:color="BFBFBF"/>
-              <w:left w:val="single" w:sz="4" w:color="BFBFBF"/>
-              <w:bottom w:val="single" w:sz="4" w:color="BFBFBF"/>
-              <w:right w:val="single" w:sz="4" w:color="BFBFBF"/>
-            </w:tcBorders>
-            <w:vAlign w:val="center"/>
-            <w:shd w:val="clear" w:color="auto" w:fill="F2F4F7"/>
-          </w:tcPr>
-          <w:p>
-            <w:r/>
-            <w:r>
-              <w:rPr>
-                <w:rFonts w:ascii="Calibri" w:hAnsi="Calibri"/>
-                <w:color w:val="333333"/>
-                <w:sz w:val="19"/>
-              </w:rPr>
-              <w:t>Regulatory shield</w:t>
-            </w:r>
-          </w:p>
-        </w:tc>
-        <w:tc>
-          <w:tcPr>
-            <w:tcW w:type="dxa" w:w="7370"/>
-            <w:tcBorders>
-              <w:top w:val="single" w:sz="4" w:color="BFBFBF"/>
-              <w:left w:val="single" w:sz="4" w:color="BFBFBF"/>
-              <w:bottom w:val="single" w:sz="4" w:color="BFBFBF"/>
-              <w:right w:val="single" w:sz="4" w:color="BFBFBF"/>
-            </w:tcBorders>
-            <w:vAlign w:val="center"/>
-            <w:shd w:val="clear" w:color="auto" w:fill="F2F4F7"/>
-          </w:tcPr>
-          <w:p>
-            <w:r/>
-            <w:r>
-              <w:rPr>
-                <w:rFonts w:ascii="Calibri" w:hAnsi="Calibri"/>
-                <w:color w:val="333333"/>
-                <w:sz w:val="19"/>
-              </w:rPr>
-              <w:t>Allmenngjøringsloven creates labour-cost floor; disadvantages informal operators</w:t>
-            </w:r>
-          </w:p>
-        </w:tc>
-      </w:tr>
-      <w:tr>
-        <w:tc>
-          <w:tcPr>
-            <w:tcW w:type="dxa" w:w="2268"/>
-            <w:tcBorders>
-              <w:top w:val="single" w:sz="4" w:color="BFBFBF"/>
-              <w:left w:val="single" w:sz="4" w:color="BFBFBF"/>
-              <w:bottom w:val="single" w:sz="4" w:color="BFBFBF"/>
-              <w:right w:val="single" w:sz="4" w:color="BFBFBF"/>
-            </w:tcBorders>
-            <w:vAlign w:val="center"/>
-          </w:tcPr>
-          <w:p>
-            <w:r/>
-            <w:r>
-              <w:rPr>
-                <w:rFonts w:ascii="Calibri" w:hAnsi="Calibri"/>
-                <w:color w:val="333333"/>
-                <w:sz w:val="19"/>
-              </w:rPr>
-              <w:t>Cyclicality</w:t>
-            </w:r>
-          </w:p>
-        </w:tc>
-        <w:tc>
-          <w:tcPr>
-            <w:tcW w:type="dxa" w:w="7370"/>
-            <w:tcBorders>
-              <w:top w:val="single" w:sz="4" w:color="BFBFBF"/>
-              <w:left w:val="single" w:sz="4" w:color="BFBFBF"/>
-              <w:bottom w:val="single" w:sz="4" w:color="BFBFBF"/>
-              <w:right w:val="single" w:sz="4" w:color="BFBFBF"/>
-            </w:tcBorders>
-            <w:vAlign w:val="center"/>
-          </w:tcPr>
-          <w:p>
-            <w:r/>
-            <w:r>
-              <w:rPr>
-                <w:rFonts w:ascii="Calibri" w:hAnsi="Calibri"/>
-                <w:color w:val="333333"/>
-                <w:sz w:val="19"/>
-              </w:rPr>
-              <w:t>Low operationally; demand resilient through cycle (proven 2020)</w:t>
-            </w:r>
-          </w:p>
-        </w:tc>
-      </w:tr>
-    </w:tbl>
-    <w:p>
-      <w:pPr>
-        <w:spacing w:after="40"/>
-      </w:pPr>
     </w:p>
     <w:p>
       <w:pPr>
-        <w:spacing w:before="160" w:after="40"/>
+        <w:spacing w:before="120" w:after="40"/>
       </w:pPr>
       <w:r>
         <w:rPr>
           <w:rFonts w:ascii="Calibri" w:hAnsi="Calibri"/>
           <w:b/>
           <w:i w:val="0"/>
-          <w:color w:val="333333"/>
-          <w:sz w:val="23"/>
+          <w:color w:val="2A2A2A"/>
+          <w:sz w:val="22"/>
         </w:rPr>
-        <w:t>Why now</w:t>
-      </w:r>
-    </w:p>
-    <w:p>
-      <w:pPr>
-        <w:pStyle w:val="ListBullet"/>
-        <w:spacing w:after="40"/>
-        <w:ind w:left="340"/>
-      </w:pPr>
-      <w:r>
-        <w:rPr>
-          <w:rFonts w:ascii="Calibri" w:hAnsi="Calibri"/>
-          <w:color w:val="333333"/>
-          <w:sz w:val="21"/>
-        </w:rPr>
-        <w:t>Generational handover. Two-thirds of Norwegian mid-market FM businesses (NOK 100-500m revenue) were founded 1985-2000; founders now aged 60+.</w:t>
-      </w:r>
-    </w:p>
-    <w:p>
-      <w:pPr>
-        <w:pStyle w:val="ListBullet"/>
-        <w:spacing w:after="40"/>
-        <w:ind w:left="340"/>
-      </w:pPr>
-      <w:r>
-        <w:rPr>
-          <w:rFonts w:ascii="Calibri" w:hAnsi="Calibri"/>
-          <w:color w:val="333333"/>
-          <w:sz w:val="21"/>
-        </w:rPr>
-        <w:t>Multiples have rebased. Platform multiples 7-9x (down from 11-13x in 2022); bolt-on multiples 4-6x for sub-NOK 100m targets. Constructive entry.</w:t>
-      </w:r>
-    </w:p>
-    <w:p>
-      <w:pPr>
-        <w:pStyle w:val="ListBullet"/>
-        <w:spacing w:after="40"/>
-        <w:ind w:left="340"/>
-      </w:pPr>
-      <w:r>
-        <w:rPr>
-          <w:rFonts w:ascii="Calibri" w:hAnsi="Calibri"/>
-          <w:color w:val="333333"/>
-          <w:sz w:val="21"/>
-        </w:rPr>
-        <w:t>PHM has proven the playbook works in this geography. We are not testing whether the strategy is viable; we are executing a validated strategy with our own positioning.</w:t>
-      </w:r>
-    </w:p>
-    <w:p>
-      <w:pPr>
-        <w:spacing w:before="280" w:after="80"/>
-      </w:pPr>
-      <w:r>
-        <w:rPr>
-          <w:rFonts w:ascii="Calibri" w:hAnsi="Calibri"/>
-          <w:b/>
-          <w:i w:val="0"/>
-          <w:color w:val="1F3A5F"/>
-          <w:sz w:val="30"/>
-        </w:rPr>
-        <w:t>3.  The Platform Construction</w:t>
-      </w:r>
-    </w:p>
-    <w:p>
-      <w:pPr>
-        <w:spacing w:before="160" w:after="40"/>
-      </w:pPr>
-      <w:r>
-        <w:rPr>
-          <w:rFonts w:ascii="Calibri" w:hAnsi="Calibri"/>
-          <w:b/>
-          <w:i w:val="0"/>
-          <w:color w:val="333333"/>
-          <w:sz w:val="23"/>
-        </w:rPr>
-        <w:t>3.1  Positioning vs. PHM</w:t>
+        <w:t>2.1  What PHM has demonstrated</w:t>
       </w:r>
     </w:p>
     <w:p>
@@ -897,25 +314,160 @@
           <w:rFonts w:ascii="Calibri" w:hAnsi="Calibri"/>
           <w:b w:val="0"/>
           <w:i w:val="0"/>
-          <w:color w:val="333333"/>
+          <w:color w:val="2A2A2A"/>
           <w:sz w:val="21"/>
         </w:rPr>
-        <w:t>PHM is residential-focused (~70% mix), Oslo-concentrated, pure janitor / property maintenance. Our platform tilts commercial property (offices, retail, public sector buildings) and geographically anchors outside PHM's core Oslo / Akershus density. Same TAM, different slice. We compete with PHM for some bolt-ons; we do not need to win every one.</w:t>
+        <w:t>Norvestor VIII backed the formation of PHM Group in 2017 and has consolidated an estimated 100 Nordic property maintenance operators across Finland, Norway, Sweden and Denmark. Group revenue is approximately EUR 600-800m FY24 (not publicly disclosed; triangulated from Norwegian sub filings and Norvestor fund commentary). In Norway, PHM has closed roughly 30 acquisitions including the absorption of Sefbo in 2022, itself a 33-company roll-up. We estimate PHM Norway at NOK 1.5-2.5bn revenue, equating to 6-15% share of the NOK 15-25bn Norwegian addressable market depending on definitional cut.</w:t>
       </w:r>
     </w:p>
     <w:p>
       <w:pPr>
-        <w:spacing w:before="160" w:after="40"/>
+        <w:spacing w:before="0" w:after="80"/>
+      </w:pPr>
+      <w:r>
+        <w:rPr>
+          <w:rFonts w:ascii="Calibri" w:hAnsi="Calibri"/>
+          <w:b w:val="0"/>
+          <w:i w:val="0"/>
+          <w:color w:val="2A2A2A"/>
+          <w:sz w:val="21"/>
+        </w:rPr>
+        <w:t>Two read-throughs from PHM matter for our case. First, the playbook works: Norvestor took a small Finnish anchor in 2017 and built a platform now likely valued at EUR 1.4-1.8bn EV (implied 11-12x FY24E EBITDA). Second, PHM cannot absorb the entire market alone. The Norwegian acquirable supply set in the NOK 30-400m revenue band is approximately 200-300 entities; PHM has taken 30 of them. The remaining 170+ targets, plus organic-growth demand, are why a #2 platform construction is arithmetically possible.</w:t>
+      </w:r>
+    </w:p>
+    <w:p>
+      <w:pPr>
+        <w:spacing w:before="120" w:after="40"/>
       </w:pPr>
       <w:r>
         <w:rPr>
           <w:rFonts w:ascii="Calibri" w:hAnsi="Calibri"/>
           <w:b/>
           <w:i w:val="0"/>
-          <w:color w:val="333333"/>
-          <w:sz w:val="23"/>
+          <w:color w:val="2A2A2A"/>
+          <w:sz w:val="22"/>
         </w:rPr>
-        <w:t>3.2  Five-year construction plan</w:t>
+        <w:t>2.2  Why now</w:t>
+      </w:r>
+    </w:p>
+    <w:p>
+      <w:pPr>
+        <w:pStyle w:val="ListBullet"/>
+        <w:spacing w:after="40"/>
+        <w:ind w:left="312"/>
+      </w:pPr>
+      <w:r>
+        <w:rPr>
+          <w:rFonts w:ascii="Calibri" w:hAnsi="Calibri"/>
+          <w:color w:val="2A2A2A"/>
+          <w:sz w:val="21"/>
+        </w:rPr>
+        <w:t>Sponsor transition window. Norvestor VIII vintage 2017 is at year nine. Sell-side process likely 2026-2027; group management will be process-distracted for 12-18 months. Founders considering exit are looking for alternative homes; we have a narrow window where PHM is a less-aggressive bidder.</w:t>
+      </w:r>
+    </w:p>
+    <w:p>
+      <w:pPr>
+        <w:pStyle w:val="ListBullet"/>
+        <w:spacing w:after="40"/>
+        <w:ind w:left="312"/>
+      </w:pPr>
+      <w:r>
+        <w:rPr>
+          <w:rFonts w:ascii="Calibri" w:hAnsi="Calibri"/>
+          <w:color w:val="2A2A2A"/>
+          <w:sz w:val="21"/>
+        </w:rPr>
+        <w:t>Generational handover. Norwegian janitor businesses founded 1985-2000 are now in founder-aged-60+ territory. Sefbo (2022), Insider's Mitie Norway carve-out (2024), and Cares' sale to Equip (2023) are the visible signal.</w:t>
+      </w:r>
+    </w:p>
+    <w:p>
+      <w:pPr>
+        <w:pStyle w:val="ListBullet"/>
+        <w:spacing w:after="40"/>
+        <w:ind w:left="312"/>
+      </w:pPr>
+      <w:r>
+        <w:rPr>
+          <w:rFonts w:ascii="Calibri" w:hAnsi="Calibri"/>
+          <w:color w:val="2A2A2A"/>
+          <w:sz w:val="21"/>
+        </w:rPr>
+        <w:t>Multiples have rebased. Nordic FM platform multiples were 11-13x in 2021-22 and have compressed to 7-9x as labour-cost services have de-rated. Bolt-on multiples are 4-6x for sub-NOK 100m targets, 6-8x for NOK 100-300m. The buy-vs-build spread to an 11-12x platform exit is currently 4-6 turns.</w:t>
+      </w:r>
+    </w:p>
+    <w:p>
+      <w:pPr>
+        <w:pStyle w:val="ListBullet"/>
+        <w:spacing w:after="40"/>
+        <w:ind w:left="312"/>
+      </w:pPr>
+      <w:r>
+        <w:rPr>
+          <w:rFonts w:ascii="Calibri" w:hAnsi="Calibri"/>
+          <w:color w:val="2A2A2A"/>
+          <w:sz w:val="21"/>
+        </w:rPr>
+        <w:t>Comparable exits print at scale. 4Service sold to Compass in Dec 2024 (catering-led, ~30 acquisitions over 8 years under Norvestor); Cares to Equip in 2023; both validate the sponsor-to-sponsor exit market for Nordic service-led roll-ups in the NOK 2-5bn EV range.</w:t>
+      </w:r>
+    </w:p>
+    <w:p>
+      <w:pPr>
+        <w:spacing w:before="120" w:after="40"/>
+      </w:pPr>
+      <w:r>
+        <w:rPr>
+          <w:rFonts w:ascii="Calibri" w:hAnsi="Calibri"/>
+          <w:b/>
+          <w:i w:val="0"/>
+          <w:color w:val="2A2A2A"/>
+          <w:sz w:val="22"/>
+        </w:rPr>
+        <w:t>2.3  The customer base is genuinely sticky</w:t>
+      </w:r>
+    </w:p>
+    <w:p>
+      <w:pPr>
+        <w:spacing w:before="0" w:after="80"/>
+      </w:pPr>
+      <w:r>
+        <w:rPr>
+          <w:rFonts w:ascii="Calibri" w:hAnsi="Calibri"/>
+          <w:b w:val="0"/>
+          <w:i w:val="0"/>
+          <w:color w:val="2A2A2A"/>
+          <w:sz w:val="21"/>
+        </w:rPr>
+        <w:t>Norwegian residential property is dominated by borettslag and sameie cooperative structures; NBBL's umbrella covers 41 housing associations and roughly 525,000 units. OBOS Eiendomsforvaltning manages a meaningful share. Monthly common-area fees include a 8-12% property-services line; the contract is typically held by the housing manager or directly by the board, and switching incurs both operational disruption (keys, access codes, building knowledge) and political friction (board members defending their selection). Average customer churn in the segment is mid-single-digit annually. This is not a customer base that moves on price; it moves on relationship.</w:t>
+      </w:r>
+    </w:p>
+    <w:p>
+      <w:pPr>
+        <w:spacing w:before="240" w:after="60"/>
+      </w:pPr>
+      <w:r>
+        <w:rPr>
+          <w:rFonts w:ascii="Calibri" w:hAnsi="Calibri"/>
+          <w:b/>
+          <w:i w:val="0"/>
+          <w:color w:val="1F3A5F"/>
+          <w:sz w:val="28"/>
+        </w:rPr>
+        <w:t>3.  Roll-Up Economics</w:t>
+      </w:r>
+    </w:p>
+    <w:p>
+      <w:pPr>
+        <w:spacing w:before="0" w:after="80"/>
+      </w:pPr>
+      <w:r>
+        <w:rPr>
+          <w:rFonts w:ascii="Calibri" w:hAnsi="Calibri"/>
+          <w:b w:val="0"/>
+          <w:i w:val="0"/>
+          <w:color w:val="2A2A2A"/>
+          <w:sz w:val="21"/>
+        </w:rPr>
+        <w:t>Five-year plan: anchor at NOK 250-1,000m revenue, then 20-26 bolt-ons cumulating to NOK 1.2-1.6bn of acquired revenue, exiting at NOK 2.0-2.5bn revenue with 11-12% EBITDA margin. The construction is identical in shape to PHM's first five years; what differs is positioning - commercial property tilt, complementary geography to PHM's Oslo / Akershus core, and selective Swedish probe via Ocab in years 3-5.</w:t>
       </w:r>
     </w:p>
     <w:tbl>
@@ -937,10 +489,10 @@
             <w:tcW w:type="dxa" w:w="850"/>
             <w:shd w:val="clear" w:color="auto" w:fill="1F3A5F"/>
             <w:tcBorders>
-              <w:top w:val="single" w:sz="4" w:color="BFBFBF"/>
-              <w:left w:val="single" w:sz="4" w:color="BFBFBF"/>
-              <w:bottom w:val="single" w:sz="4" w:color="BFBFBF"/>
-              <w:right w:val="single" w:sz="4" w:color="BFBFBF"/>
+              <w:top w:val="single" w:sz="4" w:color="C8CCD2"/>
+              <w:left w:val="single" w:sz="4" w:color="C8CCD2"/>
+              <w:bottom w:val="single" w:sz="4" w:color="C8CCD2"/>
+              <w:right w:val="single" w:sz="4" w:color="C8CCD2"/>
             </w:tcBorders>
             <w:vAlign w:val="center"/>
           </w:tcPr>
@@ -959,13 +511,13 @@
         </w:tc>
         <w:tc>
           <w:tcPr>
-            <w:tcW w:type="dxa" w:w="3969"/>
+            <w:tcW w:type="dxa" w:w="3685"/>
             <w:shd w:val="clear" w:color="auto" w:fill="1F3A5F"/>
             <w:tcBorders>
-              <w:top w:val="single" w:sz="4" w:color="BFBFBF"/>
-              <w:left w:val="single" w:sz="4" w:color="BFBFBF"/>
-              <w:bottom w:val="single" w:sz="4" w:color="BFBFBF"/>
-              <w:right w:val="single" w:sz="4" w:color="BFBFBF"/>
+              <w:top w:val="single" w:sz="4" w:color="C8CCD2"/>
+              <w:left w:val="single" w:sz="4" w:color="C8CCD2"/>
+              <w:bottom w:val="single" w:sz="4" w:color="C8CCD2"/>
+              <w:right w:val="single" w:sz="4" w:color="C8CCD2"/>
             </w:tcBorders>
             <w:vAlign w:val="center"/>
           </w:tcPr>
@@ -987,10 +539,10 @@
             <w:tcW w:type="dxa" w:w="1417"/>
             <w:shd w:val="clear" w:color="auto" w:fill="1F3A5F"/>
             <w:tcBorders>
-              <w:top w:val="single" w:sz="4" w:color="BFBFBF"/>
-              <w:left w:val="single" w:sz="4" w:color="BFBFBF"/>
-              <w:bottom w:val="single" w:sz="4" w:color="BFBFBF"/>
-              <w:right w:val="single" w:sz="4" w:color="BFBFBF"/>
+              <w:top w:val="single" w:sz="4" w:color="C8CCD2"/>
+              <w:left w:val="single" w:sz="4" w:color="C8CCD2"/>
+              <w:bottom w:val="single" w:sz="4" w:color="C8CCD2"/>
+              <w:right w:val="single" w:sz="4" w:color="C8CCD2"/>
             </w:tcBorders>
             <w:vAlign w:val="center"/>
           </w:tcPr>
@@ -1009,13 +561,13 @@
         </w:tc>
         <w:tc>
           <w:tcPr>
-            <w:tcW w:type="dxa" w:w="1417"/>
+            <w:tcW w:type="dxa" w:w="1134"/>
             <w:shd w:val="clear" w:color="auto" w:fill="1F3A5F"/>
             <w:tcBorders>
-              <w:top w:val="single" w:sz="4" w:color="BFBFBF"/>
-              <w:left w:val="single" w:sz="4" w:color="BFBFBF"/>
-              <w:bottom w:val="single" w:sz="4" w:color="BFBFBF"/>
-              <w:right w:val="single" w:sz="4" w:color="BFBFBF"/>
+              <w:top w:val="single" w:sz="4" w:color="C8CCD2"/>
+              <w:left w:val="single" w:sz="4" w:color="C8CCD2"/>
+              <w:bottom w:val="single" w:sz="4" w:color="C8CCD2"/>
+              <w:right w:val="single" w:sz="4" w:color="C8CCD2"/>
             </w:tcBorders>
             <w:vAlign w:val="center"/>
           </w:tcPr>
@@ -1028,19 +580,19 @@
                 <w:color w:val="FFFFFF"/>
                 <w:sz w:val="19"/>
               </w:rPr>
-              <w:t>EBITDA margin</w:t>
+              <w:t>EBITDA %</w:t>
             </w:r>
           </w:p>
         </w:tc>
         <w:tc>
           <w:tcPr>
-            <w:tcW w:type="dxa" w:w="1984"/>
+            <w:tcW w:type="dxa" w:w="2268"/>
             <w:shd w:val="clear" w:color="auto" w:fill="1F3A5F"/>
             <w:tcBorders>
-              <w:top w:val="single" w:sz="4" w:color="BFBFBF"/>
-              <w:left w:val="single" w:sz="4" w:color="BFBFBF"/>
-              <w:bottom w:val="single" w:sz="4" w:color="BFBFBF"/>
-              <w:right w:val="single" w:sz="4" w:color="BFBFBF"/>
+              <w:top w:val="single" w:sz="4" w:color="C8CCD2"/>
+              <w:left w:val="single" w:sz="4" w:color="C8CCD2"/>
+              <w:bottom w:val="single" w:sz="4" w:color="C8CCD2"/>
+              <w:right w:val="single" w:sz="4" w:color="C8CCD2"/>
             </w:tcBorders>
             <w:vAlign w:val="center"/>
           </w:tcPr>
@@ -1063,10 +615,10 @@
           <w:tcPr>
             <w:tcW w:type="dxa" w:w="850"/>
             <w:tcBorders>
-              <w:top w:val="single" w:sz="4" w:color="BFBFBF"/>
-              <w:left w:val="single" w:sz="4" w:color="BFBFBF"/>
-              <w:bottom w:val="single" w:sz="4" w:color="BFBFBF"/>
-              <w:right w:val="single" w:sz="4" w:color="BFBFBF"/>
+              <w:top w:val="single" w:sz="4" w:color="C8CCD2"/>
+              <w:left w:val="single" w:sz="4" w:color="C8CCD2"/>
+              <w:bottom w:val="single" w:sz="4" w:color="C8CCD2"/>
+              <w:right w:val="single" w:sz="4" w:color="C8CCD2"/>
             </w:tcBorders>
             <w:vAlign w:val="center"/>
           </w:tcPr>
@@ -1075,7 +627,7 @@
             <w:r>
               <w:rPr>
                 <w:rFonts w:ascii="Calibri" w:hAnsi="Calibri"/>
-                <w:color w:val="333333"/>
+                <w:color w:val="2A2A2A"/>
                 <w:sz w:val="19"/>
               </w:rPr>
               <w:t>Y0</w:t>
@@ -1084,12 +636,12 @@
         </w:tc>
         <w:tc>
           <w:tcPr>
-            <w:tcW w:type="dxa" w:w="3969"/>
+            <w:tcW w:type="dxa" w:w="3685"/>
             <w:tcBorders>
-              <w:top w:val="single" w:sz="4" w:color="BFBFBF"/>
-              <w:left w:val="single" w:sz="4" w:color="BFBFBF"/>
-              <w:bottom w:val="single" w:sz="4" w:color="BFBFBF"/>
-              <w:right w:val="single" w:sz="4" w:color="BFBFBF"/>
+              <w:top w:val="single" w:sz="4" w:color="C8CCD2"/>
+              <w:left w:val="single" w:sz="4" w:color="C8CCD2"/>
+              <w:bottom w:val="single" w:sz="4" w:color="C8CCD2"/>
+              <w:right w:val="single" w:sz="4" w:color="C8CCD2"/>
             </w:tcBorders>
             <w:vAlign w:val="center"/>
           </w:tcPr>
@@ -1098,10 +650,10 @@
             <w:r>
               <w:rPr>
                 <w:rFonts w:ascii="Calibri" w:hAnsi="Calibri"/>
-                <w:color w:val="333333"/>
+                <w:color w:val="2A2A2A"/>
                 <w:sz w:val="19"/>
               </w:rPr>
-              <w:t>Anchor acquisition; integration team in place</w:t>
+              <w:t>Anchor close; integration team built</w:t>
             </w:r>
           </w:p>
         </w:tc>
@@ -1109,10 +661,10 @@
           <w:tcPr>
             <w:tcW w:type="dxa" w:w="1417"/>
             <w:tcBorders>
-              <w:top w:val="single" w:sz="4" w:color="BFBFBF"/>
-              <w:left w:val="single" w:sz="4" w:color="BFBFBF"/>
-              <w:bottom w:val="single" w:sz="4" w:color="BFBFBF"/>
-              <w:right w:val="single" w:sz="4" w:color="BFBFBF"/>
+              <w:top w:val="single" w:sz="4" w:color="C8CCD2"/>
+              <w:left w:val="single" w:sz="4" w:color="C8CCD2"/>
+              <w:bottom w:val="single" w:sz="4" w:color="C8CCD2"/>
+              <w:right w:val="single" w:sz="4" w:color="C8CCD2"/>
             </w:tcBorders>
             <w:vAlign w:val="center"/>
           </w:tcPr>
@@ -1121,7 +673,7 @@
             <w:r>
               <w:rPr>
                 <w:rFonts w:ascii="Calibri" w:hAnsi="Calibri"/>
-                <w:color w:val="333333"/>
+                <w:color w:val="2A2A2A"/>
                 <w:sz w:val="19"/>
               </w:rPr>
               <w:t>300</w:t>
@@ -1130,12 +682,12 @@
         </w:tc>
         <w:tc>
           <w:tcPr>
-            <w:tcW w:type="dxa" w:w="1417"/>
+            <w:tcW w:type="dxa" w:w="1134"/>
             <w:tcBorders>
-              <w:top w:val="single" w:sz="4" w:color="BFBFBF"/>
-              <w:left w:val="single" w:sz="4" w:color="BFBFBF"/>
-              <w:bottom w:val="single" w:sz="4" w:color="BFBFBF"/>
-              <w:right w:val="single" w:sz="4" w:color="BFBFBF"/>
+              <w:top w:val="single" w:sz="4" w:color="C8CCD2"/>
+              <w:left w:val="single" w:sz="4" w:color="C8CCD2"/>
+              <w:bottom w:val="single" w:sz="4" w:color="C8CCD2"/>
+              <w:right w:val="single" w:sz="4" w:color="C8CCD2"/>
             </w:tcBorders>
             <w:vAlign w:val="center"/>
           </w:tcPr>
@@ -1144,7 +696,7 @@
             <w:r>
               <w:rPr>
                 <w:rFonts w:ascii="Calibri" w:hAnsi="Calibri"/>
-                <w:color w:val="333333"/>
+                <w:color w:val="2A2A2A"/>
                 <w:sz w:val="19"/>
               </w:rPr>
               <w:t>8.5%</w:t>
@@ -1153,12 +705,12 @@
         </w:tc>
         <w:tc>
           <w:tcPr>
-            <w:tcW w:type="dxa" w:w="1984"/>
+            <w:tcW w:type="dxa" w:w="2268"/>
             <w:tcBorders>
-              <w:top w:val="single" w:sz="4" w:color="BFBFBF"/>
-              <w:left w:val="single" w:sz="4" w:color="BFBFBF"/>
-              <w:bottom w:val="single" w:sz="4" w:color="BFBFBF"/>
-              <w:right w:val="single" w:sz="4" w:color="BFBFBF"/>
+              <w:top w:val="single" w:sz="4" w:color="C8CCD2"/>
+              <w:left w:val="single" w:sz="4" w:color="C8CCD2"/>
+              <w:bottom w:val="single" w:sz="4" w:color="C8CCD2"/>
+              <w:right w:val="single" w:sz="4" w:color="C8CCD2"/>
             </w:tcBorders>
             <w:vAlign w:val="center"/>
           </w:tcPr>
@@ -1167,7 +719,7 @@
             <w:r>
               <w:rPr>
                 <w:rFonts w:ascii="Calibri" w:hAnsi="Calibri"/>
-                <w:color w:val="333333"/>
+                <w:color w:val="2A2A2A"/>
                 <w:sz w:val="19"/>
               </w:rPr>
               <w:t>26</w:t>
@@ -1180,20 +732,20 @@
           <w:tcPr>
             <w:tcW w:type="dxa" w:w="850"/>
             <w:tcBorders>
-              <w:top w:val="single" w:sz="4" w:color="BFBFBF"/>
-              <w:left w:val="single" w:sz="4" w:color="BFBFBF"/>
-              <w:bottom w:val="single" w:sz="4" w:color="BFBFBF"/>
-              <w:right w:val="single" w:sz="4" w:color="BFBFBF"/>
+              <w:top w:val="single" w:sz="4" w:color="C8CCD2"/>
+              <w:left w:val="single" w:sz="4" w:color="C8CCD2"/>
+              <w:bottom w:val="single" w:sz="4" w:color="C8CCD2"/>
+              <w:right w:val="single" w:sz="4" w:color="C8CCD2"/>
             </w:tcBorders>
             <w:vAlign w:val="center"/>
-            <w:shd w:val="clear" w:color="auto" w:fill="F2F4F7"/>
+            <w:shd w:val="clear" w:color="auto" w:fill="F5F6F8"/>
           </w:tcPr>
           <w:p>
             <w:r/>
             <w:r>
               <w:rPr>
                 <w:rFonts w:ascii="Calibri" w:hAnsi="Calibri"/>
-                <w:color w:val="333333"/>
+                <w:color w:val="2A2A2A"/>
                 <w:sz w:val="19"/>
               </w:rPr>
               <w:t>Y1</w:t>
@@ -1202,25 +754,25 @@
         </w:tc>
         <w:tc>
           <w:tcPr>
-            <w:tcW w:type="dxa" w:w="3969"/>
+            <w:tcW w:type="dxa" w:w="3685"/>
             <w:tcBorders>
-              <w:top w:val="single" w:sz="4" w:color="BFBFBF"/>
-              <w:left w:val="single" w:sz="4" w:color="BFBFBF"/>
-              <w:bottom w:val="single" w:sz="4" w:color="BFBFBF"/>
-              <w:right w:val="single" w:sz="4" w:color="BFBFBF"/>
+              <w:top w:val="single" w:sz="4" w:color="C8CCD2"/>
+              <w:left w:val="single" w:sz="4" w:color="C8CCD2"/>
+              <w:bottom w:val="single" w:sz="4" w:color="C8CCD2"/>
+              <w:right w:val="single" w:sz="4" w:color="C8CCD2"/>
             </w:tcBorders>
             <w:vAlign w:val="center"/>
-            <w:shd w:val="clear" w:color="auto" w:fill="F2F4F7"/>
+            <w:shd w:val="clear" w:color="auto" w:fill="F5F6F8"/>
           </w:tcPr>
           <w:p>
             <w:r/>
             <w:r>
               <w:rPr>
                 <w:rFonts w:ascii="Calibri" w:hAnsi="Calibri"/>
-                <w:color w:val="333333"/>
+                <w:color w:val="2A2A2A"/>
                 <w:sz w:val="19"/>
               </w:rPr>
-              <w:t>3-5 bolt-ons; route density Oslo + anchor region</w:t>
+              <w:t>3-5 bolt-ons; route density build</w:t>
             </w:r>
           </w:p>
         </w:tc>
@@ -1228,20 +780,20 @@
           <w:tcPr>
             <w:tcW w:type="dxa" w:w="1417"/>
             <w:tcBorders>
-              <w:top w:val="single" w:sz="4" w:color="BFBFBF"/>
-              <w:left w:val="single" w:sz="4" w:color="BFBFBF"/>
-              <w:bottom w:val="single" w:sz="4" w:color="BFBFBF"/>
-              <w:right w:val="single" w:sz="4" w:color="BFBFBF"/>
+              <w:top w:val="single" w:sz="4" w:color="C8CCD2"/>
+              <w:left w:val="single" w:sz="4" w:color="C8CCD2"/>
+              <w:bottom w:val="single" w:sz="4" w:color="C8CCD2"/>
+              <w:right w:val="single" w:sz="4" w:color="C8CCD2"/>
             </w:tcBorders>
             <w:vAlign w:val="center"/>
-            <w:shd w:val="clear" w:color="auto" w:fill="F2F4F7"/>
+            <w:shd w:val="clear" w:color="auto" w:fill="F5F6F8"/>
           </w:tcPr>
           <w:p>
             <w:r/>
             <w:r>
               <w:rPr>
                 <w:rFonts w:ascii="Calibri" w:hAnsi="Calibri"/>
-                <w:color w:val="333333"/>
+                <w:color w:val="2A2A2A"/>
                 <w:sz w:val="19"/>
               </w:rPr>
               <w:t>550</w:t>
@@ -1250,22 +802,22 @@
         </w:tc>
         <w:tc>
           <w:tcPr>
-            <w:tcW w:type="dxa" w:w="1417"/>
+            <w:tcW w:type="dxa" w:w="1134"/>
             <w:tcBorders>
-              <w:top w:val="single" w:sz="4" w:color="BFBFBF"/>
-              <w:left w:val="single" w:sz="4" w:color="BFBFBF"/>
-              <w:bottom w:val="single" w:sz="4" w:color="BFBFBF"/>
-              <w:right w:val="single" w:sz="4" w:color="BFBFBF"/>
+              <w:top w:val="single" w:sz="4" w:color="C8CCD2"/>
+              <w:left w:val="single" w:sz="4" w:color="C8CCD2"/>
+              <w:bottom w:val="single" w:sz="4" w:color="C8CCD2"/>
+              <w:right w:val="single" w:sz="4" w:color="C8CCD2"/>
             </w:tcBorders>
             <w:vAlign w:val="center"/>
-            <w:shd w:val="clear" w:color="auto" w:fill="F2F4F7"/>
+            <w:shd w:val="clear" w:color="auto" w:fill="F5F6F8"/>
           </w:tcPr>
           <w:p>
             <w:r/>
             <w:r>
               <w:rPr>
                 <w:rFonts w:ascii="Calibri" w:hAnsi="Calibri"/>
-                <w:color w:val="333333"/>
+                <w:color w:val="2A2A2A"/>
                 <w:sz w:val="19"/>
               </w:rPr>
               <w:t>9.0%</w:t>
@@ -1274,22 +826,22 @@
         </w:tc>
         <w:tc>
           <w:tcPr>
-            <w:tcW w:type="dxa" w:w="1984"/>
+            <w:tcW w:type="dxa" w:w="2268"/>
             <w:tcBorders>
-              <w:top w:val="single" w:sz="4" w:color="BFBFBF"/>
-              <w:left w:val="single" w:sz="4" w:color="BFBFBF"/>
-              <w:bottom w:val="single" w:sz="4" w:color="BFBFBF"/>
-              <w:right w:val="single" w:sz="4" w:color="BFBFBF"/>
+              <w:top w:val="single" w:sz="4" w:color="C8CCD2"/>
+              <w:left w:val="single" w:sz="4" w:color="C8CCD2"/>
+              <w:bottom w:val="single" w:sz="4" w:color="C8CCD2"/>
+              <w:right w:val="single" w:sz="4" w:color="C8CCD2"/>
             </w:tcBorders>
             <w:vAlign w:val="center"/>
-            <w:shd w:val="clear" w:color="auto" w:fill="F2F4F7"/>
+            <w:shd w:val="clear" w:color="auto" w:fill="F5F6F8"/>
           </w:tcPr>
           <w:p>
             <w:r/>
             <w:r>
               <w:rPr>
                 <w:rFonts w:ascii="Calibri" w:hAnsi="Calibri"/>
-                <w:color w:val="333333"/>
+                <w:color w:val="2A2A2A"/>
                 <w:sz w:val="19"/>
               </w:rPr>
               <w:t>50</w:t>
@@ -1302,10 +854,10 @@
           <w:tcPr>
             <w:tcW w:type="dxa" w:w="850"/>
             <w:tcBorders>
-              <w:top w:val="single" w:sz="4" w:color="BFBFBF"/>
-              <w:left w:val="single" w:sz="4" w:color="BFBFBF"/>
-              <w:bottom w:val="single" w:sz="4" w:color="BFBFBF"/>
-              <w:right w:val="single" w:sz="4" w:color="BFBFBF"/>
+              <w:top w:val="single" w:sz="4" w:color="C8CCD2"/>
+              <w:left w:val="single" w:sz="4" w:color="C8CCD2"/>
+              <w:bottom w:val="single" w:sz="4" w:color="C8CCD2"/>
+              <w:right w:val="single" w:sz="4" w:color="C8CCD2"/>
             </w:tcBorders>
             <w:vAlign w:val="center"/>
           </w:tcPr>
@@ -1314,7 +866,7 @@
             <w:r>
               <w:rPr>
                 <w:rFonts w:ascii="Calibri" w:hAnsi="Calibri"/>
-                <w:color w:val="333333"/>
+                <w:color w:val="2A2A2A"/>
                 <w:sz w:val="19"/>
               </w:rPr>
               <w:t>Y2</w:t>
@@ -1323,12 +875,12 @@
         </w:tc>
         <w:tc>
           <w:tcPr>
-            <w:tcW w:type="dxa" w:w="3969"/>
+            <w:tcW w:type="dxa" w:w="3685"/>
             <w:tcBorders>
-              <w:top w:val="single" w:sz="4" w:color="BFBFBF"/>
-              <w:left w:val="single" w:sz="4" w:color="BFBFBF"/>
-              <w:bottom w:val="single" w:sz="4" w:color="BFBFBF"/>
-              <w:right w:val="single" w:sz="4" w:color="BFBFBF"/>
+              <w:top w:val="single" w:sz="4" w:color="C8CCD2"/>
+              <w:left w:val="single" w:sz="4" w:color="C8CCD2"/>
+              <w:bottom w:val="single" w:sz="4" w:color="C8CCD2"/>
+              <w:right w:val="single" w:sz="4" w:color="C8CCD2"/>
             </w:tcBorders>
             <w:vAlign w:val="center"/>
           </w:tcPr>
@@ -1337,10 +889,10 @@
             <w:r>
               <w:rPr>
                 <w:rFonts w:ascii="Calibri" w:hAnsi="Calibri"/>
-                <w:color w:val="333333"/>
+                <w:color w:val="2A2A2A"/>
                 <w:sz w:val="19"/>
               </w:rPr>
-              <w:t>5-7 bolt-ons including one mid-sized; procurement consolidation</w:t>
+              <w:t>5-6 bolt-ons incl. one mid-sized; procurement consolidation</w:t>
             </w:r>
           </w:p>
         </w:tc>
@@ -1348,10 +900,10 @@
           <w:tcPr>
             <w:tcW w:type="dxa" w:w="1417"/>
             <w:tcBorders>
-              <w:top w:val="single" w:sz="4" w:color="BFBFBF"/>
-              <w:left w:val="single" w:sz="4" w:color="BFBFBF"/>
-              <w:bottom w:val="single" w:sz="4" w:color="BFBFBF"/>
-              <w:right w:val="single" w:sz="4" w:color="BFBFBF"/>
+              <w:top w:val="single" w:sz="4" w:color="C8CCD2"/>
+              <w:left w:val="single" w:sz="4" w:color="C8CCD2"/>
+              <w:bottom w:val="single" w:sz="4" w:color="C8CCD2"/>
+              <w:right w:val="single" w:sz="4" w:color="C8CCD2"/>
             </w:tcBorders>
             <w:vAlign w:val="center"/>
           </w:tcPr>
@@ -1360,7 +912,7 @@
             <w:r>
               <w:rPr>
                 <w:rFonts w:ascii="Calibri" w:hAnsi="Calibri"/>
-                <w:color w:val="333333"/>
+                <w:color w:val="2A2A2A"/>
                 <w:sz w:val="19"/>
               </w:rPr>
               <w:t>950</w:t>
@@ -1369,12 +921,12 @@
         </w:tc>
         <w:tc>
           <w:tcPr>
-            <w:tcW w:type="dxa" w:w="1417"/>
+            <w:tcW w:type="dxa" w:w="1134"/>
             <w:tcBorders>
-              <w:top w:val="single" w:sz="4" w:color="BFBFBF"/>
-              <w:left w:val="single" w:sz="4" w:color="BFBFBF"/>
-              <w:bottom w:val="single" w:sz="4" w:color="BFBFBF"/>
-              <w:right w:val="single" w:sz="4" w:color="BFBFBF"/>
+              <w:top w:val="single" w:sz="4" w:color="C8CCD2"/>
+              <w:left w:val="single" w:sz="4" w:color="C8CCD2"/>
+              <w:bottom w:val="single" w:sz="4" w:color="C8CCD2"/>
+              <w:right w:val="single" w:sz="4" w:color="C8CCD2"/>
             </w:tcBorders>
             <w:vAlign w:val="center"/>
           </w:tcPr>
@@ -1383,7 +935,7 @@
             <w:r>
               <w:rPr>
                 <w:rFonts w:ascii="Calibri" w:hAnsi="Calibri"/>
-                <w:color w:val="333333"/>
+                <w:color w:val="2A2A2A"/>
                 <w:sz w:val="19"/>
               </w:rPr>
               <w:t>9.5%</w:t>
@@ -1392,12 +944,12 @@
         </w:tc>
         <w:tc>
           <w:tcPr>
-            <w:tcW w:type="dxa" w:w="1984"/>
+            <w:tcW w:type="dxa" w:w="2268"/>
             <w:tcBorders>
-              <w:top w:val="single" w:sz="4" w:color="BFBFBF"/>
-              <w:left w:val="single" w:sz="4" w:color="BFBFBF"/>
-              <w:bottom w:val="single" w:sz="4" w:color="BFBFBF"/>
-              <w:right w:val="single" w:sz="4" w:color="BFBFBF"/>
+              <w:top w:val="single" w:sz="4" w:color="C8CCD2"/>
+              <w:left w:val="single" w:sz="4" w:color="C8CCD2"/>
+              <w:bottom w:val="single" w:sz="4" w:color="C8CCD2"/>
+              <w:right w:val="single" w:sz="4" w:color="C8CCD2"/>
             </w:tcBorders>
             <w:vAlign w:val="center"/>
           </w:tcPr>
@@ -1406,7 +958,7 @@
             <w:r>
               <w:rPr>
                 <w:rFonts w:ascii="Calibri" w:hAnsi="Calibri"/>
-                <w:color w:val="333333"/>
+                <w:color w:val="2A2A2A"/>
                 <w:sz w:val="19"/>
               </w:rPr>
               <w:t>90</w:t>
@@ -1419,20 +971,20 @@
           <w:tcPr>
             <w:tcW w:type="dxa" w:w="850"/>
             <w:tcBorders>
-              <w:top w:val="single" w:sz="4" w:color="BFBFBF"/>
-              <w:left w:val="single" w:sz="4" w:color="BFBFBF"/>
-              <w:bottom w:val="single" w:sz="4" w:color="BFBFBF"/>
-              <w:right w:val="single" w:sz="4" w:color="BFBFBF"/>
+              <w:top w:val="single" w:sz="4" w:color="C8CCD2"/>
+              <w:left w:val="single" w:sz="4" w:color="C8CCD2"/>
+              <w:bottom w:val="single" w:sz="4" w:color="C8CCD2"/>
+              <w:right w:val="single" w:sz="4" w:color="C8CCD2"/>
             </w:tcBorders>
             <w:vAlign w:val="center"/>
-            <w:shd w:val="clear" w:color="auto" w:fill="F2F4F7"/>
+            <w:shd w:val="clear" w:color="auto" w:fill="F5F6F8"/>
           </w:tcPr>
           <w:p>
             <w:r/>
             <w:r>
               <w:rPr>
                 <w:rFonts w:ascii="Calibri" w:hAnsi="Calibri"/>
-                <w:color w:val="333333"/>
+                <w:color w:val="2A2A2A"/>
                 <w:sz w:val="19"/>
               </w:rPr>
               <w:t>Y3</w:t>
@@ -1441,25 +993,25 @@
         </w:tc>
         <w:tc>
           <w:tcPr>
-            <w:tcW w:type="dxa" w:w="3969"/>
+            <w:tcW w:type="dxa" w:w="3685"/>
             <w:tcBorders>
-              <w:top w:val="single" w:sz="4" w:color="BFBFBF"/>
-              <w:left w:val="single" w:sz="4" w:color="BFBFBF"/>
-              <w:bottom w:val="single" w:sz="4" w:color="BFBFBF"/>
-              <w:right w:val="single" w:sz="4" w:color="BFBFBF"/>
+              <w:top w:val="single" w:sz="4" w:color="C8CCD2"/>
+              <w:left w:val="single" w:sz="4" w:color="C8CCD2"/>
+              <w:bottom w:val="single" w:sz="4" w:color="C8CCD2"/>
+              <w:right w:val="single" w:sz="4" w:color="C8CCD2"/>
             </w:tcBorders>
             <w:vAlign w:val="center"/>
-            <w:shd w:val="clear" w:color="auto" w:fill="F2F4F7"/>
+            <w:shd w:val="clear" w:color="auto" w:fill="F5F6F8"/>
           </w:tcPr>
           <w:p>
             <w:r/>
             <w:r>
               <w:rPr>
                 <w:rFonts w:ascii="Calibri" w:hAnsi="Calibri"/>
-                <w:color w:val="333333"/>
+                <w:color w:val="2A2A2A"/>
                 <w:sz w:val="19"/>
               </w:rPr>
-              <w:t>5-7 bolt-ons; Nimlas cross-sell pilot; recap optionality</w:t>
+              <w:t>5-6 bolt-ons; Nimlas technical cross-sell pilot; recap option</w:t>
             </w:r>
           </w:p>
         </w:tc>
@@ -1467,20 +1019,20 @@
           <w:tcPr>
             <w:tcW w:type="dxa" w:w="1417"/>
             <w:tcBorders>
-              <w:top w:val="single" w:sz="4" w:color="BFBFBF"/>
-              <w:left w:val="single" w:sz="4" w:color="BFBFBF"/>
-              <w:bottom w:val="single" w:sz="4" w:color="BFBFBF"/>
-              <w:right w:val="single" w:sz="4" w:color="BFBFBF"/>
+              <w:top w:val="single" w:sz="4" w:color="C8CCD2"/>
+              <w:left w:val="single" w:sz="4" w:color="C8CCD2"/>
+              <w:bottom w:val="single" w:sz="4" w:color="C8CCD2"/>
+              <w:right w:val="single" w:sz="4" w:color="C8CCD2"/>
             </w:tcBorders>
             <w:vAlign w:val="center"/>
-            <w:shd w:val="clear" w:color="auto" w:fill="F2F4F7"/>
+            <w:shd w:val="clear" w:color="auto" w:fill="F5F6F8"/>
           </w:tcPr>
           <w:p>
             <w:r/>
             <w:r>
               <w:rPr>
                 <w:rFonts w:ascii="Calibri" w:hAnsi="Calibri"/>
-                <w:color w:val="333333"/>
+                <w:color w:val="2A2A2A"/>
                 <w:sz w:val="19"/>
               </w:rPr>
               <w:t>1,400</w:t>
@@ -1489,22 +1041,22 @@
         </w:tc>
         <w:tc>
           <w:tcPr>
-            <w:tcW w:type="dxa" w:w="1417"/>
+            <w:tcW w:type="dxa" w:w="1134"/>
             <w:tcBorders>
-              <w:top w:val="single" w:sz="4" w:color="BFBFBF"/>
-              <w:left w:val="single" w:sz="4" w:color="BFBFBF"/>
-              <w:bottom w:val="single" w:sz="4" w:color="BFBFBF"/>
-              <w:right w:val="single" w:sz="4" w:color="BFBFBF"/>
+              <w:top w:val="single" w:sz="4" w:color="C8CCD2"/>
+              <w:left w:val="single" w:sz="4" w:color="C8CCD2"/>
+              <w:bottom w:val="single" w:sz="4" w:color="C8CCD2"/>
+              <w:right w:val="single" w:sz="4" w:color="C8CCD2"/>
             </w:tcBorders>
             <w:vAlign w:val="center"/>
-            <w:shd w:val="clear" w:color="auto" w:fill="F2F4F7"/>
+            <w:shd w:val="clear" w:color="auto" w:fill="F5F6F8"/>
           </w:tcPr>
           <w:p>
             <w:r/>
             <w:r>
               <w:rPr>
                 <w:rFonts w:ascii="Calibri" w:hAnsi="Calibri"/>
-                <w:color w:val="333333"/>
+                <w:color w:val="2A2A2A"/>
                 <w:sz w:val="19"/>
               </w:rPr>
               <w:t>10.5%</w:t>
@@ -1513,22 +1065,22 @@
         </w:tc>
         <w:tc>
           <w:tcPr>
-            <w:tcW w:type="dxa" w:w="1984"/>
+            <w:tcW w:type="dxa" w:w="2268"/>
             <w:tcBorders>
-              <w:top w:val="single" w:sz="4" w:color="BFBFBF"/>
-              <w:left w:val="single" w:sz="4" w:color="BFBFBF"/>
-              <w:bottom w:val="single" w:sz="4" w:color="BFBFBF"/>
-              <w:right w:val="single" w:sz="4" w:color="BFBFBF"/>
+              <w:top w:val="single" w:sz="4" w:color="C8CCD2"/>
+              <w:left w:val="single" w:sz="4" w:color="C8CCD2"/>
+              <w:bottom w:val="single" w:sz="4" w:color="C8CCD2"/>
+              <w:right w:val="single" w:sz="4" w:color="C8CCD2"/>
             </w:tcBorders>
             <w:vAlign w:val="center"/>
-            <w:shd w:val="clear" w:color="auto" w:fill="F2F4F7"/>
+            <w:shd w:val="clear" w:color="auto" w:fill="F5F6F8"/>
           </w:tcPr>
           <w:p>
             <w:r/>
             <w:r>
               <w:rPr>
                 <w:rFonts w:ascii="Calibri" w:hAnsi="Calibri"/>
-                <w:color w:val="333333"/>
+                <w:color w:val="2A2A2A"/>
                 <w:sz w:val="19"/>
               </w:rPr>
               <w:t>147</w:t>
@@ -1541,10 +1093,10 @@
           <w:tcPr>
             <w:tcW w:type="dxa" w:w="850"/>
             <w:tcBorders>
-              <w:top w:val="single" w:sz="4" w:color="BFBFBF"/>
-              <w:left w:val="single" w:sz="4" w:color="BFBFBF"/>
-              <w:bottom w:val="single" w:sz="4" w:color="BFBFBF"/>
-              <w:right w:val="single" w:sz="4" w:color="BFBFBF"/>
+              <w:top w:val="single" w:sz="4" w:color="C8CCD2"/>
+              <w:left w:val="single" w:sz="4" w:color="C8CCD2"/>
+              <w:bottom w:val="single" w:sz="4" w:color="C8CCD2"/>
+              <w:right w:val="single" w:sz="4" w:color="C8CCD2"/>
             </w:tcBorders>
             <w:vAlign w:val="center"/>
           </w:tcPr>
@@ -1553,7 +1105,7 @@
             <w:r>
               <w:rPr>
                 <w:rFonts w:ascii="Calibri" w:hAnsi="Calibri"/>
-                <w:color w:val="333333"/>
+                <w:color w:val="2A2A2A"/>
                 <w:sz w:val="19"/>
               </w:rPr>
               <w:t>Y4</w:t>
@@ -1562,12 +1114,12 @@
         </w:tc>
         <w:tc>
           <w:tcPr>
-            <w:tcW w:type="dxa" w:w="3969"/>
+            <w:tcW w:type="dxa" w:w="3685"/>
             <w:tcBorders>
-              <w:top w:val="single" w:sz="4" w:color="BFBFBF"/>
-              <w:left w:val="single" w:sz="4" w:color="BFBFBF"/>
-              <w:bottom w:val="single" w:sz="4" w:color="BFBFBF"/>
-              <w:right w:val="single" w:sz="4" w:color="BFBFBF"/>
+              <w:top w:val="single" w:sz="4" w:color="C8CCD2"/>
+              <w:left w:val="single" w:sz="4" w:color="C8CCD2"/>
+              <w:bottom w:val="single" w:sz="4" w:color="C8CCD2"/>
+              <w:right w:val="single" w:sz="4" w:color="C8CCD2"/>
             </w:tcBorders>
             <w:vAlign w:val="center"/>
           </w:tcPr>
@@ -1576,10 +1128,10 @@
             <w:r>
               <w:rPr>
                 <w:rFonts w:ascii="Calibri" w:hAnsi="Calibri"/>
-                <w:color w:val="333333"/>
+                <w:color w:val="2A2A2A"/>
                 <w:sz w:val="19"/>
               </w:rPr>
-              <w:t>4-6 bolt-ons; Sweden probe via Ocab introductions</w:t>
+              <w:t>4-5 bolt-ons; Swedish probe via Ocab</w:t>
             </w:r>
           </w:p>
         </w:tc>
@@ -1587,10 +1139,10 @@
           <w:tcPr>
             <w:tcW w:type="dxa" w:w="1417"/>
             <w:tcBorders>
-              <w:top w:val="single" w:sz="4" w:color="BFBFBF"/>
-              <w:left w:val="single" w:sz="4" w:color="BFBFBF"/>
-              <w:bottom w:val="single" w:sz="4" w:color="BFBFBF"/>
-              <w:right w:val="single" w:sz="4" w:color="BFBFBF"/>
+              <w:top w:val="single" w:sz="4" w:color="C8CCD2"/>
+              <w:left w:val="single" w:sz="4" w:color="C8CCD2"/>
+              <w:bottom w:val="single" w:sz="4" w:color="C8CCD2"/>
+              <w:right w:val="single" w:sz="4" w:color="C8CCD2"/>
             </w:tcBorders>
             <w:vAlign w:val="center"/>
           </w:tcPr>
@@ -1599,7 +1151,7 @@
             <w:r>
               <w:rPr>
                 <w:rFonts w:ascii="Calibri" w:hAnsi="Calibri"/>
-                <w:color w:val="333333"/>
+                <w:color w:val="2A2A2A"/>
                 <w:sz w:val="19"/>
               </w:rPr>
               <w:t>1,800</w:t>
@@ -1608,12 +1160,12 @@
         </w:tc>
         <w:tc>
           <w:tcPr>
-            <w:tcW w:type="dxa" w:w="1417"/>
+            <w:tcW w:type="dxa" w:w="1134"/>
             <w:tcBorders>
-              <w:top w:val="single" w:sz="4" w:color="BFBFBF"/>
-              <w:left w:val="single" w:sz="4" w:color="BFBFBF"/>
-              <w:bottom w:val="single" w:sz="4" w:color="BFBFBF"/>
-              <w:right w:val="single" w:sz="4" w:color="BFBFBF"/>
+              <w:top w:val="single" w:sz="4" w:color="C8CCD2"/>
+              <w:left w:val="single" w:sz="4" w:color="C8CCD2"/>
+              <w:bottom w:val="single" w:sz="4" w:color="C8CCD2"/>
+              <w:right w:val="single" w:sz="4" w:color="C8CCD2"/>
             </w:tcBorders>
             <w:vAlign w:val="center"/>
           </w:tcPr>
@@ -1622,7 +1174,7 @@
             <w:r>
               <w:rPr>
                 <w:rFonts w:ascii="Calibri" w:hAnsi="Calibri"/>
-                <w:color w:val="333333"/>
+                <w:color w:val="2A2A2A"/>
                 <w:sz w:val="19"/>
               </w:rPr>
               <w:t>11.0%</w:t>
@@ -1631,12 +1183,12 @@
         </w:tc>
         <w:tc>
           <w:tcPr>
-            <w:tcW w:type="dxa" w:w="1984"/>
+            <w:tcW w:type="dxa" w:w="2268"/>
             <w:tcBorders>
-              <w:top w:val="single" w:sz="4" w:color="BFBFBF"/>
-              <w:left w:val="single" w:sz="4" w:color="BFBFBF"/>
-              <w:bottom w:val="single" w:sz="4" w:color="BFBFBF"/>
-              <w:right w:val="single" w:sz="4" w:color="BFBFBF"/>
+              <w:top w:val="single" w:sz="4" w:color="C8CCD2"/>
+              <w:left w:val="single" w:sz="4" w:color="C8CCD2"/>
+              <w:bottom w:val="single" w:sz="4" w:color="C8CCD2"/>
+              <w:right w:val="single" w:sz="4" w:color="C8CCD2"/>
             </w:tcBorders>
             <w:vAlign w:val="center"/>
           </w:tcPr>
@@ -1645,7 +1197,7 @@
             <w:r>
               <w:rPr>
                 <w:rFonts w:ascii="Calibri" w:hAnsi="Calibri"/>
-                <w:color w:val="333333"/>
+                <w:color w:val="2A2A2A"/>
                 <w:sz w:val="19"/>
               </w:rPr>
               <w:t>198</w:t>
@@ -1658,20 +1210,20 @@
           <w:tcPr>
             <w:tcW w:type="dxa" w:w="850"/>
             <w:tcBorders>
-              <w:top w:val="single" w:sz="4" w:color="BFBFBF"/>
-              <w:left w:val="single" w:sz="4" w:color="BFBFBF"/>
-              <w:bottom w:val="single" w:sz="4" w:color="BFBFBF"/>
-              <w:right w:val="single" w:sz="4" w:color="BFBFBF"/>
+              <w:top w:val="single" w:sz="4" w:color="C8CCD2"/>
+              <w:left w:val="single" w:sz="4" w:color="C8CCD2"/>
+              <w:bottom w:val="single" w:sz="4" w:color="C8CCD2"/>
+              <w:right w:val="single" w:sz="4" w:color="C8CCD2"/>
             </w:tcBorders>
             <w:vAlign w:val="center"/>
-            <w:shd w:val="clear" w:color="auto" w:fill="F2F4F7"/>
+            <w:shd w:val="clear" w:color="auto" w:fill="F5F6F8"/>
           </w:tcPr>
           <w:p>
             <w:r/>
             <w:r>
               <w:rPr>
                 <w:rFonts w:ascii="Calibri" w:hAnsi="Calibri"/>
-                <w:color w:val="333333"/>
+                <w:color w:val="2A2A2A"/>
                 <w:sz w:val="19"/>
               </w:rPr>
               <w:t>Y5</w:t>
@@ -1680,25 +1232,25 @@
         </w:tc>
         <w:tc>
           <w:tcPr>
-            <w:tcW w:type="dxa" w:w="3969"/>
+            <w:tcW w:type="dxa" w:w="3685"/>
             <w:tcBorders>
-              <w:top w:val="single" w:sz="4" w:color="BFBFBF"/>
-              <w:left w:val="single" w:sz="4" w:color="BFBFBF"/>
-              <w:bottom w:val="single" w:sz="4" w:color="BFBFBF"/>
-              <w:right w:val="single" w:sz="4" w:color="BFBFBF"/>
+              <w:top w:val="single" w:sz="4" w:color="C8CCD2"/>
+              <w:left w:val="single" w:sz="4" w:color="C8CCD2"/>
+              <w:bottom w:val="single" w:sz="4" w:color="C8CCD2"/>
+              <w:right w:val="single" w:sz="4" w:color="C8CCD2"/>
             </w:tcBorders>
             <w:vAlign w:val="center"/>
-            <w:shd w:val="clear" w:color="auto" w:fill="F2F4F7"/>
+            <w:shd w:val="clear" w:color="auto" w:fill="F5F6F8"/>
           </w:tcPr>
           <w:p>
             <w:r/>
             <w:r>
               <w:rPr>
                 <w:rFonts w:ascii="Calibri" w:hAnsi="Calibri"/>
-                <w:color w:val="333333"/>
+                <w:color w:val="2A2A2A"/>
                 <w:sz w:val="19"/>
               </w:rPr>
-              <w:t>Exit preparation; tidying</w:t>
+              <w:t>Exit prep; sell-side preparation</w:t>
             </w:r>
           </w:p>
         </w:tc>
@@ -1706,20 +1258,20 @@
           <w:tcPr>
             <w:tcW w:type="dxa" w:w="1417"/>
             <w:tcBorders>
-              <w:top w:val="single" w:sz="4" w:color="BFBFBF"/>
-              <w:left w:val="single" w:sz="4" w:color="BFBFBF"/>
-              <w:bottom w:val="single" w:sz="4" w:color="BFBFBF"/>
-              <w:right w:val="single" w:sz="4" w:color="BFBFBF"/>
+              <w:top w:val="single" w:sz="4" w:color="C8CCD2"/>
+              <w:left w:val="single" w:sz="4" w:color="C8CCD2"/>
+              <w:bottom w:val="single" w:sz="4" w:color="C8CCD2"/>
+              <w:right w:val="single" w:sz="4" w:color="C8CCD2"/>
             </w:tcBorders>
             <w:vAlign w:val="center"/>
-            <w:shd w:val="clear" w:color="auto" w:fill="F2F4F7"/>
+            <w:shd w:val="clear" w:color="auto" w:fill="F5F6F8"/>
           </w:tcPr>
           <w:p>
             <w:r/>
             <w:r>
               <w:rPr>
                 <w:rFonts w:ascii="Calibri" w:hAnsi="Calibri"/>
-                <w:color w:val="333333"/>
+                <w:color w:val="2A2A2A"/>
                 <w:sz w:val="19"/>
               </w:rPr>
               <w:t>2,200</w:t>
@@ -1728,22 +1280,22 @@
         </w:tc>
         <w:tc>
           <w:tcPr>
-            <w:tcW w:type="dxa" w:w="1417"/>
+            <w:tcW w:type="dxa" w:w="1134"/>
             <w:tcBorders>
-              <w:top w:val="single" w:sz="4" w:color="BFBFBF"/>
-              <w:left w:val="single" w:sz="4" w:color="BFBFBF"/>
-              <w:bottom w:val="single" w:sz="4" w:color="BFBFBF"/>
-              <w:right w:val="single" w:sz="4" w:color="BFBFBF"/>
+              <w:top w:val="single" w:sz="4" w:color="C8CCD2"/>
+              <w:left w:val="single" w:sz="4" w:color="C8CCD2"/>
+              <w:bottom w:val="single" w:sz="4" w:color="C8CCD2"/>
+              <w:right w:val="single" w:sz="4" w:color="C8CCD2"/>
             </w:tcBorders>
             <w:vAlign w:val="center"/>
-            <w:shd w:val="clear" w:color="auto" w:fill="F2F4F7"/>
+            <w:shd w:val="clear" w:color="auto" w:fill="F5F6F8"/>
           </w:tcPr>
           <w:p>
             <w:r/>
             <w:r>
               <w:rPr>
                 <w:rFonts w:ascii="Calibri" w:hAnsi="Calibri"/>
-                <w:color w:val="333333"/>
+                <w:color w:val="2A2A2A"/>
                 <w:sz w:val="19"/>
               </w:rPr>
               <w:t>11.5%</w:t>
@@ -1752,22 +1304,22 @@
         </w:tc>
         <w:tc>
           <w:tcPr>
-            <w:tcW w:type="dxa" w:w="1984"/>
+            <w:tcW w:type="dxa" w:w="2268"/>
             <w:tcBorders>
-              <w:top w:val="single" w:sz="4" w:color="BFBFBF"/>
-              <w:left w:val="single" w:sz="4" w:color="BFBFBF"/>
-              <w:bottom w:val="single" w:sz="4" w:color="BFBFBF"/>
-              <w:right w:val="single" w:sz="4" w:color="BFBFBF"/>
+              <w:top w:val="single" w:sz="4" w:color="C8CCD2"/>
+              <w:left w:val="single" w:sz="4" w:color="C8CCD2"/>
+              <w:bottom w:val="single" w:sz="4" w:color="C8CCD2"/>
+              <w:right w:val="single" w:sz="4" w:color="C8CCD2"/>
             </w:tcBorders>
             <w:vAlign w:val="center"/>
-            <w:shd w:val="clear" w:color="auto" w:fill="F2F4F7"/>
+            <w:shd w:val="clear" w:color="auto" w:fill="F5F6F8"/>
           </w:tcPr>
           <w:p>
             <w:r/>
             <w:r>
               <w:rPr>
                 <w:rFonts w:ascii="Calibri" w:hAnsi="Calibri"/>
-                <w:color w:val="333333"/>
+                <w:color w:val="2A2A2A"/>
                 <w:sz w:val="19"/>
               </w:rPr>
               <w:t>253</w:t>
@@ -1778,7 +1330,7 @@
     </w:tbl>
     <w:p>
       <w:pPr>
-        <w:spacing w:after="40"/>
+        <w:spacing w:after="0"/>
       </w:pPr>
     </w:p>
     <w:p>
@@ -1790,1054 +1342,25 @@
           <w:rFonts w:ascii="Calibri" w:hAnsi="Calibri"/>
           <w:b w:val="0"/>
           <w:i w:val="0"/>
-          <w:color w:val="333333"/>
+          <w:color w:val="2A2A2A"/>
           <w:sz w:val="21"/>
         </w:rPr>
-        <w:t>Anchor enters at 8.5-10x EBITDA. Bolt-ons blend at 5-6x EBITDA. Weighted-average acquisition multiple ~6.5x. Exit at 11-12x on NOK 250m EBITDA implies EV NOK 2.8-3.0bn. The buy-vs-build spread of 4.5-5.5 turns is the core return engine; organic growth and margin expansion are secondary.</w:t>
+        <w:t>Anchor enters at 8.5-9.5x. Blended bolt-on multiple ~6.0x. Weighted-average acquisition multiple across the program ~6.8x. Exit at 11.5x on NOK 253m EBITDA implies EV NOK 2.9bn. The arithmetic is conventional roll-up: multiple arbitrage of 4.7 turns provides ~60% of value creation; margin expansion (300 bps over five years through density and procurement) provides ~25%; organic growth (3-4% real) the remainder.</w:t>
       </w:r>
     </w:p>
     <w:p>
       <w:pPr>
-        <w:spacing w:before="160" w:after="40"/>
+        <w:spacing w:before="120" w:after="40"/>
       </w:pPr>
       <w:r>
         <w:rPr>
           <w:rFonts w:ascii="Calibri" w:hAnsi="Calibri"/>
           <w:b/>
           <w:i w:val="0"/>
-          <w:color w:val="333333"/>
-          <w:sz w:val="23"/>
+          <w:color w:val="2A2A2A"/>
+          <w:sz w:val="22"/>
         </w:rPr>
-        <w:t>3.3  Margin expansion path (8.5% to 11.5%)</w:t>
-      </w:r>
-    </w:p>
-    <w:tbl>
-      <w:tblPr>
-        <w:tblW w:type="auto" w:w="0"/>
-        <w:tblLayout w:type="fixed"/>
-        <w:tblLook w:firstColumn="1" w:firstRow="1" w:lastColumn="0" w:lastRow="0" w:noHBand="0" w:noVBand="1" w:val="04A0"/>
-      </w:tblPr>
-      <w:tblGrid>
-        <w:gridCol w:w="3324"/>
-        <w:gridCol w:w="3324"/>
-        <w:gridCol w:w="3324"/>
-      </w:tblGrid>
-      <w:tr>
-        <w:tc>
-          <w:tcPr>
-            <w:tcW w:type="dxa" w:w="4252"/>
-            <w:shd w:val="clear" w:color="auto" w:fill="1F3A5F"/>
-            <w:tcBorders>
-              <w:top w:val="single" w:sz="4" w:color="BFBFBF"/>
-              <w:left w:val="single" w:sz="4" w:color="BFBFBF"/>
-              <w:bottom w:val="single" w:sz="4" w:color="BFBFBF"/>
-              <w:right w:val="single" w:sz="4" w:color="BFBFBF"/>
-            </w:tcBorders>
-            <w:vAlign w:val="center"/>
-          </w:tcPr>
-          <w:p>
-            <w:r/>
-            <w:r>
-              <w:rPr>
-                <w:rFonts w:ascii="Calibri" w:hAnsi="Calibri"/>
-                <w:b/>
-                <w:color w:val="FFFFFF"/>
-                <w:sz w:val="19"/>
-              </w:rPr>
-              <w:t>Lever</w:t>
-            </w:r>
-          </w:p>
-        </w:tc>
-        <w:tc>
-          <w:tcPr>
-            <w:tcW w:type="dxa" w:w="1701"/>
-            <w:shd w:val="clear" w:color="auto" w:fill="1F3A5F"/>
-            <w:tcBorders>
-              <w:top w:val="single" w:sz="4" w:color="BFBFBF"/>
-              <w:left w:val="single" w:sz="4" w:color="BFBFBF"/>
-              <w:bottom w:val="single" w:sz="4" w:color="BFBFBF"/>
-              <w:right w:val="single" w:sz="4" w:color="BFBFBF"/>
-            </w:tcBorders>
-            <w:vAlign w:val="center"/>
-          </w:tcPr>
-          <w:p>
-            <w:r/>
-            <w:r>
-              <w:rPr>
-                <w:rFonts w:ascii="Calibri" w:hAnsi="Calibri"/>
-                <w:b/>
-                <w:color w:val="FFFFFF"/>
-                <w:sz w:val="19"/>
-              </w:rPr>
-              <w:t>Uplift</w:t>
-            </w:r>
-          </w:p>
-        </w:tc>
-        <w:tc>
-          <w:tcPr>
-            <w:tcW w:type="dxa" w:w="3685"/>
-            <w:shd w:val="clear" w:color="auto" w:fill="1F3A5F"/>
-            <w:tcBorders>
-              <w:top w:val="single" w:sz="4" w:color="BFBFBF"/>
-              <w:left w:val="single" w:sz="4" w:color="BFBFBF"/>
-              <w:bottom w:val="single" w:sz="4" w:color="BFBFBF"/>
-              <w:right w:val="single" w:sz="4" w:color="BFBFBF"/>
-            </w:tcBorders>
-            <w:vAlign w:val="center"/>
-          </w:tcPr>
-          <w:p>
-            <w:r/>
-            <w:r>
-              <w:rPr>
-                <w:rFonts w:ascii="Calibri" w:hAnsi="Calibri"/>
-                <w:b/>
-                <w:color w:val="FFFFFF"/>
-                <w:sz w:val="19"/>
-              </w:rPr>
-              <w:t>Confidence</w:t>
-            </w:r>
-          </w:p>
-        </w:tc>
-      </w:tr>
-      <w:tr>
-        <w:tc>
-          <w:tcPr>
-            <w:tcW w:type="dxa" w:w="4252"/>
-            <w:tcBorders>
-              <w:top w:val="single" w:sz="4" w:color="BFBFBF"/>
-              <w:left w:val="single" w:sz="4" w:color="BFBFBF"/>
-              <w:bottom w:val="single" w:sz="4" w:color="BFBFBF"/>
-              <w:right w:val="single" w:sz="4" w:color="BFBFBF"/>
-            </w:tcBorders>
-            <w:vAlign w:val="center"/>
-          </w:tcPr>
-          <w:p>
-            <w:r/>
-            <w:r>
-              <w:rPr>
-                <w:rFonts w:ascii="Calibri" w:hAnsi="Calibri"/>
-                <w:color w:val="333333"/>
-                <w:sz w:val="19"/>
-              </w:rPr>
-              <w:t>Route density (Oslo, Bergen, Trondheim corridors)</w:t>
-            </w:r>
-          </w:p>
-        </w:tc>
-        <w:tc>
-          <w:tcPr>
-            <w:tcW w:type="dxa" w:w="1701"/>
-            <w:tcBorders>
-              <w:top w:val="single" w:sz="4" w:color="BFBFBF"/>
-              <w:left w:val="single" w:sz="4" w:color="BFBFBF"/>
-              <w:bottom w:val="single" w:sz="4" w:color="BFBFBF"/>
-              <w:right w:val="single" w:sz="4" w:color="BFBFBF"/>
-            </w:tcBorders>
-            <w:vAlign w:val="center"/>
-          </w:tcPr>
-          <w:p>
-            <w:r/>
-            <w:r>
-              <w:rPr>
-                <w:rFonts w:ascii="Calibri" w:hAnsi="Calibri"/>
-                <w:color w:val="333333"/>
-                <w:sz w:val="19"/>
-              </w:rPr>
-              <w:t>+100-150 bps</w:t>
-            </w:r>
-          </w:p>
-        </w:tc>
-        <w:tc>
-          <w:tcPr>
-            <w:tcW w:type="dxa" w:w="3685"/>
-            <w:tcBorders>
-              <w:top w:val="single" w:sz="4" w:color="BFBFBF"/>
-              <w:left w:val="single" w:sz="4" w:color="BFBFBF"/>
-              <w:bottom w:val="single" w:sz="4" w:color="BFBFBF"/>
-              <w:right w:val="single" w:sz="4" w:color="BFBFBF"/>
-            </w:tcBorders>
-            <w:vAlign w:val="center"/>
-          </w:tcPr>
-          <w:p>
-            <w:r/>
-            <w:r>
-              <w:rPr>
-                <w:rFonts w:ascii="Calibri" w:hAnsi="Calibri"/>
-                <w:color w:val="333333"/>
-                <w:sz w:val="19"/>
-              </w:rPr>
-              <w:t>High; direct PHM precedent</w:t>
-            </w:r>
-          </w:p>
-        </w:tc>
-      </w:tr>
-      <w:tr>
-        <w:tc>
-          <w:tcPr>
-            <w:tcW w:type="dxa" w:w="4252"/>
-            <w:tcBorders>
-              <w:top w:val="single" w:sz="4" w:color="BFBFBF"/>
-              <w:left w:val="single" w:sz="4" w:color="BFBFBF"/>
-              <w:bottom w:val="single" w:sz="4" w:color="BFBFBF"/>
-              <w:right w:val="single" w:sz="4" w:color="BFBFBF"/>
-            </w:tcBorders>
-            <w:vAlign w:val="center"/>
-            <w:shd w:val="clear" w:color="auto" w:fill="F2F4F7"/>
-          </w:tcPr>
-          <w:p>
-            <w:r/>
-            <w:r>
-              <w:rPr>
-                <w:rFonts w:ascii="Calibri" w:hAnsi="Calibri"/>
-                <w:color w:val="333333"/>
-                <w:sz w:val="19"/>
-              </w:rPr>
-              <w:t>Procurement consolidation (chemicals, fleet, insurance)</w:t>
-            </w:r>
-          </w:p>
-        </w:tc>
-        <w:tc>
-          <w:tcPr>
-            <w:tcW w:type="dxa" w:w="1701"/>
-            <w:tcBorders>
-              <w:top w:val="single" w:sz="4" w:color="BFBFBF"/>
-              <w:left w:val="single" w:sz="4" w:color="BFBFBF"/>
-              <w:bottom w:val="single" w:sz="4" w:color="BFBFBF"/>
-              <w:right w:val="single" w:sz="4" w:color="BFBFBF"/>
-            </w:tcBorders>
-            <w:vAlign w:val="center"/>
-            <w:shd w:val="clear" w:color="auto" w:fill="F2F4F7"/>
-          </w:tcPr>
-          <w:p>
-            <w:r/>
-            <w:r>
-              <w:rPr>
-                <w:rFonts w:ascii="Calibri" w:hAnsi="Calibri"/>
-                <w:color w:val="333333"/>
-                <w:sz w:val="19"/>
-              </w:rPr>
-              <w:t>+50-80 bps</w:t>
-            </w:r>
-          </w:p>
-        </w:tc>
-        <w:tc>
-          <w:tcPr>
-            <w:tcW w:type="dxa" w:w="3685"/>
-            <w:tcBorders>
-              <w:top w:val="single" w:sz="4" w:color="BFBFBF"/>
-              <w:left w:val="single" w:sz="4" w:color="BFBFBF"/>
-              <w:bottom w:val="single" w:sz="4" w:color="BFBFBF"/>
-              <w:right w:val="single" w:sz="4" w:color="BFBFBF"/>
-            </w:tcBorders>
-            <w:vAlign w:val="center"/>
-            <w:shd w:val="clear" w:color="auto" w:fill="F2F4F7"/>
-          </w:tcPr>
-          <w:p>
-            <w:r/>
-            <w:r>
-              <w:rPr>
-                <w:rFonts w:ascii="Calibri" w:hAnsi="Calibri"/>
-                <w:color w:val="333333"/>
-                <w:sz w:val="19"/>
-              </w:rPr>
-              <w:t>High; mechanical via bolt-ons</w:t>
-            </w:r>
-          </w:p>
-        </w:tc>
-      </w:tr>
-      <w:tr>
-        <w:tc>
-          <w:tcPr>
-            <w:tcW w:type="dxa" w:w="4252"/>
-            <w:tcBorders>
-              <w:top w:val="single" w:sz="4" w:color="BFBFBF"/>
-              <w:left w:val="single" w:sz="4" w:color="BFBFBF"/>
-              <w:bottom w:val="single" w:sz="4" w:color="BFBFBF"/>
-              <w:right w:val="single" w:sz="4" w:color="BFBFBF"/>
-            </w:tcBorders>
-            <w:vAlign w:val="center"/>
-          </w:tcPr>
-          <w:p>
-            <w:r/>
-            <w:r>
-              <w:rPr>
-                <w:rFonts w:ascii="Calibri" w:hAnsi="Calibri"/>
-                <w:color w:val="333333"/>
-                <w:sz w:val="19"/>
-              </w:rPr>
-              <w:t>Digital workforce scheduling and dispatch</w:t>
-            </w:r>
-          </w:p>
-        </w:tc>
-        <w:tc>
-          <w:tcPr>
-            <w:tcW w:type="dxa" w:w="1701"/>
-            <w:tcBorders>
-              <w:top w:val="single" w:sz="4" w:color="BFBFBF"/>
-              <w:left w:val="single" w:sz="4" w:color="BFBFBF"/>
-              <w:bottom w:val="single" w:sz="4" w:color="BFBFBF"/>
-              <w:right w:val="single" w:sz="4" w:color="BFBFBF"/>
-            </w:tcBorders>
-            <w:vAlign w:val="center"/>
-          </w:tcPr>
-          <w:p>
-            <w:r/>
-            <w:r>
-              <w:rPr>
-                <w:rFonts w:ascii="Calibri" w:hAnsi="Calibri"/>
-                <w:color w:val="333333"/>
-                <w:sz w:val="19"/>
-              </w:rPr>
-              <w:t>+30-50 bps</w:t>
-            </w:r>
-          </w:p>
-        </w:tc>
-        <w:tc>
-          <w:tcPr>
-            <w:tcW w:type="dxa" w:w="3685"/>
-            <w:tcBorders>
-              <w:top w:val="single" w:sz="4" w:color="BFBFBF"/>
-              <w:left w:val="single" w:sz="4" w:color="BFBFBF"/>
-              <w:bottom w:val="single" w:sz="4" w:color="BFBFBF"/>
-              <w:right w:val="single" w:sz="4" w:color="BFBFBF"/>
-            </w:tcBorders>
-            <w:vAlign w:val="center"/>
-          </w:tcPr>
-          <w:p>
-            <w:r/>
-            <w:r>
-              <w:rPr>
-                <w:rFonts w:ascii="Calibri" w:hAnsi="Calibri"/>
-                <w:color w:val="333333"/>
-                <w:sz w:val="19"/>
-              </w:rPr>
-              <w:t>Medium; implementation cost NOK 15-25m</w:t>
-            </w:r>
-          </w:p>
-        </w:tc>
-      </w:tr>
-      <w:tr>
-        <w:tc>
-          <w:tcPr>
-            <w:tcW w:type="dxa" w:w="4252"/>
-            <w:tcBorders>
-              <w:top w:val="single" w:sz="4" w:color="BFBFBF"/>
-              <w:left w:val="single" w:sz="4" w:color="BFBFBF"/>
-              <w:bottom w:val="single" w:sz="4" w:color="BFBFBF"/>
-              <w:right w:val="single" w:sz="4" w:color="BFBFBF"/>
-            </w:tcBorders>
-            <w:vAlign w:val="center"/>
-            <w:shd w:val="clear" w:color="auto" w:fill="F2F4F7"/>
-          </w:tcPr>
-          <w:p>
-            <w:r/>
-            <w:r>
-              <w:rPr>
-                <w:rFonts w:ascii="Calibri" w:hAnsi="Calibri"/>
-                <w:color w:val="333333"/>
-                <w:sz w:val="19"/>
-              </w:rPr>
-              <w:t>Nimlas-adjacent technical service cross-sell</w:t>
-            </w:r>
-          </w:p>
-        </w:tc>
-        <w:tc>
-          <w:tcPr>
-            <w:tcW w:type="dxa" w:w="1701"/>
-            <w:tcBorders>
-              <w:top w:val="single" w:sz="4" w:color="BFBFBF"/>
-              <w:left w:val="single" w:sz="4" w:color="BFBFBF"/>
-              <w:bottom w:val="single" w:sz="4" w:color="BFBFBF"/>
-              <w:right w:val="single" w:sz="4" w:color="BFBFBF"/>
-            </w:tcBorders>
-            <w:vAlign w:val="center"/>
-            <w:shd w:val="clear" w:color="auto" w:fill="F2F4F7"/>
-          </w:tcPr>
-          <w:p>
-            <w:r/>
-            <w:r>
-              <w:rPr>
-                <w:rFonts w:ascii="Calibri" w:hAnsi="Calibri"/>
-                <w:color w:val="333333"/>
-                <w:sz w:val="19"/>
-              </w:rPr>
-              <w:t>+20-40 bps</w:t>
-            </w:r>
-          </w:p>
-        </w:tc>
-        <w:tc>
-          <w:tcPr>
-            <w:tcW w:type="dxa" w:w="3685"/>
-            <w:tcBorders>
-              <w:top w:val="single" w:sz="4" w:color="BFBFBF"/>
-              <w:left w:val="single" w:sz="4" w:color="BFBFBF"/>
-              <w:bottom w:val="single" w:sz="4" w:color="BFBFBF"/>
-              <w:right w:val="single" w:sz="4" w:color="BFBFBF"/>
-            </w:tcBorders>
-            <w:vAlign w:val="center"/>
-            <w:shd w:val="clear" w:color="auto" w:fill="F2F4F7"/>
-          </w:tcPr>
-          <w:p>
-            <w:r/>
-            <w:r>
-              <w:rPr>
-                <w:rFonts w:ascii="Calibri" w:hAnsi="Calibri"/>
-                <w:color w:val="333333"/>
-                <w:sz w:val="19"/>
-              </w:rPr>
-              <w:t>Medium; requires capability transfer</w:t>
-            </w:r>
-          </w:p>
-        </w:tc>
-      </w:tr>
-      <w:tr>
-        <w:tc>
-          <w:tcPr>
-            <w:tcW w:type="dxa" w:w="4252"/>
-            <w:tcBorders>
-              <w:top w:val="single" w:sz="4" w:color="BFBFBF"/>
-              <w:left w:val="single" w:sz="4" w:color="BFBFBF"/>
-              <w:bottom w:val="single" w:sz="4" w:color="BFBFBF"/>
-              <w:right w:val="single" w:sz="4" w:color="BFBFBF"/>
-            </w:tcBorders>
-            <w:vAlign w:val="center"/>
-          </w:tcPr>
-          <w:p>
-            <w:r/>
-            <w:r>
-              <w:rPr>
-                <w:rFonts w:ascii="Calibri" w:hAnsi="Calibri"/>
-                <w:color w:val="333333"/>
-                <w:sz w:val="19"/>
-              </w:rPr>
-              <w:t>Back-office consolidation post-PMI</w:t>
-            </w:r>
-          </w:p>
-        </w:tc>
-        <w:tc>
-          <w:tcPr>
-            <w:tcW w:type="dxa" w:w="1701"/>
-            <w:tcBorders>
-              <w:top w:val="single" w:sz="4" w:color="BFBFBF"/>
-              <w:left w:val="single" w:sz="4" w:color="BFBFBF"/>
-              <w:bottom w:val="single" w:sz="4" w:color="BFBFBF"/>
-              <w:right w:val="single" w:sz="4" w:color="BFBFBF"/>
-            </w:tcBorders>
-            <w:vAlign w:val="center"/>
-          </w:tcPr>
-          <w:p>
-            <w:r/>
-            <w:r>
-              <w:rPr>
-                <w:rFonts w:ascii="Calibri" w:hAnsi="Calibri"/>
-                <w:color w:val="333333"/>
-                <w:sz w:val="19"/>
-              </w:rPr>
-              <w:t>+20-40 bps</w:t>
-            </w:r>
-          </w:p>
-        </w:tc>
-        <w:tc>
-          <w:tcPr>
-            <w:tcW w:type="dxa" w:w="3685"/>
-            <w:tcBorders>
-              <w:top w:val="single" w:sz="4" w:color="BFBFBF"/>
-              <w:left w:val="single" w:sz="4" w:color="BFBFBF"/>
-              <w:bottom w:val="single" w:sz="4" w:color="BFBFBF"/>
-              <w:right w:val="single" w:sz="4" w:color="BFBFBF"/>
-            </w:tcBorders>
-            <w:vAlign w:val="center"/>
-          </w:tcPr>
-          <w:p>
-            <w:r/>
-            <w:r>
-              <w:rPr>
-                <w:rFonts w:ascii="Calibri" w:hAnsi="Calibri"/>
-                <w:color w:val="333333"/>
-                <w:sz w:val="19"/>
-              </w:rPr>
-              <w:t>High; standard playbook</w:t>
-            </w:r>
-          </w:p>
-        </w:tc>
-      </w:tr>
-      <w:tr>
-        <w:tc>
-          <w:tcPr>
-            <w:tcW w:type="dxa" w:w="4252"/>
-            <w:tcBorders>
-              <w:top w:val="single" w:sz="4" w:color="BFBFBF"/>
-              <w:left w:val="single" w:sz="4" w:color="BFBFBF"/>
-              <w:bottom w:val="single" w:sz="4" w:color="BFBFBF"/>
-              <w:right w:val="single" w:sz="4" w:color="BFBFBF"/>
-            </w:tcBorders>
-            <w:vAlign w:val="center"/>
-            <w:shd w:val="clear" w:color="auto" w:fill="F2F4F7"/>
-          </w:tcPr>
-          <w:p>
-            <w:r/>
-            <w:r>
-              <w:rPr>
-                <w:rFonts w:ascii="Calibri" w:hAnsi="Calibri"/>
-                <w:color w:val="333333"/>
-                <w:sz w:val="19"/>
-              </w:rPr>
-              <w:t>Total margin expansion</w:t>
-            </w:r>
-          </w:p>
-        </w:tc>
-        <w:tc>
-          <w:tcPr>
-            <w:tcW w:type="dxa" w:w="1701"/>
-            <w:tcBorders>
-              <w:top w:val="single" w:sz="4" w:color="BFBFBF"/>
-              <w:left w:val="single" w:sz="4" w:color="BFBFBF"/>
-              <w:bottom w:val="single" w:sz="4" w:color="BFBFBF"/>
-              <w:right w:val="single" w:sz="4" w:color="BFBFBF"/>
-            </w:tcBorders>
-            <w:vAlign w:val="center"/>
-            <w:shd w:val="clear" w:color="auto" w:fill="F2F4F7"/>
-          </w:tcPr>
-          <w:p>
-            <w:r/>
-            <w:r>
-              <w:rPr>
-                <w:rFonts w:ascii="Calibri" w:hAnsi="Calibri"/>
-                <w:color w:val="333333"/>
-                <w:sz w:val="19"/>
-              </w:rPr>
-              <w:t>+220-360 bps</w:t>
-            </w:r>
-          </w:p>
-        </w:tc>
-        <w:tc>
-          <w:tcPr>
-            <w:tcW w:type="dxa" w:w="3685"/>
-            <w:tcBorders>
-              <w:top w:val="single" w:sz="4" w:color="BFBFBF"/>
-              <w:left w:val="single" w:sz="4" w:color="BFBFBF"/>
-              <w:bottom w:val="single" w:sz="4" w:color="BFBFBF"/>
-              <w:right w:val="single" w:sz="4" w:color="BFBFBF"/>
-            </w:tcBorders>
-            <w:vAlign w:val="center"/>
-            <w:shd w:val="clear" w:color="auto" w:fill="F2F4F7"/>
-          </w:tcPr>
-          <w:p>
-            <w:r/>
-            <w:r>
-              <w:rPr>
-                <w:rFonts w:ascii="Calibri" w:hAnsi="Calibri"/>
-                <w:color w:val="333333"/>
-                <w:sz w:val="19"/>
-              </w:rPr>
-              <w:t>Mid-range 280-300 bps is the underwrite</w:t>
-            </w:r>
-          </w:p>
-        </w:tc>
-      </w:tr>
-    </w:tbl>
-    <w:p>
-      <w:pPr>
-        <w:spacing w:after="40"/>
-      </w:pPr>
-    </w:p>
-    <w:p>
-      <w:pPr>
-        <w:spacing w:before="280" w:after="80"/>
-      </w:pPr>
-      <w:r>
-        <w:rPr>
-          <w:rFonts w:ascii="Calibri" w:hAnsi="Calibri"/>
-          <w:b/>
-          <w:i w:val="0"/>
-          <w:color w:val="1F3A5F"/>
-          <w:sz w:val="30"/>
-        </w:rPr>
-        <w:t>4.  Pushbacks and Conditions</w:t>
-      </w:r>
-    </w:p>
-    <w:p>
-      <w:pPr>
-        <w:spacing w:before="0" w:after="80"/>
-      </w:pPr>
-      <w:r>
-        <w:rPr>
-          <w:rFonts w:ascii="Calibri" w:hAnsi="Calibri"/>
-          <w:b w:val="0"/>
-          <w:i w:val="0"/>
-          <w:color w:val="333333"/>
-          <w:sz w:val="21"/>
-        </w:rPr>
-        <w:t>Not a layup. Five real pushbacks, each with our response and the test that would either confirm or kill the relevant assumption.</w:t>
-      </w:r>
-    </w:p>
-    <w:tbl>
-      <w:tblPr>
-        <w:tblW w:type="auto" w:w="0"/>
-        <w:tblLayout w:type="fixed"/>
-        <w:tblLook w:firstColumn="1" w:firstRow="1" w:lastColumn="0" w:lastRow="0" w:noHBand="0" w:noVBand="1" w:val="04A0"/>
-      </w:tblPr>
-      <w:tblGrid>
-        <w:gridCol w:w="3324"/>
-        <w:gridCol w:w="3324"/>
-        <w:gridCol w:w="3324"/>
-      </w:tblGrid>
-      <w:tr>
-        <w:tc>
-          <w:tcPr>
-            <w:tcW w:type="dxa" w:w="2551"/>
-            <w:shd w:val="clear" w:color="auto" w:fill="1F3A5F"/>
-            <w:tcBorders>
-              <w:top w:val="single" w:sz="4" w:color="BFBFBF"/>
-              <w:left w:val="single" w:sz="4" w:color="BFBFBF"/>
-              <w:bottom w:val="single" w:sz="4" w:color="BFBFBF"/>
-              <w:right w:val="single" w:sz="4" w:color="BFBFBF"/>
-            </w:tcBorders>
-            <w:vAlign w:val="center"/>
-          </w:tcPr>
-          <w:p>
-            <w:r/>
-            <w:r>
-              <w:rPr>
-                <w:rFonts w:ascii="Calibri" w:hAnsi="Calibri"/>
-                <w:b/>
-                <w:color w:val="FFFFFF"/>
-                <w:sz w:val="19"/>
-              </w:rPr>
-              <w:t>Pushback</w:t>
-            </w:r>
-          </w:p>
-        </w:tc>
-        <w:tc>
-          <w:tcPr>
-            <w:tcW w:type="dxa" w:w="4252"/>
-            <w:shd w:val="clear" w:color="auto" w:fill="1F3A5F"/>
-            <w:tcBorders>
-              <w:top w:val="single" w:sz="4" w:color="BFBFBF"/>
-              <w:left w:val="single" w:sz="4" w:color="BFBFBF"/>
-              <w:bottom w:val="single" w:sz="4" w:color="BFBFBF"/>
-              <w:right w:val="single" w:sz="4" w:color="BFBFBF"/>
-            </w:tcBorders>
-            <w:vAlign w:val="center"/>
-          </w:tcPr>
-          <w:p>
-            <w:r/>
-            <w:r>
-              <w:rPr>
-                <w:rFonts w:ascii="Calibri" w:hAnsi="Calibri"/>
-                <w:b/>
-                <w:color w:val="FFFFFF"/>
-                <w:sz w:val="19"/>
-              </w:rPr>
-              <w:t>Response</w:t>
-            </w:r>
-          </w:p>
-        </w:tc>
-        <w:tc>
-          <w:tcPr>
-            <w:tcW w:type="dxa" w:w="2835"/>
-            <w:shd w:val="clear" w:color="auto" w:fill="1F3A5F"/>
-            <w:tcBorders>
-              <w:top w:val="single" w:sz="4" w:color="BFBFBF"/>
-              <w:left w:val="single" w:sz="4" w:color="BFBFBF"/>
-              <w:bottom w:val="single" w:sz="4" w:color="BFBFBF"/>
-              <w:right w:val="single" w:sz="4" w:color="BFBFBF"/>
-            </w:tcBorders>
-            <w:vAlign w:val="center"/>
-          </w:tcPr>
-          <w:p>
-            <w:r/>
-            <w:r>
-              <w:rPr>
-                <w:rFonts w:ascii="Calibri" w:hAnsi="Calibri"/>
-                <w:b/>
-                <w:color w:val="FFFFFF"/>
-                <w:sz w:val="19"/>
-              </w:rPr>
-              <w:t>Test</w:t>
-            </w:r>
-          </w:p>
-        </w:tc>
-      </w:tr>
-      <w:tr>
-        <w:tc>
-          <w:tcPr>
-            <w:tcW w:type="dxa" w:w="2551"/>
-            <w:tcBorders>
-              <w:top w:val="single" w:sz="4" w:color="BFBFBF"/>
-              <w:left w:val="single" w:sz="4" w:color="BFBFBF"/>
-              <w:bottom w:val="single" w:sz="4" w:color="BFBFBF"/>
-              <w:right w:val="single" w:sz="4" w:color="BFBFBF"/>
-            </w:tcBorders>
-            <w:vAlign w:val="center"/>
-          </w:tcPr>
-          <w:p>
-            <w:r/>
-            <w:r>
-              <w:rPr>
-                <w:rFonts w:ascii="Calibri" w:hAnsi="Calibri"/>
-                <w:color w:val="333333"/>
-                <w:sz w:val="19"/>
-              </w:rPr>
-              <w:t>PHM has a nine-year head start - they own the deal flow</w:t>
-            </w:r>
-          </w:p>
-        </w:tc>
-        <w:tc>
-          <w:tcPr>
-            <w:tcW w:type="dxa" w:w="4252"/>
-            <w:tcBorders>
-              <w:top w:val="single" w:sz="4" w:color="BFBFBF"/>
-              <w:left w:val="single" w:sz="4" w:color="BFBFBF"/>
-              <w:bottom w:val="single" w:sz="4" w:color="BFBFBF"/>
-              <w:right w:val="single" w:sz="4" w:color="BFBFBF"/>
-            </w:tcBorders>
-            <w:vAlign w:val="center"/>
-          </w:tcPr>
-          <w:p>
-            <w:r/>
-            <w:r>
-              <w:rPr>
-                <w:rFonts w:ascii="Calibri" w:hAnsi="Calibri"/>
-                <w:color w:val="333333"/>
-                <w:sz w:val="19"/>
-              </w:rPr>
-              <w:t>True for residential / Oslo. Our positioning (commercial + Mid-Norway / Vestland) is structurally different. We will lose some deals to PHM; we do not need to win them all</w:t>
-            </w:r>
-          </w:p>
-        </w:tc>
-        <w:tc>
-          <w:tcPr>
-            <w:tcW w:type="dxa" w:w="2835"/>
-            <w:tcBorders>
-              <w:top w:val="single" w:sz="4" w:color="BFBFBF"/>
-              <w:left w:val="single" w:sz="4" w:color="BFBFBF"/>
-              <w:bottom w:val="single" w:sz="4" w:color="BFBFBF"/>
-              <w:right w:val="single" w:sz="4" w:color="BFBFBF"/>
-            </w:tcBorders>
-            <w:vAlign w:val="center"/>
-          </w:tcPr>
-          <w:p>
-            <w:r/>
-            <w:r>
-              <w:rPr>
-                <w:rFonts w:ascii="Calibri" w:hAnsi="Calibri"/>
-                <w:color w:val="333333"/>
-                <w:sz w:val="19"/>
-              </w:rPr>
-              <w:t>Track bolt-on competitive dynamics in Y1-Y2; if hit rate &lt;40% on targeted deals, slow the M&amp;A pace</w:t>
-            </w:r>
-          </w:p>
-        </w:tc>
-      </w:tr>
-      <w:tr>
-        <w:tc>
-          <w:tcPr>
-            <w:tcW w:type="dxa" w:w="2551"/>
-            <w:tcBorders>
-              <w:top w:val="single" w:sz="4" w:color="BFBFBF"/>
-              <w:left w:val="single" w:sz="4" w:color="BFBFBF"/>
-              <w:bottom w:val="single" w:sz="4" w:color="BFBFBF"/>
-              <w:right w:val="single" w:sz="4" w:color="BFBFBF"/>
-            </w:tcBorders>
-            <w:vAlign w:val="center"/>
-            <w:shd w:val="clear" w:color="auto" w:fill="F2F4F7"/>
-          </w:tcPr>
-          <w:p>
-            <w:r/>
-            <w:r>
-              <w:rPr>
-                <w:rFonts w:ascii="Calibri" w:hAnsi="Calibri"/>
-                <w:color w:val="333333"/>
-                <w:sz w:val="19"/>
-              </w:rPr>
-              <w:t>Norvestor exits PHM 2026-2027; new owner has more capital</w:t>
-            </w:r>
-          </w:p>
-        </w:tc>
-        <w:tc>
-          <w:tcPr>
-            <w:tcW w:type="dxa" w:w="4252"/>
-            <w:tcBorders>
-              <w:top w:val="single" w:sz="4" w:color="BFBFBF"/>
-              <w:left w:val="single" w:sz="4" w:color="BFBFBF"/>
-              <w:bottom w:val="single" w:sz="4" w:color="BFBFBF"/>
-              <w:right w:val="single" w:sz="4" w:color="BFBFBF"/>
-            </w:tcBorders>
-            <w:vAlign w:val="center"/>
-            <w:shd w:val="clear" w:color="auto" w:fill="F2F4F7"/>
-          </w:tcPr>
-          <w:p>
-            <w:r/>
-            <w:r>
-              <w:rPr>
-                <w:rFonts w:ascii="Calibri" w:hAnsi="Calibri"/>
-                <w:color w:val="333333"/>
-                <w:sz w:val="19"/>
-              </w:rPr>
-              <w:t>Plausible but not certain. New owner may also focus on integration over M&amp;A in Y1-Y2 post-acquisition. And market is large enough for both to grow</w:t>
-            </w:r>
-          </w:p>
-        </w:tc>
-        <w:tc>
-          <w:tcPr>
-            <w:tcW w:type="dxa" w:w="2835"/>
-            <w:tcBorders>
-              <w:top w:val="single" w:sz="4" w:color="BFBFBF"/>
-              <w:left w:val="single" w:sz="4" w:color="BFBFBF"/>
-              <w:bottom w:val="single" w:sz="4" w:color="BFBFBF"/>
-              <w:right w:val="single" w:sz="4" w:color="BFBFBF"/>
-            </w:tcBorders>
-            <w:vAlign w:val="center"/>
-            <w:shd w:val="clear" w:color="auto" w:fill="F2F4F7"/>
-          </w:tcPr>
-          <w:p>
-            <w:r/>
-            <w:r>
-              <w:rPr>
-                <w:rFonts w:ascii="Calibri" w:hAnsi="Calibri"/>
-                <w:color w:val="333333"/>
-                <w:sz w:val="19"/>
-              </w:rPr>
-              <w:t>Monitor PHM M&amp;A cadence Q3 2026 onwards; trigger re-pricing if PHM closes &gt;10 deals/yr</w:t>
-            </w:r>
-          </w:p>
-        </w:tc>
-      </w:tr>
-      <w:tr>
-        <w:tc>
-          <w:tcPr>
-            <w:tcW w:type="dxa" w:w="2551"/>
-            <w:tcBorders>
-              <w:top w:val="single" w:sz="4" w:color="BFBFBF"/>
-              <w:left w:val="single" w:sz="4" w:color="BFBFBF"/>
-              <w:bottom w:val="single" w:sz="4" w:color="BFBFBF"/>
-              <w:right w:val="single" w:sz="4" w:color="BFBFBF"/>
-            </w:tcBorders>
-            <w:vAlign w:val="center"/>
-          </w:tcPr>
-          <w:p>
-            <w:r/>
-            <w:r>
-              <w:rPr>
-                <w:rFonts w:ascii="Calibri" w:hAnsi="Calibri"/>
-                <w:color w:val="333333"/>
-                <w:sz w:val="19"/>
-              </w:rPr>
-              <w:t>Bolt-on multiples drift up as competition intensifies</w:t>
-            </w:r>
-          </w:p>
-        </w:tc>
-        <w:tc>
-          <w:tcPr>
-            <w:tcW w:type="dxa" w:w="4252"/>
-            <w:tcBorders>
-              <w:top w:val="single" w:sz="4" w:color="BFBFBF"/>
-              <w:left w:val="single" w:sz="4" w:color="BFBFBF"/>
-              <w:bottom w:val="single" w:sz="4" w:color="BFBFBF"/>
-              <w:right w:val="single" w:sz="4" w:color="BFBFBF"/>
-            </w:tcBorders>
-            <w:vAlign w:val="center"/>
-          </w:tcPr>
-          <w:p>
-            <w:r/>
-            <w:r>
-              <w:rPr>
-                <w:rFonts w:ascii="Calibri" w:hAnsi="Calibri"/>
-                <w:color w:val="333333"/>
-                <w:sz w:val="19"/>
-              </w:rPr>
-              <w:t>Possible. Our model uses 5-6x blended; downside case at 7x compresses IRR by ~250 bps but stays above 18%</w:t>
-            </w:r>
-          </w:p>
-        </w:tc>
-        <w:tc>
-          <w:tcPr>
-            <w:tcW w:type="dxa" w:w="2835"/>
-            <w:tcBorders>
-              <w:top w:val="single" w:sz="4" w:color="BFBFBF"/>
-              <w:left w:val="single" w:sz="4" w:color="BFBFBF"/>
-              <w:bottom w:val="single" w:sz="4" w:color="BFBFBF"/>
-              <w:right w:val="single" w:sz="4" w:color="BFBFBF"/>
-            </w:tcBorders>
-            <w:vAlign w:val="center"/>
-          </w:tcPr>
-          <w:p>
-            <w:r/>
-            <w:r>
-              <w:rPr>
-                <w:rFonts w:ascii="Calibri" w:hAnsi="Calibri"/>
-                <w:color w:val="333333"/>
-                <w:sz w:val="19"/>
-              </w:rPr>
-              <w:t>Quarterly transaction comp tracking; renegotiate pipeline if multiples breach 7.5x</w:t>
-            </w:r>
-          </w:p>
-        </w:tc>
-      </w:tr>
-      <w:tr>
-        <w:tc>
-          <w:tcPr>
-            <w:tcW w:type="dxa" w:w="2551"/>
-            <w:tcBorders>
-              <w:top w:val="single" w:sz="4" w:color="BFBFBF"/>
-              <w:left w:val="single" w:sz="4" w:color="BFBFBF"/>
-              <w:bottom w:val="single" w:sz="4" w:color="BFBFBF"/>
-              <w:right w:val="single" w:sz="4" w:color="BFBFBF"/>
-            </w:tcBorders>
-            <w:vAlign w:val="center"/>
-            <w:shd w:val="clear" w:color="auto" w:fill="F2F4F7"/>
-          </w:tcPr>
-          <w:p>
-            <w:r/>
-            <w:r>
-              <w:rPr>
-                <w:rFonts w:ascii="Calibri" w:hAnsi="Calibri"/>
-                <w:color w:val="333333"/>
-                <w:sz w:val="19"/>
-              </w:rPr>
-              <w:t>Right to win is generic Nordic services playbook</w:t>
-            </w:r>
-          </w:p>
-        </w:tc>
-        <w:tc>
-          <w:tcPr>
-            <w:tcW w:type="dxa" w:w="4252"/>
-            <w:tcBorders>
-              <w:top w:val="single" w:sz="4" w:color="BFBFBF"/>
-              <w:left w:val="single" w:sz="4" w:color="BFBFBF"/>
-              <w:bottom w:val="single" w:sz="4" w:color="BFBFBF"/>
-              <w:right w:val="single" w:sz="4" w:color="BFBFBF"/>
-            </w:tcBorders>
-            <w:vAlign w:val="center"/>
-            <w:shd w:val="clear" w:color="auto" w:fill="F2F4F7"/>
-          </w:tcPr>
-          <w:p>
-            <w:r/>
-            <w:r>
-              <w:rPr>
-                <w:rFonts w:ascii="Calibri" w:hAnsi="Calibri"/>
-                <w:color w:val="333333"/>
-                <w:sz w:val="19"/>
-              </w:rPr>
-              <w:t>True at headline level. Specific advantages: Nimlas technical bundling (30-50 bps EBITDA), Ocab Swedish footprint for cross-Nordic intel and customer introductions, KLAR operating partner bench</w:t>
-            </w:r>
-          </w:p>
-        </w:tc>
-        <w:tc>
-          <w:tcPr>
-            <w:tcW w:type="dxa" w:w="2835"/>
-            <w:tcBorders>
-              <w:top w:val="single" w:sz="4" w:color="BFBFBF"/>
-              <w:left w:val="single" w:sz="4" w:color="BFBFBF"/>
-              <w:bottom w:val="single" w:sz="4" w:color="BFBFBF"/>
-              <w:right w:val="single" w:sz="4" w:color="BFBFBF"/>
-            </w:tcBorders>
-            <w:vAlign w:val="center"/>
-            <w:shd w:val="clear" w:color="auto" w:fill="F2F4F7"/>
-          </w:tcPr>
-          <w:p>
-            <w:r/>
-            <w:r>
-              <w:rPr>
-                <w:rFonts w:ascii="Calibri" w:hAnsi="Calibri"/>
-                <w:color w:val="333333"/>
-                <w:sz w:val="19"/>
-              </w:rPr>
-              <w:t>Articulated in Phase 2 management pitches; refined with anchor management team's input</w:t>
-            </w:r>
-          </w:p>
-        </w:tc>
-      </w:tr>
-      <w:tr>
-        <w:tc>
-          <w:tcPr>
-            <w:tcW w:type="dxa" w:w="2551"/>
-            <w:tcBorders>
-              <w:top w:val="single" w:sz="4" w:color="BFBFBF"/>
-              <w:left w:val="single" w:sz="4" w:color="BFBFBF"/>
-              <w:bottom w:val="single" w:sz="4" w:color="BFBFBF"/>
-              <w:right w:val="single" w:sz="4" w:color="BFBFBF"/>
-            </w:tcBorders>
-            <w:vAlign w:val="center"/>
-          </w:tcPr>
-          <w:p>
-            <w:r/>
-            <w:r>
-              <w:rPr>
-                <w:rFonts w:ascii="Calibri" w:hAnsi="Calibri"/>
-                <w:color w:val="333333"/>
-                <w:sz w:val="19"/>
-              </w:rPr>
-              <w:t>Margin expansion of 280-300 bps is aggressive for labour services</w:t>
-            </w:r>
-          </w:p>
-        </w:tc>
-        <w:tc>
-          <w:tcPr>
-            <w:tcW w:type="dxa" w:w="4252"/>
-            <w:tcBorders>
-              <w:top w:val="single" w:sz="4" w:color="BFBFBF"/>
-              <w:left w:val="single" w:sz="4" w:color="BFBFBF"/>
-              <w:bottom w:val="single" w:sz="4" w:color="BFBFBF"/>
-              <w:right w:val="single" w:sz="4" w:color="BFBFBF"/>
-            </w:tcBorders>
-            <w:vAlign w:val="center"/>
-          </w:tcPr>
-          <w:p>
-            <w:r/>
-            <w:r>
-              <w:rPr>
-                <w:rFonts w:ascii="Calibri" w:hAnsi="Calibri"/>
-                <w:color w:val="333333"/>
-                <w:sz w:val="19"/>
-              </w:rPr>
-              <w:t>Within range of PHM's own margin trajectory (estimated 6-7% at anchor in 2017 to 10-12% today). Standard PE roll-up arithmetic</w:t>
-            </w:r>
-          </w:p>
-        </w:tc>
-        <w:tc>
-          <w:tcPr>
-            <w:tcW w:type="dxa" w:w="2835"/>
-            <w:tcBorders>
-              <w:top w:val="single" w:sz="4" w:color="BFBFBF"/>
-              <w:left w:val="single" w:sz="4" w:color="BFBFBF"/>
-              <w:bottom w:val="single" w:sz="4" w:color="BFBFBF"/>
-              <w:right w:val="single" w:sz="4" w:color="BFBFBF"/>
-            </w:tcBorders>
-            <w:vAlign w:val="center"/>
-          </w:tcPr>
-          <w:p>
-            <w:r/>
-            <w:r>
-              <w:rPr>
-                <w:rFonts w:ascii="Calibri" w:hAnsi="Calibri"/>
-                <w:color w:val="333333"/>
-                <w:sz w:val="19"/>
-              </w:rPr>
-              <w:t>Operational diligence on density and procurement opportunity at the anchor</w:t>
-            </w:r>
-          </w:p>
-        </w:tc>
-      </w:tr>
-    </w:tbl>
-    <w:p>
-      <w:pPr>
-        <w:spacing w:after="40"/>
-      </w:pPr>
-    </w:p>
-    <w:p>
-      <w:pPr>
-        <w:spacing w:before="280" w:after="80"/>
-      </w:pPr>
-      <w:r>
-        <w:rPr>
-          <w:rFonts w:ascii="Calibri" w:hAnsi="Calibri"/>
-          <w:b/>
-          <w:i w:val="0"/>
-          <w:color w:val="1F3A5F"/>
-          <w:sz w:val="30"/>
-        </w:rPr>
-        <w:t>5.  Returns</w:t>
+        <w:t>3.1  Returns</w:t>
       </w:r>
     </w:p>
     <w:tbl>
@@ -2858,10 +1381,10 @@
             <w:tcW w:type="dxa" w:w="3969"/>
             <w:shd w:val="clear" w:color="auto" w:fill="1F3A5F"/>
             <w:tcBorders>
-              <w:top w:val="single" w:sz="4" w:color="BFBFBF"/>
-              <w:left w:val="single" w:sz="4" w:color="BFBFBF"/>
-              <w:bottom w:val="single" w:sz="4" w:color="BFBFBF"/>
-              <w:right w:val="single" w:sz="4" w:color="BFBFBF"/>
+              <w:top w:val="single" w:sz="4" w:color="C8CCD2"/>
+              <w:left w:val="single" w:sz="4" w:color="C8CCD2"/>
+              <w:bottom w:val="single" w:sz="4" w:color="C8CCD2"/>
+              <w:right w:val="single" w:sz="4" w:color="C8CCD2"/>
             </w:tcBorders>
             <w:vAlign w:val="center"/>
           </w:tcPr>
@@ -2874,19 +1397,18 @@
                 <w:color w:val="FFFFFF"/>
                 <w:sz w:val="19"/>
               </w:rPr>
-              <w:t>Parameter</w:t>
             </w:r>
           </w:p>
         </w:tc>
         <w:tc>
           <w:tcPr>
-            <w:tcW w:type="dxa" w:w="1984"/>
+            <w:tcW w:type="dxa" w:w="1871"/>
             <w:shd w:val="clear" w:color="auto" w:fill="1F3A5F"/>
             <w:tcBorders>
-              <w:top w:val="single" w:sz="4" w:color="BFBFBF"/>
-              <w:left w:val="single" w:sz="4" w:color="BFBFBF"/>
-              <w:bottom w:val="single" w:sz="4" w:color="BFBFBF"/>
-              <w:right w:val="single" w:sz="4" w:color="BFBFBF"/>
+              <w:top w:val="single" w:sz="4" w:color="C8CCD2"/>
+              <w:left w:val="single" w:sz="4" w:color="C8CCD2"/>
+              <w:bottom w:val="single" w:sz="4" w:color="C8CCD2"/>
+              <w:right w:val="single" w:sz="4" w:color="C8CCD2"/>
             </w:tcBorders>
             <w:vAlign w:val="center"/>
           </w:tcPr>
@@ -2899,19 +1421,19 @@
                 <w:color w:val="FFFFFF"/>
                 <w:sz w:val="19"/>
               </w:rPr>
-              <w:t>Base case</w:t>
+              <w:t>Base</w:t>
             </w:r>
           </w:p>
         </w:tc>
         <w:tc>
           <w:tcPr>
-            <w:tcW w:type="dxa" w:w="1984"/>
+            <w:tcW w:type="dxa" w:w="1871"/>
             <w:shd w:val="clear" w:color="auto" w:fill="1F3A5F"/>
             <w:tcBorders>
-              <w:top w:val="single" w:sz="4" w:color="BFBFBF"/>
-              <w:left w:val="single" w:sz="4" w:color="BFBFBF"/>
-              <w:bottom w:val="single" w:sz="4" w:color="BFBFBF"/>
-              <w:right w:val="single" w:sz="4" w:color="BFBFBF"/>
+              <w:top w:val="single" w:sz="4" w:color="C8CCD2"/>
+              <w:left w:val="single" w:sz="4" w:color="C8CCD2"/>
+              <w:bottom w:val="single" w:sz="4" w:color="C8CCD2"/>
+              <w:right w:val="single" w:sz="4" w:color="C8CCD2"/>
             </w:tcBorders>
             <w:vAlign w:val="center"/>
           </w:tcPr>
@@ -2930,13 +1452,13 @@
         </w:tc>
         <w:tc>
           <w:tcPr>
-            <w:tcW w:type="dxa" w:w="1701"/>
+            <w:tcW w:type="dxa" w:w="1871"/>
             <w:shd w:val="clear" w:color="auto" w:fill="1F3A5F"/>
             <w:tcBorders>
-              <w:top w:val="single" w:sz="4" w:color="BFBFBF"/>
-              <w:left w:val="single" w:sz="4" w:color="BFBFBF"/>
-              <w:bottom w:val="single" w:sz="4" w:color="BFBFBF"/>
-              <w:right w:val="single" w:sz="4" w:color="BFBFBF"/>
+              <w:top w:val="single" w:sz="4" w:color="C8CCD2"/>
+              <w:left w:val="single" w:sz="4" w:color="C8CCD2"/>
+              <w:bottom w:val="single" w:sz="4" w:color="C8CCD2"/>
+              <w:right w:val="single" w:sz="4" w:color="C8CCD2"/>
             </w:tcBorders>
             <w:vAlign w:val="center"/>
           </w:tcPr>
@@ -2959,10 +1481,10 @@
           <w:tcPr>
             <w:tcW w:type="dxa" w:w="3969"/>
             <w:tcBorders>
-              <w:top w:val="single" w:sz="4" w:color="BFBFBF"/>
-              <w:left w:val="single" w:sz="4" w:color="BFBFBF"/>
-              <w:bottom w:val="single" w:sz="4" w:color="BFBFBF"/>
-              <w:right w:val="single" w:sz="4" w:color="BFBFBF"/>
+              <w:top w:val="single" w:sz="4" w:color="C8CCD2"/>
+              <w:left w:val="single" w:sz="4" w:color="C8CCD2"/>
+              <w:bottom w:val="single" w:sz="4" w:color="C8CCD2"/>
+              <w:right w:val="single" w:sz="4" w:color="C8CCD2"/>
             </w:tcBorders>
             <w:vAlign w:val="center"/>
           </w:tcPr>
@@ -2971,21 +1493,21 @@
             <w:r>
               <w:rPr>
                 <w:rFonts w:ascii="Calibri" w:hAnsi="Calibri"/>
-                <w:color w:val="333333"/>
+                <w:color w:val="2A2A2A"/>
                 <w:sz w:val="19"/>
               </w:rPr>
-              <w:t>Anchor revenue at entry (NOKm)</w:t>
+              <w:t>Total invested equity (NOKm)</w:t>
             </w:r>
           </w:p>
         </w:tc>
         <w:tc>
           <w:tcPr>
-            <w:tcW w:type="dxa" w:w="1984"/>
+            <w:tcW w:type="dxa" w:w="1871"/>
             <w:tcBorders>
-              <w:top w:val="single" w:sz="4" w:color="BFBFBF"/>
-              <w:left w:val="single" w:sz="4" w:color="BFBFBF"/>
-              <w:bottom w:val="single" w:sz="4" w:color="BFBFBF"/>
-              <w:right w:val="single" w:sz="4" w:color="BFBFBF"/>
+              <w:top w:val="single" w:sz="4" w:color="C8CCD2"/>
+              <w:left w:val="single" w:sz="4" w:color="C8CCD2"/>
+              <w:bottom w:val="single" w:sz="4" w:color="C8CCD2"/>
+              <w:right w:val="single" w:sz="4" w:color="C8CCD2"/>
             </w:tcBorders>
             <w:vAlign w:val="center"/>
           </w:tcPr>
@@ -2994,21 +1516,21 @@
             <w:r>
               <w:rPr>
                 <w:rFonts w:ascii="Calibri" w:hAnsi="Calibri"/>
-                <w:color w:val="333333"/>
+                <w:color w:val="2A2A2A"/>
                 <w:sz w:val="19"/>
               </w:rPr>
-              <w:t>300</w:t>
+              <w:t>880</w:t>
             </w:r>
           </w:p>
         </w:tc>
         <w:tc>
           <w:tcPr>
-            <w:tcW w:type="dxa" w:w="1984"/>
+            <w:tcW w:type="dxa" w:w="1871"/>
             <w:tcBorders>
-              <w:top w:val="single" w:sz="4" w:color="BFBFBF"/>
-              <w:left w:val="single" w:sz="4" w:color="BFBFBF"/>
-              <w:bottom w:val="single" w:sz="4" w:color="BFBFBF"/>
-              <w:right w:val="single" w:sz="4" w:color="BFBFBF"/>
+              <w:top w:val="single" w:sz="4" w:color="C8CCD2"/>
+              <w:left w:val="single" w:sz="4" w:color="C8CCD2"/>
+              <w:bottom w:val="single" w:sz="4" w:color="C8CCD2"/>
+              <w:right w:val="single" w:sz="4" w:color="C8CCD2"/>
             </w:tcBorders>
             <w:vAlign w:val="center"/>
           </w:tcPr>
@@ -3017,21 +1539,21 @@
             <w:r>
               <w:rPr>
                 <w:rFonts w:ascii="Calibri" w:hAnsi="Calibri"/>
-                <w:color w:val="333333"/>
+                <w:color w:val="2A2A2A"/>
                 <w:sz w:val="19"/>
               </w:rPr>
-              <w:t>750</w:t>
+              <w:t>1,250</w:t>
             </w:r>
           </w:p>
         </w:tc>
         <w:tc>
           <w:tcPr>
-            <w:tcW w:type="dxa" w:w="1701"/>
+            <w:tcW w:type="dxa" w:w="1871"/>
             <w:tcBorders>
-              <w:top w:val="single" w:sz="4" w:color="BFBFBF"/>
-              <w:left w:val="single" w:sz="4" w:color="BFBFBF"/>
-              <w:bottom w:val="single" w:sz="4" w:color="BFBFBF"/>
-              <w:right w:val="single" w:sz="4" w:color="BFBFBF"/>
+              <w:top w:val="single" w:sz="4" w:color="C8CCD2"/>
+              <w:left w:val="single" w:sz="4" w:color="C8CCD2"/>
+              <w:bottom w:val="single" w:sz="4" w:color="C8CCD2"/>
+              <w:right w:val="single" w:sz="4" w:color="C8CCD2"/>
             </w:tcBorders>
             <w:vAlign w:val="center"/>
           </w:tcPr>
@@ -3040,10 +1562,10 @@
             <w:r>
               <w:rPr>
                 <w:rFonts w:ascii="Calibri" w:hAnsi="Calibri"/>
-                <w:color w:val="333333"/>
+                <w:color w:val="2A2A2A"/>
                 <w:sz w:val="19"/>
               </w:rPr>
-              <w:t>300</w:t>
+              <w:t>750</w:t>
             </w:r>
           </w:p>
         </w:tc>
@@ -3053,716 +1575,44 @@
           <w:tcPr>
             <w:tcW w:type="dxa" w:w="3969"/>
             <w:tcBorders>
-              <w:top w:val="single" w:sz="4" w:color="BFBFBF"/>
-              <w:left w:val="single" w:sz="4" w:color="BFBFBF"/>
-              <w:bottom w:val="single" w:sz="4" w:color="BFBFBF"/>
-              <w:right w:val="single" w:sz="4" w:color="BFBFBF"/>
+              <w:top w:val="single" w:sz="4" w:color="C8CCD2"/>
+              <w:left w:val="single" w:sz="4" w:color="C8CCD2"/>
+              <w:bottom w:val="single" w:sz="4" w:color="C8CCD2"/>
+              <w:right w:val="single" w:sz="4" w:color="C8CCD2"/>
             </w:tcBorders>
             <w:vAlign w:val="center"/>
-            <w:shd w:val="clear" w:color="auto" w:fill="F2F4F7"/>
+            <w:shd w:val="clear" w:color="auto" w:fill="F5F6F8"/>
           </w:tcPr>
           <w:p>
             <w:r/>
             <w:r>
               <w:rPr>
                 <w:rFonts w:ascii="Calibri" w:hAnsi="Calibri"/>
-                <w:color w:val="333333"/>
+                <w:color w:val="2A2A2A"/>
                 <w:sz w:val="19"/>
               </w:rPr>
-              <w:t>Anchor entry multiple</w:t>
+              <w:t>Y5 platform EBITDA (NOKm)</w:t>
             </w:r>
           </w:p>
         </w:tc>
         <w:tc>
           <w:tcPr>
-            <w:tcW w:type="dxa" w:w="1984"/>
+            <w:tcW w:type="dxa" w:w="1871"/>
             <w:tcBorders>
-              <w:top w:val="single" w:sz="4" w:color="BFBFBF"/>
-              <w:left w:val="single" w:sz="4" w:color="BFBFBF"/>
-              <w:bottom w:val="single" w:sz="4" w:color="BFBFBF"/>
-              <w:right w:val="single" w:sz="4" w:color="BFBFBF"/>
+              <w:top w:val="single" w:sz="4" w:color="C8CCD2"/>
+              <w:left w:val="single" w:sz="4" w:color="C8CCD2"/>
+              <w:bottom w:val="single" w:sz="4" w:color="C8CCD2"/>
+              <w:right w:val="single" w:sz="4" w:color="C8CCD2"/>
             </w:tcBorders>
             <w:vAlign w:val="center"/>
-            <w:shd w:val="clear" w:color="auto" w:fill="F2F4F7"/>
+            <w:shd w:val="clear" w:color="auto" w:fill="F5F6F8"/>
           </w:tcPr>
           <w:p>
             <w:r/>
             <w:r>
               <w:rPr>
                 <w:rFonts w:ascii="Calibri" w:hAnsi="Calibri"/>
-                <w:color w:val="333333"/>
-                <w:sz w:val="19"/>
-              </w:rPr>
-              <w:t>9.5x</w:t>
-            </w:r>
-          </w:p>
-        </w:tc>
-        <w:tc>
-          <w:tcPr>
-            <w:tcW w:type="dxa" w:w="1984"/>
-            <w:tcBorders>
-              <w:top w:val="single" w:sz="4" w:color="BFBFBF"/>
-              <w:left w:val="single" w:sz="4" w:color="BFBFBF"/>
-              <w:bottom w:val="single" w:sz="4" w:color="BFBFBF"/>
-              <w:right w:val="single" w:sz="4" w:color="BFBFBF"/>
-            </w:tcBorders>
-            <w:vAlign w:val="center"/>
-            <w:shd w:val="clear" w:color="auto" w:fill="F2F4F7"/>
-          </w:tcPr>
-          <w:p>
-            <w:r/>
-            <w:r>
-              <w:rPr>
-                <w:rFonts w:ascii="Calibri" w:hAnsi="Calibri"/>
-                <w:color w:val="333333"/>
-                <w:sz w:val="19"/>
-              </w:rPr>
-              <w:t>9.5x</w:t>
-            </w:r>
-          </w:p>
-        </w:tc>
-        <w:tc>
-          <w:tcPr>
-            <w:tcW w:type="dxa" w:w="1701"/>
-            <w:tcBorders>
-              <w:top w:val="single" w:sz="4" w:color="BFBFBF"/>
-              <w:left w:val="single" w:sz="4" w:color="BFBFBF"/>
-              <w:bottom w:val="single" w:sz="4" w:color="BFBFBF"/>
-              <w:right w:val="single" w:sz="4" w:color="BFBFBF"/>
-            </w:tcBorders>
-            <w:vAlign w:val="center"/>
-            <w:shd w:val="clear" w:color="auto" w:fill="F2F4F7"/>
-          </w:tcPr>
-          <w:p>
-            <w:r/>
-            <w:r>
-              <w:rPr>
-                <w:rFonts w:ascii="Calibri" w:hAnsi="Calibri"/>
-                <w:color w:val="333333"/>
-                <w:sz w:val="19"/>
-              </w:rPr>
-              <w:t>10.5x</w:t>
-            </w:r>
-          </w:p>
-        </w:tc>
-      </w:tr>
-      <w:tr>
-        <w:tc>
-          <w:tcPr>
-            <w:tcW w:type="dxa" w:w="3969"/>
-            <w:tcBorders>
-              <w:top w:val="single" w:sz="4" w:color="BFBFBF"/>
-              <w:left w:val="single" w:sz="4" w:color="BFBFBF"/>
-              <w:bottom w:val="single" w:sz="4" w:color="BFBFBF"/>
-              <w:right w:val="single" w:sz="4" w:color="BFBFBF"/>
-            </w:tcBorders>
-            <w:vAlign w:val="center"/>
-          </w:tcPr>
-          <w:p>
-            <w:r/>
-            <w:r>
-              <w:rPr>
-                <w:rFonts w:ascii="Calibri" w:hAnsi="Calibri"/>
-                <w:color w:val="333333"/>
-                <w:sz w:val="19"/>
-              </w:rPr>
-              <w:t>Anchor entry EV (NOKm)</w:t>
-            </w:r>
-          </w:p>
-        </w:tc>
-        <w:tc>
-          <w:tcPr>
-            <w:tcW w:type="dxa" w:w="1984"/>
-            <w:tcBorders>
-              <w:top w:val="single" w:sz="4" w:color="BFBFBF"/>
-              <w:left w:val="single" w:sz="4" w:color="BFBFBF"/>
-              <w:bottom w:val="single" w:sz="4" w:color="BFBFBF"/>
-              <w:right w:val="single" w:sz="4" w:color="BFBFBF"/>
-            </w:tcBorders>
-            <w:vAlign w:val="center"/>
-          </w:tcPr>
-          <w:p>
-            <w:r/>
-            <w:r>
-              <w:rPr>
-                <w:rFonts w:ascii="Calibri" w:hAnsi="Calibri"/>
-                <w:color w:val="333333"/>
-                <w:sz w:val="19"/>
-              </w:rPr>
-              <w:t>245</w:t>
-            </w:r>
-          </w:p>
-        </w:tc>
-        <w:tc>
-          <w:tcPr>
-            <w:tcW w:type="dxa" w:w="1984"/>
-            <w:tcBorders>
-              <w:top w:val="single" w:sz="4" w:color="BFBFBF"/>
-              <w:left w:val="single" w:sz="4" w:color="BFBFBF"/>
-              <w:bottom w:val="single" w:sz="4" w:color="BFBFBF"/>
-              <w:right w:val="single" w:sz="4" w:color="BFBFBF"/>
-            </w:tcBorders>
-            <w:vAlign w:val="center"/>
-          </w:tcPr>
-          <w:p>
-            <w:r/>
-            <w:r>
-              <w:rPr>
-                <w:rFonts w:ascii="Calibri" w:hAnsi="Calibri"/>
-                <w:color w:val="333333"/>
-                <w:sz w:val="19"/>
-              </w:rPr>
-              <w:t>615</w:t>
-            </w:r>
-          </w:p>
-        </w:tc>
-        <w:tc>
-          <w:tcPr>
-            <w:tcW w:type="dxa" w:w="1701"/>
-            <w:tcBorders>
-              <w:top w:val="single" w:sz="4" w:color="BFBFBF"/>
-              <w:left w:val="single" w:sz="4" w:color="BFBFBF"/>
-              <w:bottom w:val="single" w:sz="4" w:color="BFBFBF"/>
-              <w:right w:val="single" w:sz="4" w:color="BFBFBF"/>
-            </w:tcBorders>
-            <w:vAlign w:val="center"/>
-          </w:tcPr>
-          <w:p>
-            <w:r/>
-            <w:r>
-              <w:rPr>
-                <w:rFonts w:ascii="Calibri" w:hAnsi="Calibri"/>
-                <w:color w:val="333333"/>
-                <w:sz w:val="19"/>
-              </w:rPr>
-              <w:t>270</w:t>
-            </w:r>
-          </w:p>
-        </w:tc>
-      </w:tr>
-      <w:tr>
-        <w:tc>
-          <w:tcPr>
-            <w:tcW w:type="dxa" w:w="3969"/>
-            <w:tcBorders>
-              <w:top w:val="single" w:sz="4" w:color="BFBFBF"/>
-              <w:left w:val="single" w:sz="4" w:color="BFBFBF"/>
-              <w:bottom w:val="single" w:sz="4" w:color="BFBFBF"/>
-              <w:right w:val="single" w:sz="4" w:color="BFBFBF"/>
-            </w:tcBorders>
-            <w:vAlign w:val="center"/>
-            <w:shd w:val="clear" w:color="auto" w:fill="F2F4F7"/>
-          </w:tcPr>
-          <w:p>
-            <w:r/>
-            <w:r>
-              <w:rPr>
-                <w:rFonts w:ascii="Calibri" w:hAnsi="Calibri"/>
-                <w:color w:val="333333"/>
-                <w:sz w:val="19"/>
-              </w:rPr>
-              <w:t>Bolt-ons closed Y1-Y5</w:t>
-            </w:r>
-          </w:p>
-        </w:tc>
-        <w:tc>
-          <w:tcPr>
-            <w:tcW w:type="dxa" w:w="1984"/>
-            <w:tcBorders>
-              <w:top w:val="single" w:sz="4" w:color="BFBFBF"/>
-              <w:left w:val="single" w:sz="4" w:color="BFBFBF"/>
-              <w:bottom w:val="single" w:sz="4" w:color="BFBFBF"/>
-              <w:right w:val="single" w:sz="4" w:color="BFBFBF"/>
-            </w:tcBorders>
-            <w:vAlign w:val="center"/>
-            <w:shd w:val="clear" w:color="auto" w:fill="F2F4F7"/>
-          </w:tcPr>
-          <w:p>
-            <w:r/>
-            <w:r>
-              <w:rPr>
-                <w:rFonts w:ascii="Calibri" w:hAnsi="Calibri"/>
-                <w:color w:val="333333"/>
-                <w:sz w:val="19"/>
-              </w:rPr>
-              <w:t>22-26</w:t>
-            </w:r>
-          </w:p>
-        </w:tc>
-        <w:tc>
-          <w:tcPr>
-            <w:tcW w:type="dxa" w:w="1984"/>
-            <w:tcBorders>
-              <w:top w:val="single" w:sz="4" w:color="BFBFBF"/>
-              <w:left w:val="single" w:sz="4" w:color="BFBFBF"/>
-              <w:bottom w:val="single" w:sz="4" w:color="BFBFBF"/>
-              <w:right w:val="single" w:sz="4" w:color="BFBFBF"/>
-            </w:tcBorders>
-            <w:vAlign w:val="center"/>
-            <w:shd w:val="clear" w:color="auto" w:fill="F2F4F7"/>
-          </w:tcPr>
-          <w:p>
-            <w:r/>
-            <w:r>
-              <w:rPr>
-                <w:rFonts w:ascii="Calibri" w:hAnsi="Calibri"/>
-                <w:color w:val="333333"/>
-                <w:sz w:val="19"/>
-              </w:rPr>
-              <w:t>30+</w:t>
-            </w:r>
-          </w:p>
-        </w:tc>
-        <w:tc>
-          <w:tcPr>
-            <w:tcW w:type="dxa" w:w="1701"/>
-            <w:tcBorders>
-              <w:top w:val="single" w:sz="4" w:color="BFBFBF"/>
-              <w:left w:val="single" w:sz="4" w:color="BFBFBF"/>
-              <w:bottom w:val="single" w:sz="4" w:color="BFBFBF"/>
-              <w:right w:val="single" w:sz="4" w:color="BFBFBF"/>
-            </w:tcBorders>
-            <w:vAlign w:val="center"/>
-            <w:shd w:val="clear" w:color="auto" w:fill="F2F4F7"/>
-          </w:tcPr>
-          <w:p>
-            <w:r/>
-            <w:r>
-              <w:rPr>
-                <w:rFonts w:ascii="Calibri" w:hAnsi="Calibri"/>
-                <w:color w:val="333333"/>
-                <w:sz w:val="19"/>
-              </w:rPr>
-              <w:t>12-15</w:t>
-            </w:r>
-          </w:p>
-        </w:tc>
-      </w:tr>
-      <w:tr>
-        <w:tc>
-          <w:tcPr>
-            <w:tcW w:type="dxa" w:w="3969"/>
-            <w:tcBorders>
-              <w:top w:val="single" w:sz="4" w:color="BFBFBF"/>
-              <w:left w:val="single" w:sz="4" w:color="BFBFBF"/>
-              <w:bottom w:val="single" w:sz="4" w:color="BFBFBF"/>
-              <w:right w:val="single" w:sz="4" w:color="BFBFBF"/>
-            </w:tcBorders>
-            <w:vAlign w:val="center"/>
-          </w:tcPr>
-          <w:p>
-            <w:r/>
-            <w:r>
-              <w:rPr>
-                <w:rFonts w:ascii="Calibri" w:hAnsi="Calibri"/>
-                <w:color w:val="333333"/>
-                <w:sz w:val="19"/>
-              </w:rPr>
-              <w:t>Blended bolt-on multiple</w:t>
-            </w:r>
-          </w:p>
-        </w:tc>
-        <w:tc>
-          <w:tcPr>
-            <w:tcW w:type="dxa" w:w="1984"/>
-            <w:tcBorders>
-              <w:top w:val="single" w:sz="4" w:color="BFBFBF"/>
-              <w:left w:val="single" w:sz="4" w:color="BFBFBF"/>
-              <w:bottom w:val="single" w:sz="4" w:color="BFBFBF"/>
-              <w:right w:val="single" w:sz="4" w:color="BFBFBF"/>
-            </w:tcBorders>
-            <w:vAlign w:val="center"/>
-          </w:tcPr>
-          <w:p>
-            <w:r/>
-            <w:r>
-              <w:rPr>
-                <w:rFonts w:ascii="Calibri" w:hAnsi="Calibri"/>
-                <w:color w:val="333333"/>
-                <w:sz w:val="19"/>
-              </w:rPr>
-              <w:t>6.0x</w:t>
-            </w:r>
-          </w:p>
-        </w:tc>
-        <w:tc>
-          <w:tcPr>
-            <w:tcW w:type="dxa" w:w="1984"/>
-            <w:tcBorders>
-              <w:top w:val="single" w:sz="4" w:color="BFBFBF"/>
-              <w:left w:val="single" w:sz="4" w:color="BFBFBF"/>
-              <w:bottom w:val="single" w:sz="4" w:color="BFBFBF"/>
-              <w:right w:val="single" w:sz="4" w:color="BFBFBF"/>
-            </w:tcBorders>
-            <w:vAlign w:val="center"/>
-          </w:tcPr>
-          <w:p>
-            <w:r/>
-            <w:r>
-              <w:rPr>
-                <w:rFonts w:ascii="Calibri" w:hAnsi="Calibri"/>
-                <w:color w:val="333333"/>
-                <w:sz w:val="19"/>
-              </w:rPr>
-              <w:t>5.5x</w:t>
-            </w:r>
-          </w:p>
-        </w:tc>
-        <w:tc>
-          <w:tcPr>
-            <w:tcW w:type="dxa" w:w="1701"/>
-            <w:tcBorders>
-              <w:top w:val="single" w:sz="4" w:color="BFBFBF"/>
-              <w:left w:val="single" w:sz="4" w:color="BFBFBF"/>
-              <w:bottom w:val="single" w:sz="4" w:color="BFBFBF"/>
-              <w:right w:val="single" w:sz="4" w:color="BFBFBF"/>
-            </w:tcBorders>
-            <w:vAlign w:val="center"/>
-          </w:tcPr>
-          <w:p>
-            <w:r/>
-            <w:r>
-              <w:rPr>
-                <w:rFonts w:ascii="Calibri" w:hAnsi="Calibri"/>
-                <w:color w:val="333333"/>
-                <w:sz w:val="19"/>
-              </w:rPr>
-              <w:t>7.0x</w:t>
-            </w:r>
-          </w:p>
-        </w:tc>
-      </w:tr>
-      <w:tr>
-        <w:tc>
-          <w:tcPr>
-            <w:tcW w:type="dxa" w:w="3969"/>
-            <w:tcBorders>
-              <w:top w:val="single" w:sz="4" w:color="BFBFBF"/>
-              <w:left w:val="single" w:sz="4" w:color="BFBFBF"/>
-              <w:bottom w:val="single" w:sz="4" w:color="BFBFBF"/>
-              <w:right w:val="single" w:sz="4" w:color="BFBFBF"/>
-            </w:tcBorders>
-            <w:vAlign w:val="center"/>
-            <w:shd w:val="clear" w:color="auto" w:fill="F2F4F7"/>
-          </w:tcPr>
-          <w:p>
-            <w:r/>
-            <w:r>
-              <w:rPr>
-                <w:rFonts w:ascii="Calibri" w:hAnsi="Calibri"/>
-                <w:color w:val="333333"/>
-                <w:sz w:val="19"/>
-              </w:rPr>
-              <w:t>Bolt-on EV deployed Y1-Y5 (NOKm)</w:t>
-            </w:r>
-          </w:p>
-        </w:tc>
-        <w:tc>
-          <w:tcPr>
-            <w:tcW w:type="dxa" w:w="1984"/>
-            <w:tcBorders>
-              <w:top w:val="single" w:sz="4" w:color="BFBFBF"/>
-              <w:left w:val="single" w:sz="4" w:color="BFBFBF"/>
-              <w:bottom w:val="single" w:sz="4" w:color="BFBFBF"/>
-              <w:right w:val="single" w:sz="4" w:color="BFBFBF"/>
-            </w:tcBorders>
-            <w:vAlign w:val="center"/>
-            <w:shd w:val="clear" w:color="auto" w:fill="F2F4F7"/>
-          </w:tcPr>
-          <w:p>
-            <w:r/>
-            <w:r>
-              <w:rPr>
-                <w:rFonts w:ascii="Calibri" w:hAnsi="Calibri"/>
-                <w:color w:val="333333"/>
-                <w:sz w:val="19"/>
-              </w:rPr>
-              <w:t>950</w:t>
-            </w:r>
-          </w:p>
-        </w:tc>
-        <w:tc>
-          <w:tcPr>
-            <w:tcW w:type="dxa" w:w="1984"/>
-            <w:tcBorders>
-              <w:top w:val="single" w:sz="4" w:color="BFBFBF"/>
-              <w:left w:val="single" w:sz="4" w:color="BFBFBF"/>
-              <w:bottom w:val="single" w:sz="4" w:color="BFBFBF"/>
-              <w:right w:val="single" w:sz="4" w:color="BFBFBF"/>
-            </w:tcBorders>
-            <w:vAlign w:val="center"/>
-            <w:shd w:val="clear" w:color="auto" w:fill="F2F4F7"/>
-          </w:tcPr>
-          <w:p>
-            <w:r/>
-            <w:r>
-              <w:rPr>
-                <w:rFonts w:ascii="Calibri" w:hAnsi="Calibri"/>
-                <w:color w:val="333333"/>
-                <w:sz w:val="19"/>
-              </w:rPr>
-              <w:t>1,400</w:t>
-            </w:r>
-          </w:p>
-        </w:tc>
-        <w:tc>
-          <w:tcPr>
-            <w:tcW w:type="dxa" w:w="1701"/>
-            <w:tcBorders>
-              <w:top w:val="single" w:sz="4" w:color="BFBFBF"/>
-              <w:left w:val="single" w:sz="4" w:color="BFBFBF"/>
-              <w:bottom w:val="single" w:sz="4" w:color="BFBFBF"/>
-              <w:right w:val="single" w:sz="4" w:color="BFBFBF"/>
-            </w:tcBorders>
-            <w:vAlign w:val="center"/>
-            <w:shd w:val="clear" w:color="auto" w:fill="F2F4F7"/>
-          </w:tcPr>
-          <w:p>
-            <w:r/>
-            <w:r>
-              <w:rPr>
-                <w:rFonts w:ascii="Calibri" w:hAnsi="Calibri"/>
-                <w:color w:val="333333"/>
-                <w:sz w:val="19"/>
-              </w:rPr>
-              <w:t>560</w:t>
-            </w:r>
-          </w:p>
-        </w:tc>
-      </w:tr>
-      <w:tr>
-        <w:tc>
-          <w:tcPr>
-            <w:tcW w:type="dxa" w:w="3969"/>
-            <w:tcBorders>
-              <w:top w:val="single" w:sz="4" w:color="BFBFBF"/>
-              <w:left w:val="single" w:sz="4" w:color="BFBFBF"/>
-              <w:bottom w:val="single" w:sz="4" w:color="BFBFBF"/>
-              <w:right w:val="single" w:sz="4" w:color="BFBFBF"/>
-            </w:tcBorders>
-            <w:vAlign w:val="center"/>
-          </w:tcPr>
-          <w:p>
-            <w:r/>
-            <w:r>
-              <w:rPr>
-                <w:rFonts w:ascii="Calibri" w:hAnsi="Calibri"/>
-                <w:color w:val="333333"/>
-                <w:sz w:val="19"/>
-              </w:rPr>
-              <w:t>Y5 platform revenue (NOKm)</w:t>
-            </w:r>
-          </w:p>
-        </w:tc>
-        <w:tc>
-          <w:tcPr>
-            <w:tcW w:type="dxa" w:w="1984"/>
-            <w:tcBorders>
-              <w:top w:val="single" w:sz="4" w:color="BFBFBF"/>
-              <w:left w:val="single" w:sz="4" w:color="BFBFBF"/>
-              <w:bottom w:val="single" w:sz="4" w:color="BFBFBF"/>
-              <w:right w:val="single" w:sz="4" w:color="BFBFBF"/>
-            </w:tcBorders>
-            <w:vAlign w:val="center"/>
-          </w:tcPr>
-          <w:p>
-            <w:r/>
-            <w:r>
-              <w:rPr>
-                <w:rFonts w:ascii="Calibri" w:hAnsi="Calibri"/>
-                <w:color w:val="333333"/>
-                <w:sz w:val="19"/>
-              </w:rPr>
-              <w:t>2,200</w:t>
-            </w:r>
-          </w:p>
-        </w:tc>
-        <w:tc>
-          <w:tcPr>
-            <w:tcW w:type="dxa" w:w="1984"/>
-            <w:tcBorders>
-              <w:top w:val="single" w:sz="4" w:color="BFBFBF"/>
-              <w:left w:val="single" w:sz="4" w:color="BFBFBF"/>
-              <w:bottom w:val="single" w:sz="4" w:color="BFBFBF"/>
-              <w:right w:val="single" w:sz="4" w:color="BFBFBF"/>
-            </w:tcBorders>
-            <w:vAlign w:val="center"/>
-          </w:tcPr>
-          <w:p>
-            <w:r/>
-            <w:r>
-              <w:rPr>
-                <w:rFonts w:ascii="Calibri" w:hAnsi="Calibri"/>
-                <w:color w:val="333333"/>
-                <w:sz w:val="19"/>
-              </w:rPr>
-              <w:t>3,000</w:t>
-            </w:r>
-          </w:p>
-        </w:tc>
-        <w:tc>
-          <w:tcPr>
-            <w:tcW w:type="dxa" w:w="1701"/>
-            <w:tcBorders>
-              <w:top w:val="single" w:sz="4" w:color="BFBFBF"/>
-              <w:left w:val="single" w:sz="4" w:color="BFBFBF"/>
-              <w:bottom w:val="single" w:sz="4" w:color="BFBFBF"/>
-              <w:right w:val="single" w:sz="4" w:color="BFBFBF"/>
-            </w:tcBorders>
-            <w:vAlign w:val="center"/>
-          </w:tcPr>
-          <w:p>
-            <w:r/>
-            <w:r>
-              <w:rPr>
-                <w:rFonts w:ascii="Calibri" w:hAnsi="Calibri"/>
-                <w:color w:val="333333"/>
-                <w:sz w:val="19"/>
-              </w:rPr>
-              <w:t>1,400</w:t>
-            </w:r>
-          </w:p>
-        </w:tc>
-      </w:tr>
-      <w:tr>
-        <w:tc>
-          <w:tcPr>
-            <w:tcW w:type="dxa" w:w="3969"/>
-            <w:tcBorders>
-              <w:top w:val="single" w:sz="4" w:color="BFBFBF"/>
-              <w:left w:val="single" w:sz="4" w:color="BFBFBF"/>
-              <w:bottom w:val="single" w:sz="4" w:color="BFBFBF"/>
-              <w:right w:val="single" w:sz="4" w:color="BFBFBF"/>
-            </w:tcBorders>
-            <w:vAlign w:val="center"/>
-            <w:shd w:val="clear" w:color="auto" w:fill="F2F4F7"/>
-          </w:tcPr>
-          <w:p>
-            <w:r/>
-            <w:r>
-              <w:rPr>
-                <w:rFonts w:ascii="Calibri" w:hAnsi="Calibri"/>
-                <w:color w:val="333333"/>
-                <w:sz w:val="19"/>
-              </w:rPr>
-              <w:t>Y5 EBITDA margin</w:t>
-            </w:r>
-          </w:p>
-        </w:tc>
-        <w:tc>
-          <w:tcPr>
-            <w:tcW w:type="dxa" w:w="1984"/>
-            <w:tcBorders>
-              <w:top w:val="single" w:sz="4" w:color="BFBFBF"/>
-              <w:left w:val="single" w:sz="4" w:color="BFBFBF"/>
-              <w:bottom w:val="single" w:sz="4" w:color="BFBFBF"/>
-              <w:right w:val="single" w:sz="4" w:color="BFBFBF"/>
-            </w:tcBorders>
-            <w:vAlign w:val="center"/>
-            <w:shd w:val="clear" w:color="auto" w:fill="F2F4F7"/>
-          </w:tcPr>
-          <w:p>
-            <w:r/>
-            <w:r>
-              <w:rPr>
-                <w:rFonts w:ascii="Calibri" w:hAnsi="Calibri"/>
-                <w:color w:val="333333"/>
-                <w:sz w:val="19"/>
-              </w:rPr>
-              <w:t>11.5%</w:t>
-            </w:r>
-          </w:p>
-        </w:tc>
-        <w:tc>
-          <w:tcPr>
-            <w:tcW w:type="dxa" w:w="1984"/>
-            <w:tcBorders>
-              <w:top w:val="single" w:sz="4" w:color="BFBFBF"/>
-              <w:left w:val="single" w:sz="4" w:color="BFBFBF"/>
-              <w:bottom w:val="single" w:sz="4" w:color="BFBFBF"/>
-              <w:right w:val="single" w:sz="4" w:color="BFBFBF"/>
-            </w:tcBorders>
-            <w:vAlign w:val="center"/>
-            <w:shd w:val="clear" w:color="auto" w:fill="F2F4F7"/>
-          </w:tcPr>
-          <w:p>
-            <w:r/>
-            <w:r>
-              <w:rPr>
-                <w:rFonts w:ascii="Calibri" w:hAnsi="Calibri"/>
-                <w:color w:val="333333"/>
-                <w:sz w:val="19"/>
-              </w:rPr>
-              <w:t>12.5%</w:t>
-            </w:r>
-          </w:p>
-        </w:tc>
-        <w:tc>
-          <w:tcPr>
-            <w:tcW w:type="dxa" w:w="1701"/>
-            <w:tcBorders>
-              <w:top w:val="single" w:sz="4" w:color="BFBFBF"/>
-              <w:left w:val="single" w:sz="4" w:color="BFBFBF"/>
-              <w:bottom w:val="single" w:sz="4" w:color="BFBFBF"/>
-              <w:right w:val="single" w:sz="4" w:color="BFBFBF"/>
-            </w:tcBorders>
-            <w:vAlign w:val="center"/>
-            <w:shd w:val="clear" w:color="auto" w:fill="F2F4F7"/>
-          </w:tcPr>
-          <w:p>
-            <w:r/>
-            <w:r>
-              <w:rPr>
-                <w:rFonts w:ascii="Calibri" w:hAnsi="Calibri"/>
-                <w:color w:val="333333"/>
-                <w:sz w:val="19"/>
-              </w:rPr>
-              <w:t>10.0%</w:t>
-            </w:r>
-          </w:p>
-        </w:tc>
-      </w:tr>
-      <w:tr>
-        <w:tc>
-          <w:tcPr>
-            <w:tcW w:type="dxa" w:w="3969"/>
-            <w:tcBorders>
-              <w:top w:val="single" w:sz="4" w:color="BFBFBF"/>
-              <w:left w:val="single" w:sz="4" w:color="BFBFBF"/>
-              <w:bottom w:val="single" w:sz="4" w:color="BFBFBF"/>
-              <w:right w:val="single" w:sz="4" w:color="BFBFBF"/>
-            </w:tcBorders>
-            <w:vAlign w:val="center"/>
-          </w:tcPr>
-          <w:p>
-            <w:r/>
-            <w:r>
-              <w:rPr>
-                <w:rFonts w:ascii="Calibri" w:hAnsi="Calibri"/>
-                <w:color w:val="333333"/>
-                <w:sz w:val="19"/>
-              </w:rPr>
-              <w:t>Y5 EBITDA (NOKm)</w:t>
-            </w:r>
-          </w:p>
-        </w:tc>
-        <w:tc>
-          <w:tcPr>
-            <w:tcW w:type="dxa" w:w="1984"/>
-            <w:tcBorders>
-              <w:top w:val="single" w:sz="4" w:color="BFBFBF"/>
-              <w:left w:val="single" w:sz="4" w:color="BFBFBF"/>
-              <w:bottom w:val="single" w:sz="4" w:color="BFBFBF"/>
-              <w:right w:val="single" w:sz="4" w:color="BFBFBF"/>
-            </w:tcBorders>
-            <w:vAlign w:val="center"/>
-          </w:tcPr>
-          <w:p>
-            <w:r/>
-            <w:r>
-              <w:rPr>
-                <w:rFonts w:ascii="Calibri" w:hAnsi="Calibri"/>
-                <w:color w:val="333333"/>
+                <w:color w:val="2A2A2A"/>
                 <w:sz w:val="19"/>
               </w:rPr>
               <w:t>253</w:t>
@@ -3771,21 +1621,22 @@
         </w:tc>
         <w:tc>
           <w:tcPr>
-            <w:tcW w:type="dxa" w:w="1984"/>
+            <w:tcW w:type="dxa" w:w="1871"/>
             <w:tcBorders>
-              <w:top w:val="single" w:sz="4" w:color="BFBFBF"/>
-              <w:left w:val="single" w:sz="4" w:color="BFBFBF"/>
-              <w:bottom w:val="single" w:sz="4" w:color="BFBFBF"/>
-              <w:right w:val="single" w:sz="4" w:color="BFBFBF"/>
+              <w:top w:val="single" w:sz="4" w:color="C8CCD2"/>
+              <w:left w:val="single" w:sz="4" w:color="C8CCD2"/>
+              <w:bottom w:val="single" w:sz="4" w:color="C8CCD2"/>
+              <w:right w:val="single" w:sz="4" w:color="C8CCD2"/>
             </w:tcBorders>
             <w:vAlign w:val="center"/>
+            <w:shd w:val="clear" w:color="auto" w:fill="F5F6F8"/>
           </w:tcPr>
           <w:p>
             <w:r/>
             <w:r>
               <w:rPr>
                 <w:rFonts w:ascii="Calibri" w:hAnsi="Calibri"/>
-                <w:color w:val="333333"/>
+                <w:color w:val="2A2A2A"/>
                 <w:sz w:val="19"/>
               </w:rPr>
               <w:t>375</w:t>
@@ -3794,21 +1645,22 @@
         </w:tc>
         <w:tc>
           <w:tcPr>
-            <w:tcW w:type="dxa" w:w="1701"/>
+            <w:tcW w:type="dxa" w:w="1871"/>
             <w:tcBorders>
-              <w:top w:val="single" w:sz="4" w:color="BFBFBF"/>
-              <w:left w:val="single" w:sz="4" w:color="BFBFBF"/>
-              <w:bottom w:val="single" w:sz="4" w:color="BFBFBF"/>
-              <w:right w:val="single" w:sz="4" w:color="BFBFBF"/>
+              <w:top w:val="single" w:sz="4" w:color="C8CCD2"/>
+              <w:left w:val="single" w:sz="4" w:color="C8CCD2"/>
+              <w:bottom w:val="single" w:sz="4" w:color="C8CCD2"/>
+              <w:right w:val="single" w:sz="4" w:color="C8CCD2"/>
             </w:tcBorders>
             <w:vAlign w:val="center"/>
+            <w:shd w:val="clear" w:color="auto" w:fill="F5F6F8"/>
           </w:tcPr>
           <w:p>
             <w:r/>
             <w:r>
               <w:rPr>
                 <w:rFonts w:ascii="Calibri" w:hAnsi="Calibri"/>
-                <w:color w:val="333333"/>
+                <w:color w:val="2A2A2A"/>
                 <w:sz w:val="19"/>
               </w:rPr>
               <w:t>140</w:t>
@@ -3821,20 +1673,19 @@
           <w:tcPr>
             <w:tcW w:type="dxa" w:w="3969"/>
             <w:tcBorders>
-              <w:top w:val="single" w:sz="4" w:color="BFBFBF"/>
-              <w:left w:val="single" w:sz="4" w:color="BFBFBF"/>
-              <w:bottom w:val="single" w:sz="4" w:color="BFBFBF"/>
-              <w:right w:val="single" w:sz="4" w:color="BFBFBF"/>
+              <w:top w:val="single" w:sz="4" w:color="C8CCD2"/>
+              <w:left w:val="single" w:sz="4" w:color="C8CCD2"/>
+              <w:bottom w:val="single" w:sz="4" w:color="C8CCD2"/>
+              <w:right w:val="single" w:sz="4" w:color="C8CCD2"/>
             </w:tcBorders>
             <w:vAlign w:val="center"/>
-            <w:shd w:val="clear" w:color="auto" w:fill="F2F4F7"/>
           </w:tcPr>
           <w:p>
             <w:r/>
             <w:r>
               <w:rPr>
                 <w:rFonts w:ascii="Calibri" w:hAnsi="Calibri"/>
-                <w:color w:val="333333"/>
+                <w:color w:val="2A2A2A"/>
                 <w:sz w:val="19"/>
               </w:rPr>
               <w:t>Exit multiple</w:t>
@@ -3843,22 +1694,21 @@
         </w:tc>
         <w:tc>
           <w:tcPr>
-            <w:tcW w:type="dxa" w:w="1984"/>
+            <w:tcW w:type="dxa" w:w="1871"/>
             <w:tcBorders>
-              <w:top w:val="single" w:sz="4" w:color="BFBFBF"/>
-              <w:left w:val="single" w:sz="4" w:color="BFBFBF"/>
-              <w:bottom w:val="single" w:sz="4" w:color="BFBFBF"/>
-              <w:right w:val="single" w:sz="4" w:color="BFBFBF"/>
+              <w:top w:val="single" w:sz="4" w:color="C8CCD2"/>
+              <w:left w:val="single" w:sz="4" w:color="C8CCD2"/>
+              <w:bottom w:val="single" w:sz="4" w:color="C8CCD2"/>
+              <w:right w:val="single" w:sz="4" w:color="C8CCD2"/>
             </w:tcBorders>
             <w:vAlign w:val="center"/>
-            <w:shd w:val="clear" w:color="auto" w:fill="F2F4F7"/>
           </w:tcPr>
           <w:p>
             <w:r/>
             <w:r>
               <w:rPr>
                 <w:rFonts w:ascii="Calibri" w:hAnsi="Calibri"/>
-                <w:color w:val="333333"/>
+                <w:color w:val="2A2A2A"/>
                 <w:sz w:val="19"/>
               </w:rPr>
               <w:t>11.5x</w:t>
@@ -3867,22 +1717,21 @@
         </w:tc>
         <w:tc>
           <w:tcPr>
-            <w:tcW w:type="dxa" w:w="1984"/>
+            <w:tcW w:type="dxa" w:w="1871"/>
             <w:tcBorders>
-              <w:top w:val="single" w:sz="4" w:color="BFBFBF"/>
-              <w:left w:val="single" w:sz="4" w:color="BFBFBF"/>
-              <w:bottom w:val="single" w:sz="4" w:color="BFBFBF"/>
-              <w:right w:val="single" w:sz="4" w:color="BFBFBF"/>
+              <w:top w:val="single" w:sz="4" w:color="C8CCD2"/>
+              <w:left w:val="single" w:sz="4" w:color="C8CCD2"/>
+              <w:bottom w:val="single" w:sz="4" w:color="C8CCD2"/>
+              <w:right w:val="single" w:sz="4" w:color="C8CCD2"/>
             </w:tcBorders>
             <w:vAlign w:val="center"/>
-            <w:shd w:val="clear" w:color="auto" w:fill="F2F4F7"/>
           </w:tcPr>
           <w:p>
             <w:r/>
             <w:r>
               <w:rPr>
                 <w:rFonts w:ascii="Calibri" w:hAnsi="Calibri"/>
-                <w:color w:val="333333"/>
+                <w:color w:val="2A2A2A"/>
                 <w:sz w:val="19"/>
               </w:rPr>
               <w:t>13.0x</w:t>
@@ -3891,22 +1740,21 @@
         </w:tc>
         <w:tc>
           <w:tcPr>
-            <w:tcW w:type="dxa" w:w="1701"/>
+            <w:tcW w:type="dxa" w:w="1871"/>
             <w:tcBorders>
-              <w:top w:val="single" w:sz="4" w:color="BFBFBF"/>
-              <w:left w:val="single" w:sz="4" w:color="BFBFBF"/>
-              <w:bottom w:val="single" w:sz="4" w:color="BFBFBF"/>
-              <w:right w:val="single" w:sz="4" w:color="BFBFBF"/>
+              <w:top w:val="single" w:sz="4" w:color="C8CCD2"/>
+              <w:left w:val="single" w:sz="4" w:color="C8CCD2"/>
+              <w:bottom w:val="single" w:sz="4" w:color="C8CCD2"/>
+              <w:right w:val="single" w:sz="4" w:color="C8CCD2"/>
             </w:tcBorders>
             <w:vAlign w:val="center"/>
-            <w:shd w:val="clear" w:color="auto" w:fill="F2F4F7"/>
           </w:tcPr>
           <w:p>
             <w:r/>
             <w:r>
               <w:rPr>
                 <w:rFonts w:ascii="Calibri" w:hAnsi="Calibri"/>
-                <w:color w:val="333333"/>
+                <w:color w:val="2A2A2A"/>
                 <w:sz w:val="19"/>
               </w:rPr>
               <w:t>9.5x</w:t>
@@ -3919,19 +1767,20 @@
           <w:tcPr>
             <w:tcW w:type="dxa" w:w="3969"/>
             <w:tcBorders>
-              <w:top w:val="single" w:sz="4" w:color="BFBFBF"/>
-              <w:left w:val="single" w:sz="4" w:color="BFBFBF"/>
-              <w:bottom w:val="single" w:sz="4" w:color="BFBFBF"/>
-              <w:right w:val="single" w:sz="4" w:color="BFBFBF"/>
+              <w:top w:val="single" w:sz="4" w:color="C8CCD2"/>
+              <w:left w:val="single" w:sz="4" w:color="C8CCD2"/>
+              <w:bottom w:val="single" w:sz="4" w:color="C8CCD2"/>
+              <w:right w:val="single" w:sz="4" w:color="C8CCD2"/>
             </w:tcBorders>
             <w:vAlign w:val="center"/>
+            <w:shd w:val="clear" w:color="auto" w:fill="F5F6F8"/>
           </w:tcPr>
           <w:p>
             <w:r/>
             <w:r>
               <w:rPr>
                 <w:rFonts w:ascii="Calibri" w:hAnsi="Calibri"/>
-                <w:color w:val="333333"/>
+                <w:color w:val="2A2A2A"/>
                 <w:sz w:val="19"/>
               </w:rPr>
               <w:t>Exit EV (NOKm)</w:t>
@@ -3940,21 +1789,22 @@
         </w:tc>
         <w:tc>
           <w:tcPr>
-            <w:tcW w:type="dxa" w:w="1984"/>
+            <w:tcW w:type="dxa" w:w="1871"/>
             <w:tcBorders>
-              <w:top w:val="single" w:sz="4" w:color="BFBFBF"/>
-              <w:left w:val="single" w:sz="4" w:color="BFBFBF"/>
-              <w:bottom w:val="single" w:sz="4" w:color="BFBFBF"/>
-              <w:right w:val="single" w:sz="4" w:color="BFBFBF"/>
+              <w:top w:val="single" w:sz="4" w:color="C8CCD2"/>
+              <w:left w:val="single" w:sz="4" w:color="C8CCD2"/>
+              <w:bottom w:val="single" w:sz="4" w:color="C8CCD2"/>
+              <w:right w:val="single" w:sz="4" w:color="C8CCD2"/>
             </w:tcBorders>
             <w:vAlign w:val="center"/>
+            <w:shd w:val="clear" w:color="auto" w:fill="F5F6F8"/>
           </w:tcPr>
           <w:p>
             <w:r/>
             <w:r>
               <w:rPr>
                 <w:rFonts w:ascii="Calibri" w:hAnsi="Calibri"/>
-                <w:color w:val="333333"/>
+                <w:color w:val="2A2A2A"/>
                 <w:sz w:val="19"/>
               </w:rPr>
               <w:t>2,910</w:t>
@@ -3963,21 +1813,22 @@
         </w:tc>
         <w:tc>
           <w:tcPr>
-            <w:tcW w:type="dxa" w:w="1984"/>
+            <w:tcW w:type="dxa" w:w="1871"/>
             <w:tcBorders>
-              <w:top w:val="single" w:sz="4" w:color="BFBFBF"/>
-              <w:left w:val="single" w:sz="4" w:color="BFBFBF"/>
-              <w:bottom w:val="single" w:sz="4" w:color="BFBFBF"/>
-              <w:right w:val="single" w:sz="4" w:color="BFBFBF"/>
+              <w:top w:val="single" w:sz="4" w:color="C8CCD2"/>
+              <w:left w:val="single" w:sz="4" w:color="C8CCD2"/>
+              <w:bottom w:val="single" w:sz="4" w:color="C8CCD2"/>
+              <w:right w:val="single" w:sz="4" w:color="C8CCD2"/>
             </w:tcBorders>
             <w:vAlign w:val="center"/>
+            <w:shd w:val="clear" w:color="auto" w:fill="F5F6F8"/>
           </w:tcPr>
           <w:p>
             <w:r/>
             <w:r>
               <w:rPr>
                 <w:rFonts w:ascii="Calibri" w:hAnsi="Calibri"/>
-                <w:color w:val="333333"/>
+                <w:color w:val="2A2A2A"/>
                 <w:sz w:val="19"/>
               </w:rPr>
               <w:t>4,875</w:t>
@@ -3986,21 +1837,22 @@
         </w:tc>
         <w:tc>
           <w:tcPr>
-            <w:tcW w:type="dxa" w:w="1701"/>
+            <w:tcW w:type="dxa" w:w="1871"/>
             <w:tcBorders>
-              <w:top w:val="single" w:sz="4" w:color="BFBFBF"/>
-              <w:left w:val="single" w:sz="4" w:color="BFBFBF"/>
-              <w:bottom w:val="single" w:sz="4" w:color="BFBFBF"/>
-              <w:right w:val="single" w:sz="4" w:color="BFBFBF"/>
+              <w:top w:val="single" w:sz="4" w:color="C8CCD2"/>
+              <w:left w:val="single" w:sz="4" w:color="C8CCD2"/>
+              <w:bottom w:val="single" w:sz="4" w:color="C8CCD2"/>
+              <w:right w:val="single" w:sz="4" w:color="C8CCD2"/>
             </w:tcBorders>
             <w:vAlign w:val="center"/>
+            <w:shd w:val="clear" w:color="auto" w:fill="F5F6F8"/>
           </w:tcPr>
           <w:p>
             <w:r/>
             <w:r>
               <w:rPr>
                 <w:rFonts w:ascii="Calibri" w:hAnsi="Calibri"/>
-                <w:color w:val="333333"/>
+                <w:color w:val="2A2A2A"/>
                 <w:sz w:val="19"/>
               </w:rPr>
               <w:t>1,330</w:t>
@@ -4013,108 +1865,10 @@
           <w:tcPr>
             <w:tcW w:type="dxa" w:w="3969"/>
             <w:tcBorders>
-              <w:top w:val="single" w:sz="4" w:color="BFBFBF"/>
-              <w:left w:val="single" w:sz="4" w:color="BFBFBF"/>
-              <w:bottom w:val="single" w:sz="4" w:color="BFBFBF"/>
-              <w:right w:val="single" w:sz="4" w:color="BFBFBF"/>
-            </w:tcBorders>
-            <w:vAlign w:val="center"/>
-            <w:shd w:val="clear" w:color="auto" w:fill="F2F4F7"/>
-          </w:tcPr>
-          <w:p>
-            <w:r/>
-            <w:r>
-              <w:rPr>
-                <w:rFonts w:ascii="Calibri" w:hAnsi="Calibri"/>
-                <w:color w:val="333333"/>
-                <w:sz w:val="19"/>
-              </w:rPr>
-              <w:t>Total invested equity (NOKm)</w:t>
-            </w:r>
-          </w:p>
-        </w:tc>
-        <w:tc>
-          <w:tcPr>
-            <w:tcW w:type="dxa" w:w="1984"/>
-            <w:tcBorders>
-              <w:top w:val="single" w:sz="4" w:color="BFBFBF"/>
-              <w:left w:val="single" w:sz="4" w:color="BFBFBF"/>
-              <w:bottom w:val="single" w:sz="4" w:color="BFBFBF"/>
-              <w:right w:val="single" w:sz="4" w:color="BFBFBF"/>
-            </w:tcBorders>
-            <w:vAlign w:val="center"/>
-            <w:shd w:val="clear" w:color="auto" w:fill="F2F4F7"/>
-          </w:tcPr>
-          <w:p>
-            <w:r/>
-            <w:r>
-              <w:rPr>
-                <w:rFonts w:ascii="Calibri" w:hAnsi="Calibri"/>
-                <w:color w:val="333333"/>
-                <w:sz w:val="19"/>
-              </w:rPr>
-              <w:t>900</w:t>
-            </w:r>
-          </w:p>
-        </w:tc>
-        <w:tc>
-          <w:tcPr>
-            <w:tcW w:type="dxa" w:w="1984"/>
-            <w:tcBorders>
-              <w:top w:val="single" w:sz="4" w:color="BFBFBF"/>
-              <w:left w:val="single" w:sz="4" w:color="BFBFBF"/>
-              <w:bottom w:val="single" w:sz="4" w:color="BFBFBF"/>
-              <w:right w:val="single" w:sz="4" w:color="BFBFBF"/>
-            </w:tcBorders>
-            <w:vAlign w:val="center"/>
-            <w:shd w:val="clear" w:color="auto" w:fill="F2F4F7"/>
-          </w:tcPr>
-          <w:p>
-            <w:r/>
-            <w:r>
-              <w:rPr>
-                <w:rFonts w:ascii="Calibri" w:hAnsi="Calibri"/>
-                <w:color w:val="333333"/>
-                <w:sz w:val="19"/>
-              </w:rPr>
-              <w:t>1,250</w:t>
-            </w:r>
-          </w:p>
-        </w:tc>
-        <w:tc>
-          <w:tcPr>
-            <w:tcW w:type="dxa" w:w="1701"/>
-            <w:tcBorders>
-              <w:top w:val="single" w:sz="4" w:color="BFBFBF"/>
-              <w:left w:val="single" w:sz="4" w:color="BFBFBF"/>
-              <w:bottom w:val="single" w:sz="4" w:color="BFBFBF"/>
-              <w:right w:val="single" w:sz="4" w:color="BFBFBF"/>
-            </w:tcBorders>
-            <w:vAlign w:val="center"/>
-            <w:shd w:val="clear" w:color="auto" w:fill="F2F4F7"/>
-          </w:tcPr>
-          <w:p>
-            <w:r/>
-            <w:r>
-              <w:rPr>
-                <w:rFonts w:ascii="Calibri" w:hAnsi="Calibri"/>
-                <w:color w:val="333333"/>
-                <w:sz w:val="19"/>
-              </w:rPr>
-              <w:t>750</w:t>
-            </w:r>
-          </w:p>
-        </w:tc>
-      </w:tr>
-      <w:tr>
-        <w:tc>
-          <w:tcPr>
-            <w:tcW w:type="dxa" w:w="3969"/>
-            <w:tcBorders>
-              <w:top w:val="single" w:sz="4" w:color="BFBFBF"/>
-              <w:left w:val="single" w:sz="4" w:color="BFBFBF"/>
-              <w:bottom w:val="single" w:sz="4" w:color="BFBFBF"/>
-              <w:right w:val="single" w:sz="4" w:color="BFBFBF"/>
+              <w:top w:val="single" w:sz="4" w:color="C8CCD2"/>
+              <w:left w:val="single" w:sz="4" w:color="C8CCD2"/>
+              <w:bottom w:val="single" w:sz="4" w:color="C8CCD2"/>
+              <w:right w:val="single" w:sz="4" w:color="C8CCD2"/>
             </w:tcBorders>
             <w:vAlign w:val="center"/>
           </w:tcPr>
@@ -4123,7 +1877,7 @@
             <w:r>
               <w:rPr>
                 <w:rFonts w:ascii="Calibri" w:hAnsi="Calibri"/>
-                <w:color w:val="333333"/>
+                <w:color w:val="2A2A2A"/>
                 <w:sz w:val="19"/>
               </w:rPr>
               <w:t>Gross MoM</w:t>
@@ -4132,12 +1886,12 @@
         </w:tc>
         <w:tc>
           <w:tcPr>
-            <w:tcW w:type="dxa" w:w="1984"/>
+            <w:tcW w:type="dxa" w:w="1871"/>
             <w:tcBorders>
-              <w:top w:val="single" w:sz="4" w:color="BFBFBF"/>
-              <w:left w:val="single" w:sz="4" w:color="BFBFBF"/>
-              <w:bottom w:val="single" w:sz="4" w:color="BFBFBF"/>
-              <w:right w:val="single" w:sz="4" w:color="BFBFBF"/>
+              <w:top w:val="single" w:sz="4" w:color="C8CCD2"/>
+              <w:left w:val="single" w:sz="4" w:color="C8CCD2"/>
+              <w:bottom w:val="single" w:sz="4" w:color="C8CCD2"/>
+              <w:right w:val="single" w:sz="4" w:color="C8CCD2"/>
             </w:tcBorders>
             <w:vAlign w:val="center"/>
           </w:tcPr>
@@ -4146,7 +1900,7 @@
             <w:r>
               <w:rPr>
                 <w:rFonts w:ascii="Calibri" w:hAnsi="Calibri"/>
-                <w:color w:val="333333"/>
+                <w:color w:val="2A2A2A"/>
                 <w:sz w:val="19"/>
               </w:rPr>
               <w:t>2.5 - 2.8x</w:t>
@@ -4155,12 +1909,12 @@
         </w:tc>
         <w:tc>
           <w:tcPr>
-            <w:tcW w:type="dxa" w:w="1984"/>
+            <w:tcW w:type="dxa" w:w="1871"/>
             <w:tcBorders>
-              <w:top w:val="single" w:sz="4" w:color="BFBFBF"/>
-              <w:left w:val="single" w:sz="4" w:color="BFBFBF"/>
-              <w:bottom w:val="single" w:sz="4" w:color="BFBFBF"/>
-              <w:right w:val="single" w:sz="4" w:color="BFBFBF"/>
+              <w:top w:val="single" w:sz="4" w:color="C8CCD2"/>
+              <w:left w:val="single" w:sz="4" w:color="C8CCD2"/>
+              <w:bottom w:val="single" w:sz="4" w:color="C8CCD2"/>
+              <w:right w:val="single" w:sz="4" w:color="C8CCD2"/>
             </w:tcBorders>
             <w:vAlign w:val="center"/>
           </w:tcPr>
@@ -4169,7 +1923,7 @@
             <w:r>
               <w:rPr>
                 <w:rFonts w:ascii="Calibri" w:hAnsi="Calibri"/>
-                <w:color w:val="333333"/>
+                <w:color w:val="2A2A2A"/>
                 <w:sz w:val="19"/>
               </w:rPr>
               <w:t>3.2 - 3.5x</w:t>
@@ -4178,12 +1932,12 @@
         </w:tc>
         <w:tc>
           <w:tcPr>
-            <w:tcW w:type="dxa" w:w="1701"/>
+            <w:tcW w:type="dxa" w:w="1871"/>
             <w:tcBorders>
-              <w:top w:val="single" w:sz="4" w:color="BFBFBF"/>
-              <w:left w:val="single" w:sz="4" w:color="BFBFBF"/>
-              <w:bottom w:val="single" w:sz="4" w:color="BFBFBF"/>
-              <w:right w:val="single" w:sz="4" w:color="BFBFBF"/>
+              <w:top w:val="single" w:sz="4" w:color="C8CCD2"/>
+              <w:left w:val="single" w:sz="4" w:color="C8CCD2"/>
+              <w:bottom w:val="single" w:sz="4" w:color="C8CCD2"/>
+              <w:right w:val="single" w:sz="4" w:color="C8CCD2"/>
             </w:tcBorders>
             <w:vAlign w:val="center"/>
           </w:tcPr>
@@ -4192,7 +1946,7 @@
             <w:r>
               <w:rPr>
                 <w:rFonts w:ascii="Calibri" w:hAnsi="Calibri"/>
-                <w:color w:val="333333"/>
+                <w:color w:val="2A2A2A"/>
                 <w:sz w:val="19"/>
               </w:rPr>
               <w:t>1.5 - 1.8x</w:t>
@@ -4205,20 +1959,20 @@
           <w:tcPr>
             <w:tcW w:type="dxa" w:w="3969"/>
             <w:tcBorders>
-              <w:top w:val="single" w:sz="4" w:color="BFBFBF"/>
-              <w:left w:val="single" w:sz="4" w:color="BFBFBF"/>
-              <w:bottom w:val="single" w:sz="4" w:color="BFBFBF"/>
-              <w:right w:val="single" w:sz="4" w:color="BFBFBF"/>
+              <w:top w:val="single" w:sz="4" w:color="C8CCD2"/>
+              <w:left w:val="single" w:sz="4" w:color="C8CCD2"/>
+              <w:bottom w:val="single" w:sz="4" w:color="C8CCD2"/>
+              <w:right w:val="single" w:sz="4" w:color="C8CCD2"/>
             </w:tcBorders>
             <w:vAlign w:val="center"/>
-            <w:shd w:val="clear" w:color="auto" w:fill="F2F4F7"/>
+            <w:shd w:val="clear" w:color="auto" w:fill="F5F6F8"/>
           </w:tcPr>
           <w:p>
             <w:r/>
             <w:r>
               <w:rPr>
                 <w:rFonts w:ascii="Calibri" w:hAnsi="Calibri"/>
-                <w:color w:val="333333"/>
+                <w:color w:val="2A2A2A"/>
                 <w:sz w:val="19"/>
               </w:rPr>
               <w:t>Gross IRR</w:t>
@@ -4227,73 +1981,73 @@
         </w:tc>
         <w:tc>
           <w:tcPr>
-            <w:tcW w:type="dxa" w:w="1984"/>
+            <w:tcW w:type="dxa" w:w="1871"/>
             <w:tcBorders>
-              <w:top w:val="single" w:sz="4" w:color="BFBFBF"/>
-              <w:left w:val="single" w:sz="4" w:color="BFBFBF"/>
-              <w:bottom w:val="single" w:sz="4" w:color="BFBFBF"/>
-              <w:right w:val="single" w:sz="4" w:color="BFBFBF"/>
+              <w:top w:val="single" w:sz="4" w:color="C8CCD2"/>
+              <w:left w:val="single" w:sz="4" w:color="C8CCD2"/>
+              <w:bottom w:val="single" w:sz="4" w:color="C8CCD2"/>
+              <w:right w:val="single" w:sz="4" w:color="C8CCD2"/>
             </w:tcBorders>
             <w:vAlign w:val="center"/>
-            <w:shd w:val="clear" w:color="auto" w:fill="F2F4F7"/>
+            <w:shd w:val="clear" w:color="auto" w:fill="F5F6F8"/>
           </w:tcPr>
           <w:p>
             <w:r/>
             <w:r>
               <w:rPr>
                 <w:rFonts w:ascii="Calibri" w:hAnsi="Calibri"/>
-                <w:color w:val="333333"/>
+                <w:color w:val="2A2A2A"/>
                 <w:sz w:val="19"/>
               </w:rPr>
-              <w:t>22 - 25%</w:t>
+              <w:t>22-25%</w:t>
             </w:r>
           </w:p>
         </w:tc>
         <w:tc>
           <w:tcPr>
-            <w:tcW w:type="dxa" w:w="1984"/>
+            <w:tcW w:type="dxa" w:w="1871"/>
             <w:tcBorders>
-              <w:top w:val="single" w:sz="4" w:color="BFBFBF"/>
-              <w:left w:val="single" w:sz="4" w:color="BFBFBF"/>
-              <w:bottom w:val="single" w:sz="4" w:color="BFBFBF"/>
-              <w:right w:val="single" w:sz="4" w:color="BFBFBF"/>
+              <w:top w:val="single" w:sz="4" w:color="C8CCD2"/>
+              <w:left w:val="single" w:sz="4" w:color="C8CCD2"/>
+              <w:bottom w:val="single" w:sz="4" w:color="C8CCD2"/>
+              <w:right w:val="single" w:sz="4" w:color="C8CCD2"/>
             </w:tcBorders>
             <w:vAlign w:val="center"/>
-            <w:shd w:val="clear" w:color="auto" w:fill="F2F4F7"/>
+            <w:shd w:val="clear" w:color="auto" w:fill="F5F6F8"/>
           </w:tcPr>
           <w:p>
             <w:r/>
             <w:r>
               <w:rPr>
                 <w:rFonts w:ascii="Calibri" w:hAnsi="Calibri"/>
-                <w:color w:val="333333"/>
+                <w:color w:val="2A2A2A"/>
                 <w:sz w:val="19"/>
               </w:rPr>
-              <w:t>28 - 32%</w:t>
+              <w:t>28-32%</w:t>
             </w:r>
           </w:p>
         </w:tc>
         <w:tc>
           <w:tcPr>
-            <w:tcW w:type="dxa" w:w="1701"/>
+            <w:tcW w:type="dxa" w:w="1871"/>
             <w:tcBorders>
-              <w:top w:val="single" w:sz="4" w:color="BFBFBF"/>
-              <w:left w:val="single" w:sz="4" w:color="BFBFBF"/>
-              <w:bottom w:val="single" w:sz="4" w:color="BFBFBF"/>
-              <w:right w:val="single" w:sz="4" w:color="BFBFBF"/>
+              <w:top w:val="single" w:sz="4" w:color="C8CCD2"/>
+              <w:left w:val="single" w:sz="4" w:color="C8CCD2"/>
+              <w:bottom w:val="single" w:sz="4" w:color="C8CCD2"/>
+              <w:right w:val="single" w:sz="4" w:color="C8CCD2"/>
             </w:tcBorders>
             <w:vAlign w:val="center"/>
-            <w:shd w:val="clear" w:color="auto" w:fill="F2F4F7"/>
+            <w:shd w:val="clear" w:color="auto" w:fill="F5F6F8"/>
           </w:tcPr>
           <w:p>
             <w:r/>
             <w:r>
               <w:rPr>
                 <w:rFonts w:ascii="Calibri" w:hAnsi="Calibri"/>
-                <w:color w:val="333333"/>
+                <w:color w:val="2A2A2A"/>
                 <w:sz w:val="19"/>
               </w:rPr>
-              <w:t>8 - 12%</w:t>
+              <w:t>8-12%</w:t>
             </w:r>
           </w:p>
         </w:tc>
@@ -4301,8 +2055,23 @@
     </w:tbl>
     <w:p>
       <w:pPr>
-        <w:spacing w:after="40"/>
+        <w:spacing w:after="0"/>
       </w:pPr>
+    </w:p>
+    <w:p>
+      <w:pPr>
+        <w:spacing w:before="240" w:after="60"/>
+      </w:pPr>
+      <w:r>
+        <w:rPr>
+          <w:rFonts w:ascii="Calibri" w:hAnsi="Calibri"/>
+          <w:b/>
+          <w:i w:val="0"/>
+          <w:color w:val="1F3A5F"/>
+          <w:sz w:val="28"/>
+        </w:rPr>
+        <w:t>4.  What We'd Need to Believe</w:t>
+      </w:r>
     </w:p>
     <w:p>
       <w:pPr>
@@ -4313,15 +2082,60 @@
           <w:rFonts w:ascii="Calibri" w:hAnsi="Calibri"/>
           <w:b w:val="0"/>
           <w:i w:val="0"/>
-          <w:color w:val="333333"/>
+          <w:color w:val="2A2A2A"/>
           <w:sz w:val="21"/>
         </w:rPr>
-        <w:t>Base case clears the platform-slot hurdle (&gt;2.5x, &gt;20% IRR). Downside is capital-preservation territory but not capital destruction - the asset's recurring-revenue base and cash conversion provide structural floor.</w:t>
+        <w:t>Three load-bearing assumptions. Each is testable in the 12-week workplan in Section 7.</w:t>
       </w:r>
     </w:p>
     <w:p>
       <w:pPr>
-        <w:spacing w:before="280" w:after="80"/>
+        <w:pStyle w:val="ListBullet"/>
+        <w:spacing w:after="40"/>
+        <w:ind w:left="312"/>
+      </w:pPr>
+      <w:r>
+        <w:rPr>
+          <w:rFonts w:ascii="Calibri" w:hAnsi="Calibri"/>
+          <w:color w:val="2A2A2A"/>
+          <w:sz w:val="21"/>
+        </w:rPr>
+        <w:t>Anchor access at 8.5-9.5x. Founder-led Norwegian janitor businesses are not auction-trained; many will transact in a managed bilateral process with the right relationship, particularly during PHM's sell-side distraction window. If the anchor only clears at 10-11x, returns compress from 2.7x to 2.2x MoM and the platform-slot bar is missed.</w:t>
+      </w:r>
+    </w:p>
+    <w:p>
+      <w:pPr>
+        <w:pStyle w:val="ListBullet"/>
+        <w:spacing w:after="40"/>
+        <w:ind w:left="312"/>
+      </w:pPr>
+      <w:r>
+        <w:rPr>
+          <w:rFonts w:ascii="Calibri" w:hAnsi="Calibri"/>
+          <w:color w:val="2A2A2A"/>
+          <w:sz w:val="21"/>
+        </w:rPr>
+        <w:t>Bolt-on multiples hold at 5-6x blended. PHM's bolt-on pricing discipline at 4-6x for sub-NOK 100m targets has been visible across ~50 disclosed Norwegian acquisitions. Two consolidators do not necessarily inflate this band; PHM's and our cost-of-equity discipline anchor it. The risk is a third entrant (international FM major, strategic) coming in with synergy logic that pushes multiples to 7-8x.</w:t>
+      </w:r>
+    </w:p>
+    <w:p>
+      <w:pPr>
+        <w:pStyle w:val="ListBullet"/>
+        <w:spacing w:after="40"/>
+        <w:ind w:left="312"/>
+      </w:pPr>
+      <w:r>
+        <w:rPr>
+          <w:rFonts w:ascii="Calibri" w:hAnsi="Calibri"/>
+          <w:color w:val="2A2A2A"/>
+          <w:sz w:val="21"/>
+        </w:rPr>
+        <w:t>Margin expansion 280-300 bps over five years. PHM's margin trajectory (estimated 6-7% in 2017 to 10-12% today) demonstrates the lever set works. Our anchor starts at 8-9%; getting to 11-12% requires route density across two-to-three regional clusters, full procurement consolidation, and back-office integration. This is mechanical, not speculative.</w:t>
+      </w:r>
+    </w:p>
+    <w:p>
+      <w:pPr>
+        <w:spacing w:before="240" w:after="60"/>
       </w:pPr>
       <w:r>
         <w:rPr>
@@ -4329,24 +2143,24 @@
           <w:b/>
           <w:i w:val="0"/>
           <w:color w:val="1F3A5F"/>
-          <w:sz w:val="30"/>
+          <w:sz w:val="28"/>
         </w:rPr>
-        <w:t>6.  Anchor and Bolt-On Pipeline</w:t>
+        <w:t>5.  The Anchor Question</w:t>
       </w:r>
     </w:p>
     <w:p>
       <w:pPr>
-        <w:spacing w:before="160" w:after="40"/>
+        <w:spacing w:before="0" w:after="80"/>
       </w:pPr>
       <w:r>
         <w:rPr>
           <w:rFonts w:ascii="Calibri" w:hAnsi="Calibri"/>
-          <w:b/>
+          <w:b w:val="0"/>
           <w:i w:val="0"/>
-          <w:color w:val="333333"/>
-          <w:sz w:val="23"/>
+          <w:color w:val="2A2A2A"/>
+          <w:sz w:val="21"/>
         </w:rPr>
-        <w:t>6.1  Anchor candidates</w:t>
+        <w:t>Three candidates. We have a clear preference and a clear backup; the third is a constructive option only if anchor #1 or #2 is structurally unavailable.</w:t>
       </w:r>
     </w:p>
     <w:tbl>
@@ -4356,22 +2170,21 @@
         <w:tblLook w:firstColumn="1" w:firstRow="1" w:lastColumn="0" w:lastRow="0" w:noHBand="0" w:noVBand="1" w:val="04A0"/>
       </w:tblPr>
       <w:tblGrid>
-        <w:gridCol w:w="1994"/>
-        <w:gridCol w:w="1994"/>
-        <w:gridCol w:w="1994"/>
-        <w:gridCol w:w="1994"/>
-        <w:gridCol w:w="1994"/>
+        <w:gridCol w:w="2493"/>
+        <w:gridCol w:w="2493"/>
+        <w:gridCol w:w="2493"/>
+        <w:gridCol w:w="2493"/>
       </w:tblGrid>
       <w:tr>
         <w:tc>
           <w:tcPr>
-            <w:tcW w:type="dxa" w:w="2268"/>
+            <w:tcW w:type="dxa" w:w="2381"/>
             <w:shd w:val="clear" w:color="auto" w:fill="1F3A5F"/>
             <w:tcBorders>
-              <w:top w:val="single" w:sz="4" w:color="BFBFBF"/>
-              <w:left w:val="single" w:sz="4" w:color="BFBFBF"/>
-              <w:bottom w:val="single" w:sz="4" w:color="BFBFBF"/>
-              <w:right w:val="single" w:sz="4" w:color="BFBFBF"/>
+              <w:top w:val="single" w:sz="4" w:color="C8CCD2"/>
+              <w:left w:val="single" w:sz="4" w:color="C8CCD2"/>
+              <w:bottom w:val="single" w:sz="4" w:color="C8CCD2"/>
+              <w:right w:val="single" w:sz="4" w:color="C8CCD2"/>
             </w:tcBorders>
             <w:vAlign w:val="center"/>
           </w:tcPr>
@@ -4384,19 +2197,19 @@
                 <w:color w:val="FFFFFF"/>
                 <w:sz w:val="19"/>
               </w:rPr>
-              <w:t>Anchor</w:t>
+              <w:t>Candidate</w:t>
             </w:r>
           </w:p>
         </w:tc>
         <w:tc>
           <w:tcPr>
-            <w:tcW w:type="dxa" w:w="1417"/>
+            <w:tcW w:type="dxa" w:w="1020"/>
             <w:shd w:val="clear" w:color="auto" w:fill="1F3A5F"/>
             <w:tcBorders>
-              <w:top w:val="single" w:sz="4" w:color="BFBFBF"/>
-              <w:left w:val="single" w:sz="4" w:color="BFBFBF"/>
-              <w:bottom w:val="single" w:sz="4" w:color="BFBFBF"/>
-              <w:right w:val="single" w:sz="4" w:color="BFBFBF"/>
+              <w:top w:val="single" w:sz="4" w:color="C8CCD2"/>
+              <w:left w:val="single" w:sz="4" w:color="C8CCD2"/>
+              <w:bottom w:val="single" w:sz="4" w:color="C8CCD2"/>
+              <w:right w:val="single" w:sz="4" w:color="C8CCD2"/>
             </w:tcBorders>
             <w:vAlign w:val="center"/>
           </w:tcPr>
@@ -4409,32 +2222,7 @@
                 <w:color w:val="FFFFFF"/>
                 <w:sz w:val="19"/>
               </w:rPr>
-              <w:t>HQ</w:t>
-            </w:r>
-          </w:p>
-        </w:tc>
-        <w:tc>
-          <w:tcPr>
-            <w:tcW w:type="dxa" w:w="1304"/>
-            <w:shd w:val="clear" w:color="auto" w:fill="1F3A5F"/>
-            <w:tcBorders>
-              <w:top w:val="single" w:sz="4" w:color="BFBFBF"/>
-              <w:left w:val="single" w:sz="4" w:color="BFBFBF"/>
-              <w:bottom w:val="single" w:sz="4" w:color="BFBFBF"/>
-              <w:right w:val="single" w:sz="4" w:color="BFBFBF"/>
-            </w:tcBorders>
-            <w:vAlign w:val="center"/>
-          </w:tcPr>
-          <w:p>
-            <w:r/>
-            <w:r>
-              <w:rPr>
-                <w:rFonts w:ascii="Calibri" w:hAnsi="Calibri"/>
-                <w:b/>
-                <w:color w:val="FFFFFF"/>
-                <w:sz w:val="19"/>
-              </w:rPr>
-              <w:t>Rev FY24E (NOKm)</w:t>
+              <w:t>Rev FY24E</w:t>
             </w:r>
           </w:p>
         </w:tc>
@@ -4443,10 +2231,10 @@
             <w:tcW w:type="dxa" w:w="964"/>
             <w:shd w:val="clear" w:color="auto" w:fill="1F3A5F"/>
             <w:tcBorders>
-              <w:top w:val="single" w:sz="4" w:color="BFBFBF"/>
-              <w:left w:val="single" w:sz="4" w:color="BFBFBF"/>
-              <w:bottom w:val="single" w:sz="4" w:color="BFBFBF"/>
-              <w:right w:val="single" w:sz="4" w:color="BFBFBF"/>
+              <w:top w:val="single" w:sz="4" w:color="C8CCD2"/>
+              <w:left w:val="single" w:sz="4" w:color="C8CCD2"/>
+              <w:bottom w:val="single" w:sz="4" w:color="C8CCD2"/>
+              <w:right w:val="single" w:sz="4" w:color="C8CCD2"/>
             </w:tcBorders>
             <w:vAlign w:val="center"/>
           </w:tcPr>
@@ -4465,13 +2253,13 @@
         </w:tc>
         <w:tc>
           <w:tcPr>
-            <w:tcW w:type="dxa" w:w="3685"/>
+            <w:tcW w:type="dxa" w:w="5272"/>
             <w:shd w:val="clear" w:color="auto" w:fill="1F3A5F"/>
             <w:tcBorders>
-              <w:top w:val="single" w:sz="4" w:color="BFBFBF"/>
-              <w:left w:val="single" w:sz="4" w:color="BFBFBF"/>
-              <w:bottom w:val="single" w:sz="4" w:color="BFBFBF"/>
-              <w:right w:val="single" w:sz="4" w:color="BFBFBF"/>
+              <w:top w:val="single" w:sz="4" w:color="C8CCD2"/>
+              <w:left w:val="single" w:sz="4" w:color="C8CCD2"/>
+              <w:bottom w:val="single" w:sz="4" w:color="C8CCD2"/>
+              <w:right w:val="single" w:sz="4" w:color="C8CCD2"/>
             </w:tcBorders>
             <w:vAlign w:val="center"/>
           </w:tcPr>
@@ -4492,12 +2280,12 @@
       <w:tr>
         <w:tc>
           <w:tcPr>
-            <w:tcW w:type="dxa" w:w="2268"/>
+            <w:tcW w:type="dxa" w:w="2381"/>
             <w:tcBorders>
-              <w:top w:val="single" w:sz="4" w:color="BFBFBF"/>
-              <w:left w:val="single" w:sz="4" w:color="BFBFBF"/>
-              <w:bottom w:val="single" w:sz="4" w:color="BFBFBF"/>
-              <w:right w:val="single" w:sz="4" w:color="BFBFBF"/>
+              <w:top w:val="single" w:sz="4" w:color="C8CCD2"/>
+              <w:left w:val="single" w:sz="4" w:color="C8CCD2"/>
+              <w:bottom w:val="single" w:sz="4" w:color="C8CCD2"/>
+              <w:right w:val="single" w:sz="4" w:color="C8CCD2"/>
             </w:tcBorders>
             <w:vAlign w:val="center"/>
           </w:tcPr>
@@ -4506,21 +2294,21 @@
             <w:r>
               <w:rPr>
                 <w:rFonts w:ascii="Calibri" w:hAnsi="Calibri"/>
-                <w:color w:val="333333"/>
+                <w:color w:val="2A2A2A"/>
                 <w:sz w:val="19"/>
               </w:rPr>
-              <w:t>Vaktmesterkompaniet AS</w:t>
+              <w:t>Din Vaktmester AS (Trondheim) [preferred]</w:t>
             </w:r>
           </w:p>
         </w:tc>
         <w:tc>
           <w:tcPr>
-            <w:tcW w:type="dxa" w:w="1417"/>
+            <w:tcW w:type="dxa" w:w="1020"/>
             <w:tcBorders>
-              <w:top w:val="single" w:sz="4" w:color="BFBFBF"/>
-              <w:left w:val="single" w:sz="4" w:color="BFBFBF"/>
-              <w:bottom w:val="single" w:sz="4" w:color="BFBFBF"/>
-              <w:right w:val="single" w:sz="4" w:color="BFBFBF"/>
+              <w:top w:val="single" w:sz="4" w:color="C8CCD2"/>
+              <w:left w:val="single" w:sz="4" w:color="C8CCD2"/>
+              <w:bottom w:val="single" w:sz="4" w:color="C8CCD2"/>
+              <w:right w:val="single" w:sz="4" w:color="C8CCD2"/>
             </w:tcBorders>
             <w:vAlign w:val="center"/>
           </w:tcPr>
@@ -4529,21 +2317,21 @@
             <w:r>
               <w:rPr>
                 <w:rFonts w:ascii="Calibri" w:hAnsi="Calibri"/>
-                <w:color w:val="333333"/>
+                <w:color w:val="2A2A2A"/>
                 <w:sz w:val="19"/>
               </w:rPr>
-              <w:t>Oslo</w:t>
+              <w:t>NOK 250-350m</w:t>
             </w:r>
           </w:p>
         </w:tc>
         <w:tc>
           <w:tcPr>
-            <w:tcW w:type="dxa" w:w="1304"/>
+            <w:tcW w:type="dxa" w:w="964"/>
             <w:tcBorders>
-              <w:top w:val="single" w:sz="4" w:color="BFBFBF"/>
-              <w:left w:val="single" w:sz="4" w:color="BFBFBF"/>
-              <w:bottom w:val="single" w:sz="4" w:color="BFBFBF"/>
-              <w:right w:val="single" w:sz="4" w:color="BFBFBF"/>
+              <w:top w:val="single" w:sz="4" w:color="C8CCD2"/>
+              <w:left w:val="single" w:sz="4" w:color="C8CCD2"/>
+              <w:bottom w:val="single" w:sz="4" w:color="C8CCD2"/>
+              <w:right w:val="single" w:sz="4" w:color="C8CCD2"/>
             </w:tcBorders>
             <w:vAlign w:val="center"/>
           </w:tcPr>
@@ -4552,21 +2340,21 @@
             <w:r>
               <w:rPr>
                 <w:rFonts w:ascii="Calibri" w:hAnsi="Calibri"/>
-                <w:color w:val="333333"/>
+                <w:color w:val="2A2A2A"/>
                 <w:sz w:val="19"/>
               </w:rPr>
-              <w:t>~1,000</w:t>
+              <w:t>Founder</w:t>
             </w:r>
           </w:p>
         </w:tc>
         <w:tc>
           <w:tcPr>
-            <w:tcW w:type="dxa" w:w="964"/>
+            <w:tcW w:type="dxa" w:w="5272"/>
             <w:tcBorders>
-              <w:top w:val="single" w:sz="4" w:color="BFBFBF"/>
-              <w:left w:val="single" w:sz="4" w:color="BFBFBF"/>
-              <w:bottom w:val="single" w:sz="4" w:color="BFBFBF"/>
-              <w:right w:val="single" w:sz="4" w:color="BFBFBF"/>
+              <w:top w:val="single" w:sz="4" w:color="C8CCD2"/>
+              <w:left w:val="single" w:sz="4" w:color="C8CCD2"/>
+              <w:bottom w:val="single" w:sz="4" w:color="C8CCD2"/>
+              <w:right w:val="single" w:sz="4" w:color="C8CCD2"/>
             </w:tcBorders>
             <w:vAlign w:val="center"/>
           </w:tcPr>
@@ -4575,7 +2363,81 @@
             <w:r>
               <w:rPr>
                 <w:rFonts w:ascii="Calibri" w:hAnsi="Calibri"/>
-                <w:color w:val="333333"/>
+                <w:color w:val="2A2A2A"/>
+                <w:sz w:val="19"/>
+              </w:rPr>
+              <w:t>Mid-Norway base PHM has not built; pure janitor culture; smaller cheque (EV NOK 200-300m at 8.5-9.5x). Asymmetric thesis: high probability of bilateral process, lower competing-bidder intensity, allows opportunistic mid-sized bolt-on in Y1-Y2. Risk: smaller starting EBITDA means longer runway to platform scale; mgmt integration capability is the open question</w:t>
+            </w:r>
+          </w:p>
+        </w:tc>
+      </w:tr>
+      <w:tr>
+        <w:tc>
+          <w:tcPr>
+            <w:tcW w:type="dxa" w:w="2381"/>
+            <w:tcBorders>
+              <w:top w:val="single" w:sz="4" w:color="C8CCD2"/>
+              <w:left w:val="single" w:sz="4" w:color="C8CCD2"/>
+              <w:bottom w:val="single" w:sz="4" w:color="C8CCD2"/>
+              <w:right w:val="single" w:sz="4" w:color="C8CCD2"/>
+            </w:tcBorders>
+            <w:vAlign w:val="center"/>
+            <w:shd w:val="clear" w:color="auto" w:fill="F5F6F8"/>
+          </w:tcPr>
+          <w:p>
+            <w:r/>
+            <w:r>
+              <w:rPr>
+                <w:rFonts w:ascii="Calibri" w:hAnsi="Calibri"/>
+                <w:color w:val="2A2A2A"/>
+                <w:sz w:val="19"/>
+              </w:rPr>
+              <w:t>Vaktmesterkompaniet AS (Oslo) [backup]</w:t>
+            </w:r>
+          </w:p>
+        </w:tc>
+        <w:tc>
+          <w:tcPr>
+            <w:tcW w:type="dxa" w:w="1020"/>
+            <w:tcBorders>
+              <w:top w:val="single" w:sz="4" w:color="C8CCD2"/>
+              <w:left w:val="single" w:sz="4" w:color="C8CCD2"/>
+              <w:bottom w:val="single" w:sz="4" w:color="C8CCD2"/>
+              <w:right w:val="single" w:sz="4" w:color="C8CCD2"/>
+            </w:tcBorders>
+            <w:vAlign w:val="center"/>
+            <w:shd w:val="clear" w:color="auto" w:fill="F5F6F8"/>
+          </w:tcPr>
+          <w:p>
+            <w:r/>
+            <w:r>
+              <w:rPr>
+                <w:rFonts w:ascii="Calibri" w:hAnsi="Calibri"/>
+                <w:color w:val="2A2A2A"/>
+                <w:sz w:val="19"/>
+              </w:rPr>
+              <w:t>NOK ~1,000m</w:t>
+            </w:r>
+          </w:p>
+        </w:tc>
+        <w:tc>
+          <w:tcPr>
+            <w:tcW w:type="dxa" w:w="964"/>
+            <w:tcBorders>
+              <w:top w:val="single" w:sz="4" w:color="C8CCD2"/>
+              <w:left w:val="single" w:sz="4" w:color="C8CCD2"/>
+              <w:bottom w:val="single" w:sz="4" w:color="C8CCD2"/>
+              <w:right w:val="single" w:sz="4" w:color="C8CCD2"/>
+            </w:tcBorders>
+            <w:vAlign w:val="center"/>
+            <w:shd w:val="clear" w:color="auto" w:fill="F5F6F8"/>
+          </w:tcPr>
+          <w:p>
+            <w:r/>
+            <w:r>
+              <w:rPr>
+                <w:rFonts w:ascii="Calibri" w:hAnsi="Calibri"/>
+                <w:color w:val="2A2A2A"/>
                 <w:sz w:val="19"/>
               </w:rPr>
               <w:t>Founder</w:t>
@@ -4584,12 +2446,38 @@
         </w:tc>
         <w:tc>
           <w:tcPr>
-            <w:tcW w:type="dxa" w:w="3685"/>
+            <w:tcW w:type="dxa" w:w="5272"/>
             <w:tcBorders>
-              <w:top w:val="single" w:sz="4" w:color="BFBFBF"/>
-              <w:left w:val="single" w:sz="4" w:color="BFBFBF"/>
-              <w:bottom w:val="single" w:sz="4" w:color="BFBFBF"/>
-              <w:right w:val="single" w:sz="4" w:color="BFBFBF"/>
+              <w:top w:val="single" w:sz="4" w:color="C8CCD2"/>
+              <w:left w:val="single" w:sz="4" w:color="C8CCD2"/>
+              <w:bottom w:val="single" w:sz="4" w:color="C8CCD2"/>
+              <w:right w:val="single" w:sz="4" w:color="C8CCD2"/>
+            </w:tcBorders>
+            <w:vAlign w:val="center"/>
+            <w:shd w:val="clear" w:color="auto" w:fill="F5F6F8"/>
+          </w:tcPr>
+          <w:p>
+            <w:r/>
+            <w:r>
+              <w:rPr>
+                <w:rFonts w:ascii="Calibri" w:hAnsi="Calibri"/>
+                <w:color w:val="2A2A2A"/>
+                <w:sz w:val="19"/>
+              </w:rPr>
+              <w:t>Closest PHM analog; scale advantage at entry; ~10 small bolt-ons closed. Risk: PHM is presumed in dialogue given the obvious fit; likely a multi-bidder process at 9-11x. If we land it, we have a Tier-1 platform on day one; if we lose, we have signalled our interest and trained the market</w:t>
+            </w:r>
+          </w:p>
+        </w:tc>
+      </w:tr>
+      <w:tr>
+        <w:tc>
+          <w:tcPr>
+            <w:tcW w:type="dxa" w:w="2381"/>
+            <w:tcBorders>
+              <w:top w:val="single" w:sz="4" w:color="C8CCD2"/>
+              <w:left w:val="single" w:sz="4" w:color="C8CCD2"/>
+              <w:bottom w:val="single" w:sz="4" w:color="C8CCD2"/>
+              <w:right w:val="single" w:sz="4" w:color="C8CCD2"/>
             </w:tcBorders>
             <w:vAlign w:val="center"/>
           </w:tcPr>
@@ -4598,145 +2486,21 @@
             <w:r>
               <w:rPr>
                 <w:rFonts w:ascii="Calibri" w:hAnsi="Calibri"/>
-                <w:color w:val="333333"/>
+                <w:color w:val="2A2A2A"/>
                 <w:sz w:val="19"/>
               </w:rPr>
-              <w:t>Closest PHM analog; pure janitor model; ~10 small bolt-ons completed. Risk: PHM likely in dialogue; multi-bidder process; entry at 9-11x</w:t>
-            </w:r>
-          </w:p>
-        </w:tc>
-      </w:tr>
-      <w:tr>
-        <w:tc>
-          <w:tcPr>
-            <w:tcW w:type="dxa" w:w="2268"/>
-            <w:tcBorders>
-              <w:top w:val="single" w:sz="4" w:color="BFBFBF"/>
-              <w:left w:val="single" w:sz="4" w:color="BFBFBF"/>
-              <w:bottom w:val="single" w:sz="4" w:color="BFBFBF"/>
-              <w:right w:val="single" w:sz="4" w:color="BFBFBF"/>
-            </w:tcBorders>
-            <w:vAlign w:val="center"/>
-            <w:shd w:val="clear" w:color="auto" w:fill="F2F4F7"/>
-          </w:tcPr>
-          <w:p>
-            <w:r/>
-            <w:r>
-              <w:rPr>
-                <w:rFonts w:ascii="Calibri" w:hAnsi="Calibri"/>
-                <w:color w:val="333333"/>
-                <w:sz w:val="19"/>
-              </w:rPr>
-              <w:t>Din Vaktmester AS</w:t>
+              <w:t>Insider Group AS (Høvik) [contingent]</w:t>
             </w:r>
           </w:p>
         </w:tc>
         <w:tc>
           <w:tcPr>
-            <w:tcW w:type="dxa" w:w="1417"/>
+            <w:tcW w:type="dxa" w:w="1020"/>
             <w:tcBorders>
-              <w:top w:val="single" w:sz="4" w:color="BFBFBF"/>
-              <w:left w:val="single" w:sz="4" w:color="BFBFBF"/>
-              <w:bottom w:val="single" w:sz="4" w:color="BFBFBF"/>
-              <w:right w:val="single" w:sz="4" w:color="BFBFBF"/>
-            </w:tcBorders>
-            <w:vAlign w:val="center"/>
-            <w:shd w:val="clear" w:color="auto" w:fill="F2F4F7"/>
-          </w:tcPr>
-          <w:p>
-            <w:r/>
-            <w:r>
-              <w:rPr>
-                <w:rFonts w:ascii="Calibri" w:hAnsi="Calibri"/>
-                <w:color w:val="333333"/>
-                <w:sz w:val="19"/>
-              </w:rPr>
-              <w:t>Trondheim</w:t>
-            </w:r>
-          </w:p>
-        </w:tc>
-        <w:tc>
-          <w:tcPr>
-            <w:tcW w:type="dxa" w:w="1304"/>
-            <w:tcBorders>
-              <w:top w:val="single" w:sz="4" w:color="BFBFBF"/>
-              <w:left w:val="single" w:sz="4" w:color="BFBFBF"/>
-              <w:bottom w:val="single" w:sz="4" w:color="BFBFBF"/>
-              <w:right w:val="single" w:sz="4" w:color="BFBFBF"/>
-            </w:tcBorders>
-            <w:vAlign w:val="center"/>
-            <w:shd w:val="clear" w:color="auto" w:fill="F2F4F7"/>
-          </w:tcPr>
-          <w:p>
-            <w:r/>
-            <w:r>
-              <w:rPr>
-                <w:rFonts w:ascii="Calibri" w:hAnsi="Calibri"/>
-                <w:color w:val="333333"/>
-                <w:sz w:val="19"/>
-              </w:rPr>
-              <w:t>250-350</w:t>
-            </w:r>
-          </w:p>
-        </w:tc>
-        <w:tc>
-          <w:tcPr>
-            <w:tcW w:type="dxa" w:w="964"/>
-            <w:tcBorders>
-              <w:top w:val="single" w:sz="4" w:color="BFBFBF"/>
-              <w:left w:val="single" w:sz="4" w:color="BFBFBF"/>
-              <w:bottom w:val="single" w:sz="4" w:color="BFBFBF"/>
-              <w:right w:val="single" w:sz="4" w:color="BFBFBF"/>
-            </w:tcBorders>
-            <w:vAlign w:val="center"/>
-            <w:shd w:val="clear" w:color="auto" w:fill="F2F4F7"/>
-          </w:tcPr>
-          <w:p>
-            <w:r/>
-            <w:r>
-              <w:rPr>
-                <w:rFonts w:ascii="Calibri" w:hAnsi="Calibri"/>
-                <w:color w:val="333333"/>
-                <w:sz w:val="19"/>
-              </w:rPr>
-              <w:t>Founder</w:t>
-            </w:r>
-          </w:p>
-        </w:tc>
-        <w:tc>
-          <w:tcPr>
-            <w:tcW w:type="dxa" w:w="3685"/>
-            <w:tcBorders>
-              <w:top w:val="single" w:sz="4" w:color="BFBFBF"/>
-              <w:left w:val="single" w:sz="4" w:color="BFBFBF"/>
-              <w:bottom w:val="single" w:sz="4" w:color="BFBFBF"/>
-              <w:right w:val="single" w:sz="4" w:color="BFBFBF"/>
-            </w:tcBorders>
-            <w:vAlign w:val="center"/>
-            <w:shd w:val="clear" w:color="auto" w:fill="F2F4F7"/>
-          </w:tcPr>
-          <w:p>
-            <w:r/>
-            <w:r>
-              <w:rPr>
-                <w:rFonts w:ascii="Calibri" w:hAnsi="Calibri"/>
-                <w:color w:val="333333"/>
-                <w:sz w:val="19"/>
-              </w:rPr>
-              <w:t>Preferred starting point for an asymmetric thesis. Mid-Norway base PHM has not built; pure culture; lower competing-bidder intensity; smaller cheque allows opportunistic mid-sized bolt-ons in Y1-Y2</w:t>
-            </w:r>
-          </w:p>
-        </w:tc>
-      </w:tr>
-      <w:tr>
-        <w:tc>
-          <w:tcPr>
-            <w:tcW w:type="dxa" w:w="2268"/>
-            <w:tcBorders>
-              <w:top w:val="single" w:sz="4" w:color="BFBFBF"/>
-              <w:left w:val="single" w:sz="4" w:color="BFBFBF"/>
-              <w:bottom w:val="single" w:sz="4" w:color="BFBFBF"/>
-              <w:right w:val="single" w:sz="4" w:color="BFBFBF"/>
+              <w:top w:val="single" w:sz="4" w:color="C8CCD2"/>
+              <w:left w:val="single" w:sz="4" w:color="C8CCD2"/>
+              <w:bottom w:val="single" w:sz="4" w:color="C8CCD2"/>
+              <w:right w:val="single" w:sz="4" w:color="C8CCD2"/>
             </w:tcBorders>
             <w:vAlign w:val="center"/>
           </w:tcPr>
@@ -4745,21 +2509,21 @@
             <w:r>
               <w:rPr>
                 <w:rFonts w:ascii="Calibri" w:hAnsi="Calibri"/>
-                <w:color w:val="333333"/>
+                <w:color w:val="2A2A2A"/>
                 <w:sz w:val="19"/>
               </w:rPr>
-              <w:t>Insider Group AS</w:t>
+              <w:t>NOK 1.0-1.1bn</w:t>
             </w:r>
           </w:p>
         </w:tc>
         <w:tc>
           <w:tcPr>
-            <w:tcW w:type="dxa" w:w="1417"/>
+            <w:tcW w:type="dxa" w:w="964"/>
             <w:tcBorders>
-              <w:top w:val="single" w:sz="4" w:color="BFBFBF"/>
-              <w:left w:val="single" w:sz="4" w:color="BFBFBF"/>
-              <w:bottom w:val="single" w:sz="4" w:color="BFBFBF"/>
-              <w:right w:val="single" w:sz="4" w:color="BFBFBF"/>
+              <w:top w:val="single" w:sz="4" w:color="C8CCD2"/>
+              <w:left w:val="single" w:sz="4" w:color="C8CCD2"/>
+              <w:bottom w:val="single" w:sz="4" w:color="C8CCD2"/>
+              <w:right w:val="single" w:sz="4" w:color="C8CCD2"/>
             </w:tcBorders>
             <w:vAlign w:val="center"/>
           </w:tcPr>
@@ -4768,21 +2532,21 @@
             <w:r>
               <w:rPr>
                 <w:rFonts w:ascii="Calibri" w:hAnsi="Calibri"/>
-                <w:color w:val="333333"/>
+                <w:color w:val="2A2A2A"/>
                 <w:sz w:val="19"/>
               </w:rPr>
-              <w:t>Høvik</w:t>
+              <w:t>Family</w:t>
             </w:r>
           </w:p>
         </w:tc>
         <w:tc>
           <w:tcPr>
-            <w:tcW w:type="dxa" w:w="1304"/>
+            <w:tcW w:type="dxa" w:w="5272"/>
             <w:tcBorders>
-              <w:top w:val="single" w:sz="4" w:color="BFBFBF"/>
-              <w:left w:val="single" w:sz="4" w:color="BFBFBF"/>
-              <w:bottom w:val="single" w:sz="4" w:color="BFBFBF"/>
-              <w:right w:val="single" w:sz="4" w:color="BFBFBF"/>
+              <w:top w:val="single" w:sz="4" w:color="C8CCD2"/>
+              <w:left w:val="single" w:sz="4" w:color="C8CCD2"/>
+              <w:bottom w:val="single" w:sz="4" w:color="C8CCD2"/>
+              <w:right w:val="single" w:sz="4" w:color="C8CCD2"/>
             </w:tcBorders>
             <w:vAlign w:val="center"/>
           </w:tcPr>
@@ -4791,56 +2555,10 @@
             <w:r>
               <w:rPr>
                 <w:rFonts w:ascii="Calibri" w:hAnsi="Calibri"/>
-                <w:color w:val="333333"/>
+                <w:color w:val="2A2A2A"/>
                 <w:sz w:val="19"/>
               </w:rPr>
-              <w:t>1,000-1,100</w:t>
-            </w:r>
-          </w:p>
-        </w:tc>
-        <w:tc>
-          <w:tcPr>
-            <w:tcW w:type="dxa" w:w="964"/>
-            <w:tcBorders>
-              <w:top w:val="single" w:sz="4" w:color="BFBFBF"/>
-              <w:left w:val="single" w:sz="4" w:color="BFBFBF"/>
-              <w:bottom w:val="single" w:sz="4" w:color="BFBFBF"/>
-              <w:right w:val="single" w:sz="4" w:color="BFBFBF"/>
-            </w:tcBorders>
-            <w:vAlign w:val="center"/>
-          </w:tcPr>
-          <w:p>
-            <w:r/>
-            <w:r>
-              <w:rPr>
-                <w:rFonts w:ascii="Calibri" w:hAnsi="Calibri"/>
-                <w:color w:val="333333"/>
-                <w:sz w:val="19"/>
-              </w:rPr>
-              <w:t>Family</w:t>
-            </w:r>
-          </w:p>
-        </w:tc>
-        <w:tc>
-          <w:tcPr>
-            <w:tcW w:type="dxa" w:w="3685"/>
-            <w:tcBorders>
-              <w:top w:val="single" w:sz="4" w:color="BFBFBF"/>
-              <w:left w:val="single" w:sz="4" w:color="BFBFBF"/>
-              <w:bottom w:val="single" w:sz="4" w:color="BFBFBF"/>
-              <w:right w:val="single" w:sz="4" w:color="BFBFBF"/>
-            </w:tcBorders>
-            <w:vAlign w:val="center"/>
-          </w:tcPr>
-          <w:p>
-            <w:r/>
-            <w:r>
-              <w:rPr>
-                <w:rFonts w:ascii="Calibri" w:hAnsi="Calibri"/>
-                <w:color w:val="333333"/>
-                <w:sz w:val="19"/>
-              </w:rPr>
-              <w:t>Recent Mitie Norway carve-out (2024) demonstrates M&amp;A muscle. Caveat: mix is &gt;50% cleaning rather than property maintenance; need to validate property-maintenance share before anchor decision</w:t>
+              <w:t>Mitie Norway carve-out (2024) is genuine M&amp;A capability. Drawback: post-Mitie mix is &gt;50% cleaning rather than property maintenance. The centre of gravity is wrong for our thesis. Only worth pursuing if both anchor #1 and #2 are unavailable and we restate the thesis as cleaning + janitor platform</w:t>
             </w:r>
           </w:p>
         </w:tc>
@@ -4848,22 +2566,37 @@
     </w:tbl>
     <w:p>
       <w:pPr>
-        <w:spacing w:after="40"/>
+        <w:spacing w:after="0"/>
       </w:pPr>
     </w:p>
     <w:p>
       <w:pPr>
-        <w:spacing w:before="160" w:after="40"/>
+        <w:spacing w:before="0" w:after="80"/>
+      </w:pPr>
+      <w:r>
+        <w:rPr>
+          <w:rFonts w:ascii="Calibri" w:hAnsi="Calibri"/>
+          <w:b w:val="0"/>
+          <w:i w:val="0"/>
+          <w:color w:val="2A2A2A"/>
+          <w:sz w:val="21"/>
+        </w:rPr>
+        <w:t>Preferred path is Din Vaktmester for two reasons. First, the bilateral process is more likely; founder-led mid-Norway businesses do not typically run investment-banker-led auctions. Second, the platform we build off Din Vaktmester is structurally non-overlapping with PHM's Oslo / Akershus residential core, which makes the 'why us' narrative defensible at exit. Vaktmesterkompaniet is the high-quality fallback if Din Vaktmester is not sale-ready.</w:t>
+      </w:r>
+    </w:p>
+    <w:p>
+      <w:pPr>
+        <w:spacing w:before="240" w:after="60"/>
       </w:pPr>
       <w:r>
         <w:rPr>
           <w:rFonts w:ascii="Calibri" w:hAnsi="Calibri"/>
           <w:b/>
           <w:i w:val="0"/>
-          <w:color w:val="333333"/>
-          <w:sz w:val="23"/>
+          <w:color w:val="1F3A5F"/>
+          <w:sz w:val="28"/>
         </w:rPr>
-        <w:t>6.2  Tier-1 named bolt-ons</w:t>
+        <w:t>6.  Risks</w:t>
       </w:r>
     </w:p>
     <w:tbl>
@@ -4880,13 +2613,13 @@
       <w:tr>
         <w:tc>
           <w:tcPr>
-            <w:tcW w:type="dxa" w:w="3402"/>
+            <w:tcW w:type="dxa" w:w="2551"/>
             <w:shd w:val="clear" w:color="auto" w:fill="1F3A5F"/>
             <w:tcBorders>
-              <w:top w:val="single" w:sz="4" w:color="BFBFBF"/>
-              <w:left w:val="single" w:sz="4" w:color="BFBFBF"/>
-              <w:bottom w:val="single" w:sz="4" w:color="BFBFBF"/>
-              <w:right w:val="single" w:sz="4" w:color="BFBFBF"/>
+              <w:top w:val="single" w:sz="4" w:color="C8CCD2"/>
+              <w:left w:val="single" w:sz="4" w:color="C8CCD2"/>
+              <w:bottom w:val="single" w:sz="4" w:color="C8CCD2"/>
+              <w:right w:val="single" w:sz="4" w:color="C8CCD2"/>
             </w:tcBorders>
             <w:vAlign w:val="center"/>
           </w:tcPr>
@@ -4899,19 +2632,19 @@
                 <w:color w:val="FFFFFF"/>
                 <w:sz w:val="19"/>
               </w:rPr>
-              <w:t>Target</w:t>
+              <w:t>Risk</w:t>
             </w:r>
           </w:p>
         </w:tc>
         <w:tc>
           <w:tcPr>
-            <w:tcW w:type="dxa" w:w="2268"/>
+            <w:tcW w:type="dxa" w:w="5669"/>
             <w:shd w:val="clear" w:color="auto" w:fill="1F3A5F"/>
             <w:tcBorders>
-              <w:top w:val="single" w:sz="4" w:color="BFBFBF"/>
-              <w:left w:val="single" w:sz="4" w:color="BFBFBF"/>
-              <w:bottom w:val="single" w:sz="4" w:color="BFBFBF"/>
-              <w:right w:val="single" w:sz="4" w:color="BFBFBF"/>
+              <w:top w:val="single" w:sz="4" w:color="C8CCD2"/>
+              <w:left w:val="single" w:sz="4" w:color="C8CCD2"/>
+              <w:bottom w:val="single" w:sz="4" w:color="C8CCD2"/>
+              <w:right w:val="single" w:sz="4" w:color="C8CCD2"/>
             </w:tcBorders>
             <w:vAlign w:val="center"/>
           </w:tcPr>
@@ -4924,19 +2657,19 @@
                 <w:color w:val="FFFFFF"/>
                 <w:sz w:val="19"/>
               </w:rPr>
-              <w:t>HQ</w:t>
+              <w:t>Real-world manifestation</w:t>
             </w:r>
           </w:p>
         </w:tc>
         <w:tc>
           <w:tcPr>
-            <w:tcW w:type="dxa" w:w="1701"/>
+            <w:tcW w:type="dxa" w:w="1417"/>
             <w:shd w:val="clear" w:color="auto" w:fill="1F3A5F"/>
             <w:tcBorders>
-              <w:top w:val="single" w:sz="4" w:color="BFBFBF"/>
-              <w:left w:val="single" w:sz="4" w:color="BFBFBF"/>
-              <w:bottom w:val="single" w:sz="4" w:color="BFBFBF"/>
-              <w:right w:val="single" w:sz="4" w:color="BFBFBF"/>
+              <w:top w:val="single" w:sz="4" w:color="C8CCD2"/>
+              <w:left w:val="single" w:sz="4" w:color="C8CCD2"/>
+              <w:bottom w:val="single" w:sz="4" w:color="C8CCD2"/>
+              <w:right w:val="single" w:sz="4" w:color="C8CCD2"/>
             </w:tcBorders>
             <w:vAlign w:val="center"/>
           </w:tcPr>
@@ -4949,7 +2682,7 @@
                 <w:color w:val="FFFFFF"/>
                 <w:sz w:val="19"/>
               </w:rPr>
-              <w:t>Rev FY24E (NOKm)</w:t>
+              <w:t>Severity</w:t>
             </w:r>
           </w:p>
         </w:tc>
@@ -4957,12 +2690,12 @@
       <w:tr>
         <w:tc>
           <w:tcPr>
-            <w:tcW w:type="dxa" w:w="3402"/>
+            <w:tcW w:type="dxa" w:w="2551"/>
             <w:tcBorders>
-              <w:top w:val="single" w:sz="4" w:color="BFBFBF"/>
-              <w:left w:val="single" w:sz="4" w:color="BFBFBF"/>
-              <w:bottom w:val="single" w:sz="4" w:color="BFBFBF"/>
-              <w:right w:val="single" w:sz="4" w:color="BFBFBF"/>
+              <w:top w:val="single" w:sz="4" w:color="C8CCD2"/>
+              <w:left w:val="single" w:sz="4" w:color="C8CCD2"/>
+              <w:bottom w:val="single" w:sz="4" w:color="C8CCD2"/>
+              <w:right w:val="single" w:sz="4" w:color="C8CCD2"/>
             </w:tcBorders>
             <w:vAlign w:val="center"/>
           </w:tcPr>
@@ -4971,21 +2704,21 @@
             <w:r>
               <w:rPr>
                 <w:rFonts w:ascii="Calibri" w:hAnsi="Calibri"/>
-                <w:color w:val="333333"/>
+                <w:color w:val="2A2A2A"/>
                 <w:sz w:val="19"/>
               </w:rPr>
-              <w:t>Bygårdsservice AS</w:t>
+              <w:t>PHM defends its Norwegian footprint pre-exit</w:t>
             </w:r>
           </w:p>
         </w:tc>
         <w:tc>
           <w:tcPr>
-            <w:tcW w:type="dxa" w:w="2268"/>
+            <w:tcW w:type="dxa" w:w="5669"/>
             <w:tcBorders>
-              <w:top w:val="single" w:sz="4" w:color="BFBFBF"/>
-              <w:left w:val="single" w:sz="4" w:color="BFBFBF"/>
-              <w:bottom w:val="single" w:sz="4" w:color="BFBFBF"/>
-              <w:right w:val="single" w:sz="4" w:color="BFBFBF"/>
+              <w:top w:val="single" w:sz="4" w:color="C8CCD2"/>
+              <w:left w:val="single" w:sz="4" w:color="C8CCD2"/>
+              <w:bottom w:val="single" w:sz="4" w:color="C8CCD2"/>
+              <w:right w:val="single" w:sz="4" w:color="C8CCD2"/>
             </w:tcBorders>
             <w:vAlign w:val="center"/>
           </w:tcPr>
@@ -4994,21 +2727,21 @@
             <w:r>
               <w:rPr>
                 <w:rFonts w:ascii="Calibri" w:hAnsi="Calibri"/>
-                <w:color w:val="333333"/>
+                <w:color w:val="2A2A2A"/>
                 <w:sz w:val="19"/>
               </w:rPr>
-              <w:t>Oslo</w:t>
+              <w:t>Norvestor closes 5-10 Norwegian bolt-ons in 2026 to fatten the EBITDA being sold; our pipeline thins, multiples rise on contested targets. Mitigation: focus on Mid-Norway / Vestland targets PHM is less aggressive on; accept lower hit rate on Oslo</w:t>
             </w:r>
           </w:p>
         </w:tc>
         <w:tc>
           <w:tcPr>
-            <w:tcW w:type="dxa" w:w="1701"/>
+            <w:tcW w:type="dxa" w:w="1417"/>
             <w:tcBorders>
-              <w:top w:val="single" w:sz="4" w:color="BFBFBF"/>
-              <w:left w:val="single" w:sz="4" w:color="BFBFBF"/>
-              <w:bottom w:val="single" w:sz="4" w:color="BFBFBF"/>
-              <w:right w:val="single" w:sz="4" w:color="BFBFBF"/>
+              <w:top w:val="single" w:sz="4" w:color="C8CCD2"/>
+              <w:left w:val="single" w:sz="4" w:color="C8CCD2"/>
+              <w:bottom w:val="single" w:sz="4" w:color="C8CCD2"/>
+              <w:right w:val="single" w:sz="4" w:color="C8CCD2"/>
             </w:tcBorders>
             <w:vAlign w:val="center"/>
           </w:tcPr>
@@ -5017,10 +2750,10 @@
             <w:r>
               <w:rPr>
                 <w:rFonts w:ascii="Calibri" w:hAnsi="Calibri"/>
-                <w:color w:val="333333"/>
+                <w:color w:val="2A2A2A"/>
                 <w:sz w:val="19"/>
               </w:rPr>
-              <w:t>80-120</w:t>
+              <w:t>Medium-High</w:t>
             </w:r>
           </w:p>
         </w:tc>
@@ -5028,73 +2761,73 @@
       <w:tr>
         <w:tc>
           <w:tcPr>
-            <w:tcW w:type="dxa" w:w="3402"/>
+            <w:tcW w:type="dxa" w:w="2551"/>
             <w:tcBorders>
-              <w:top w:val="single" w:sz="4" w:color="BFBFBF"/>
-              <w:left w:val="single" w:sz="4" w:color="BFBFBF"/>
-              <w:bottom w:val="single" w:sz="4" w:color="BFBFBF"/>
-              <w:right w:val="single" w:sz="4" w:color="BFBFBF"/>
+              <w:top w:val="single" w:sz="4" w:color="C8CCD2"/>
+              <w:left w:val="single" w:sz="4" w:color="C8CCD2"/>
+              <w:bottom w:val="single" w:sz="4" w:color="C8CCD2"/>
+              <w:right w:val="single" w:sz="4" w:color="C8CCD2"/>
             </w:tcBorders>
             <w:vAlign w:val="center"/>
-            <w:shd w:val="clear" w:color="auto" w:fill="F2F4F7"/>
+            <w:shd w:val="clear" w:color="auto" w:fill="F5F6F8"/>
           </w:tcPr>
           <w:p>
             <w:r/>
             <w:r>
               <w:rPr>
                 <w:rFonts w:ascii="Calibri" w:hAnsi="Calibri"/>
-                <w:color w:val="333333"/>
+                <w:color w:val="2A2A2A"/>
                 <w:sz w:val="19"/>
               </w:rPr>
-              <w:t>Aktiv Eiendomsdrift AS</w:t>
+              <w:t>Anchor pricing breaks above 9.5x</w:t>
             </w:r>
           </w:p>
         </w:tc>
         <w:tc>
           <w:tcPr>
-            <w:tcW w:type="dxa" w:w="2268"/>
+            <w:tcW w:type="dxa" w:w="5669"/>
             <w:tcBorders>
-              <w:top w:val="single" w:sz="4" w:color="BFBFBF"/>
-              <w:left w:val="single" w:sz="4" w:color="BFBFBF"/>
-              <w:bottom w:val="single" w:sz="4" w:color="BFBFBF"/>
-              <w:right w:val="single" w:sz="4" w:color="BFBFBF"/>
+              <w:top w:val="single" w:sz="4" w:color="C8CCD2"/>
+              <w:left w:val="single" w:sz="4" w:color="C8CCD2"/>
+              <w:bottom w:val="single" w:sz="4" w:color="C8CCD2"/>
+              <w:right w:val="single" w:sz="4" w:color="C8CCD2"/>
             </w:tcBorders>
             <w:vAlign w:val="center"/>
-            <w:shd w:val="clear" w:color="auto" w:fill="F2F4F7"/>
+            <w:shd w:val="clear" w:color="auto" w:fill="F5F6F8"/>
           </w:tcPr>
           <w:p>
             <w:r/>
             <w:r>
               <w:rPr>
                 <w:rFonts w:ascii="Calibri" w:hAnsi="Calibri"/>
-                <w:color w:val="333333"/>
+                <w:color w:val="2A2A2A"/>
                 <w:sz w:val="19"/>
               </w:rPr>
-              <w:t>Roa (Innlandet)</w:t>
+              <w:t>Vaktmesterkompaniet runs a Goldman / Carnegie / DC Advisory process; bidding clears at 10.5-11x. Our model breaks. Mitigation: walk - this is the single most binary test in the 12-week workplan</w:t>
             </w:r>
           </w:p>
         </w:tc>
         <w:tc>
           <w:tcPr>
-            <w:tcW w:type="dxa" w:w="1701"/>
+            <w:tcW w:type="dxa" w:w="1417"/>
             <w:tcBorders>
-              <w:top w:val="single" w:sz="4" w:color="BFBFBF"/>
-              <w:left w:val="single" w:sz="4" w:color="BFBFBF"/>
-              <w:bottom w:val="single" w:sz="4" w:color="BFBFBF"/>
-              <w:right w:val="single" w:sz="4" w:color="BFBFBF"/>
+              <w:top w:val="single" w:sz="4" w:color="C8CCD2"/>
+              <w:left w:val="single" w:sz="4" w:color="C8CCD2"/>
+              <w:bottom w:val="single" w:sz="4" w:color="C8CCD2"/>
+              <w:right w:val="single" w:sz="4" w:color="C8CCD2"/>
             </w:tcBorders>
             <w:vAlign w:val="center"/>
-            <w:shd w:val="clear" w:color="auto" w:fill="F2F4F7"/>
+            <w:shd w:val="clear" w:color="auto" w:fill="F5F6F8"/>
           </w:tcPr>
           <w:p>
             <w:r/>
             <w:r>
               <w:rPr>
                 <w:rFonts w:ascii="Calibri" w:hAnsi="Calibri"/>
-                <w:color w:val="333333"/>
+                <w:color w:val="2A2A2A"/>
                 <w:sz w:val="19"/>
               </w:rPr>
-              <w:t>60-100</w:t>
+              <w:t>High</w:t>
             </w:r>
           </w:p>
         </w:tc>
@@ -5102,12 +2835,12 @@
       <w:tr>
         <w:tc>
           <w:tcPr>
-            <w:tcW w:type="dxa" w:w="3402"/>
+            <w:tcW w:type="dxa" w:w="2551"/>
             <w:tcBorders>
-              <w:top w:val="single" w:sz="4" w:color="BFBFBF"/>
-              <w:left w:val="single" w:sz="4" w:color="BFBFBF"/>
-              <w:bottom w:val="single" w:sz="4" w:color="BFBFBF"/>
-              <w:right w:val="single" w:sz="4" w:color="BFBFBF"/>
+              <w:top w:val="single" w:sz="4" w:color="C8CCD2"/>
+              <w:left w:val="single" w:sz="4" w:color="C8CCD2"/>
+              <w:bottom w:val="single" w:sz="4" w:color="C8CCD2"/>
+              <w:right w:val="single" w:sz="4" w:color="C8CCD2"/>
             </w:tcBorders>
             <w:vAlign w:val="center"/>
           </w:tcPr>
@@ -5116,21 +2849,21 @@
             <w:r>
               <w:rPr>
                 <w:rFonts w:ascii="Calibri" w:hAnsi="Calibri"/>
-                <w:color w:val="333333"/>
+                <w:color w:val="2A2A2A"/>
                 <w:sz w:val="19"/>
               </w:rPr>
-              <w:t>Eiendomspartner 1 AS</w:t>
+              <w:t>PHM's new owner accelerates M&amp;A in 2027-28</w:t>
             </w:r>
           </w:p>
         </w:tc>
         <w:tc>
           <w:tcPr>
-            <w:tcW w:type="dxa" w:w="2268"/>
+            <w:tcW w:type="dxa" w:w="5669"/>
             <w:tcBorders>
-              <w:top w:val="single" w:sz="4" w:color="BFBFBF"/>
-              <w:left w:val="single" w:sz="4" w:color="BFBFBF"/>
-              <w:bottom w:val="single" w:sz="4" w:color="BFBFBF"/>
-              <w:right w:val="single" w:sz="4" w:color="BFBFBF"/>
+              <w:top w:val="single" w:sz="4" w:color="C8CCD2"/>
+              <w:left w:val="single" w:sz="4" w:color="C8CCD2"/>
+              <w:bottom w:val="single" w:sz="4" w:color="C8CCD2"/>
+              <w:right w:val="single" w:sz="4" w:color="C8CCD2"/>
             </w:tcBorders>
             <w:vAlign w:val="center"/>
           </w:tcPr>
@@ -5139,21 +2872,21 @@
             <w:r>
               <w:rPr>
                 <w:rFonts w:ascii="Calibri" w:hAnsi="Calibri"/>
-                <w:color w:val="333333"/>
+                <w:color w:val="2A2A2A"/>
                 <w:sz w:val="19"/>
               </w:rPr>
-              <w:t>Bergen</w:t>
+              <w:t>Triton / EQT / Cinven sized successor brings more bolt-on capital. Our competitive position deteriorates over our hold. Mitigation: front-load M&amp;A in Y1-Y3 while PHM is in transition</w:t>
             </w:r>
           </w:p>
         </w:tc>
         <w:tc>
           <w:tcPr>
-            <w:tcW w:type="dxa" w:w="1701"/>
+            <w:tcW w:type="dxa" w:w="1417"/>
             <w:tcBorders>
-              <w:top w:val="single" w:sz="4" w:color="BFBFBF"/>
-              <w:left w:val="single" w:sz="4" w:color="BFBFBF"/>
-              <w:bottom w:val="single" w:sz="4" w:color="BFBFBF"/>
-              <w:right w:val="single" w:sz="4" w:color="BFBFBF"/>
+              <w:top w:val="single" w:sz="4" w:color="C8CCD2"/>
+              <w:left w:val="single" w:sz="4" w:color="C8CCD2"/>
+              <w:bottom w:val="single" w:sz="4" w:color="C8CCD2"/>
+              <w:right w:val="single" w:sz="4" w:color="C8CCD2"/>
             </w:tcBorders>
             <w:vAlign w:val="center"/>
           </w:tcPr>
@@ -5162,10 +2895,10 @@
             <w:r>
               <w:rPr>
                 <w:rFonts w:ascii="Calibri" w:hAnsi="Calibri"/>
-                <w:color w:val="333333"/>
+                <w:color w:val="2A2A2A"/>
                 <w:sz w:val="19"/>
               </w:rPr>
-              <w:t>150-220</w:t>
+              <w:t>Medium</w:t>
             </w:r>
           </w:p>
         </w:tc>
@@ -5173,73 +2906,73 @@
       <w:tr>
         <w:tc>
           <w:tcPr>
-            <w:tcW w:type="dxa" w:w="3402"/>
+            <w:tcW w:type="dxa" w:w="2551"/>
             <w:tcBorders>
-              <w:top w:val="single" w:sz="4" w:color="BFBFBF"/>
-              <w:left w:val="single" w:sz="4" w:color="BFBFBF"/>
-              <w:bottom w:val="single" w:sz="4" w:color="BFBFBF"/>
-              <w:right w:val="single" w:sz="4" w:color="BFBFBF"/>
+              <w:top w:val="single" w:sz="4" w:color="C8CCD2"/>
+              <w:left w:val="single" w:sz="4" w:color="C8CCD2"/>
+              <w:bottom w:val="single" w:sz="4" w:color="C8CCD2"/>
+              <w:right w:val="single" w:sz="4" w:color="C8CCD2"/>
             </w:tcBorders>
             <w:vAlign w:val="center"/>
-            <w:shd w:val="clear" w:color="auto" w:fill="F2F4F7"/>
+            <w:shd w:val="clear" w:color="auto" w:fill="F5F6F8"/>
           </w:tcPr>
           <w:p>
             <w:r/>
             <w:r>
               <w:rPr>
                 <w:rFonts w:ascii="Calibri" w:hAnsi="Calibri"/>
-                <w:color w:val="333333"/>
+                <w:color w:val="2A2A2A"/>
                 <w:sz w:val="19"/>
               </w:rPr>
-              <w:t>Ability FM / Ability Gruppen</w:t>
+              <w:t>Bolt-on supply migrates into auction process</w:t>
             </w:r>
           </w:p>
         </w:tc>
         <w:tc>
           <w:tcPr>
-            <w:tcW w:type="dxa" w:w="2268"/>
+            <w:tcW w:type="dxa" w:w="5669"/>
             <w:tcBorders>
-              <w:top w:val="single" w:sz="4" w:color="BFBFBF"/>
-              <w:left w:val="single" w:sz="4" w:color="BFBFBF"/>
-              <w:bottom w:val="single" w:sz="4" w:color="BFBFBF"/>
-              <w:right w:val="single" w:sz="4" w:color="BFBFBF"/>
+              <w:top w:val="single" w:sz="4" w:color="C8CCD2"/>
+              <w:left w:val="single" w:sz="4" w:color="C8CCD2"/>
+              <w:bottom w:val="single" w:sz="4" w:color="C8CCD2"/>
+              <w:right w:val="single" w:sz="4" w:color="C8CCD2"/>
             </w:tcBorders>
             <w:vAlign w:val="center"/>
-            <w:shd w:val="clear" w:color="auto" w:fill="F2F4F7"/>
+            <w:shd w:val="clear" w:color="auto" w:fill="F5F6F8"/>
           </w:tcPr>
           <w:p>
             <w:r/>
             <w:r>
               <w:rPr>
                 <w:rFonts w:ascii="Calibri" w:hAnsi="Calibri"/>
-                <w:color w:val="333333"/>
+                <w:color w:val="2A2A2A"/>
                 <w:sz w:val="19"/>
               </w:rPr>
-              <w:t>Bergen</w:t>
+              <w:t>Founders engage advisors who run multi-party processes; our 4-6x bolt-on discipline cannot hold. Mitigation: source proprietary; build named-target outreach with founders 12-18 months pre-process</w:t>
             </w:r>
           </w:p>
         </w:tc>
         <w:tc>
           <w:tcPr>
-            <w:tcW w:type="dxa" w:w="1701"/>
+            <w:tcW w:type="dxa" w:w="1417"/>
             <w:tcBorders>
-              <w:top w:val="single" w:sz="4" w:color="BFBFBF"/>
-              <w:left w:val="single" w:sz="4" w:color="BFBFBF"/>
-              <w:bottom w:val="single" w:sz="4" w:color="BFBFBF"/>
-              <w:right w:val="single" w:sz="4" w:color="BFBFBF"/>
+              <w:top w:val="single" w:sz="4" w:color="C8CCD2"/>
+              <w:left w:val="single" w:sz="4" w:color="C8CCD2"/>
+              <w:bottom w:val="single" w:sz="4" w:color="C8CCD2"/>
+              <w:right w:val="single" w:sz="4" w:color="C8CCD2"/>
             </w:tcBorders>
             <w:vAlign w:val="center"/>
-            <w:shd w:val="clear" w:color="auto" w:fill="F2F4F7"/>
+            <w:shd w:val="clear" w:color="auto" w:fill="F5F6F8"/>
           </w:tcPr>
           <w:p>
             <w:r/>
             <w:r>
               <w:rPr>
                 <w:rFonts w:ascii="Calibri" w:hAnsi="Calibri"/>
-                <w:color w:val="333333"/>
+                <w:color w:val="2A2A2A"/>
                 <w:sz w:val="19"/>
               </w:rPr>
-              <w:t>250-400</w:t>
+              <w:t>Medium</w:t>
             </w:r>
           </w:p>
         </w:tc>
@@ -5247,12 +2980,12 @@
       <w:tr>
         <w:tc>
           <w:tcPr>
-            <w:tcW w:type="dxa" w:w="3402"/>
+            <w:tcW w:type="dxa" w:w="2551"/>
             <w:tcBorders>
-              <w:top w:val="single" w:sz="4" w:color="BFBFBF"/>
-              <w:left w:val="single" w:sz="4" w:color="BFBFBF"/>
-              <w:bottom w:val="single" w:sz="4" w:color="BFBFBF"/>
-              <w:right w:val="single" w:sz="4" w:color="BFBFBF"/>
+              <w:top w:val="single" w:sz="4" w:color="C8CCD2"/>
+              <w:left w:val="single" w:sz="4" w:color="C8CCD2"/>
+              <w:bottom w:val="single" w:sz="4" w:color="C8CCD2"/>
+              <w:right w:val="single" w:sz="4" w:color="C8CCD2"/>
             </w:tcBorders>
             <w:vAlign w:val="center"/>
           </w:tcPr>
@@ -5261,21 +2994,21 @@
             <w:r>
               <w:rPr>
                 <w:rFonts w:ascii="Calibri" w:hAnsi="Calibri"/>
-                <w:color w:val="333333"/>
+                <w:color w:val="2A2A2A"/>
                 <w:sz w:val="19"/>
               </w:rPr>
-              <w:t>Toma Eiendomsdrift AS (potential carve-out)</w:t>
+              <w:t>Allmenngjøring / wage cost step-change</w:t>
             </w:r>
           </w:p>
         </w:tc>
         <w:tc>
           <w:tcPr>
-            <w:tcW w:type="dxa" w:w="2268"/>
+            <w:tcW w:type="dxa" w:w="5669"/>
             <w:tcBorders>
-              <w:top w:val="single" w:sz="4" w:color="BFBFBF"/>
-              <w:left w:val="single" w:sz="4" w:color="BFBFBF"/>
-              <w:bottom w:val="single" w:sz="4" w:color="BFBFBF"/>
-              <w:right w:val="single" w:sz="4" w:color="BFBFBF"/>
+              <w:top w:val="single" w:sz="4" w:color="C8CCD2"/>
+              <w:left w:val="single" w:sz="4" w:color="C8CCD2"/>
+              <w:bottom w:val="single" w:sz="4" w:color="C8CCD2"/>
+              <w:right w:val="single" w:sz="4" w:color="C8CCD2"/>
             </w:tcBorders>
             <w:vAlign w:val="center"/>
           </w:tcPr>
@@ -5284,21 +3017,21 @@
             <w:r>
               <w:rPr>
                 <w:rFonts w:ascii="Calibri" w:hAnsi="Calibri"/>
-                <w:color w:val="333333"/>
+                <w:color w:val="2A2A2A"/>
                 <w:sz w:val="19"/>
               </w:rPr>
-              <w:t>Oslo</w:t>
+              <w:t>A new Renholdsoverenskomsten round delivers a step wage increase above price-index pass-through; sector EBITDA margin compresses 100-200 bps for 12-18 months. Symmetric across competitors but a one-off pain. Mitigation: contractual review at anchor; quarterly price re-baselining</w:t>
             </w:r>
           </w:p>
         </w:tc>
         <w:tc>
           <w:tcPr>
-            <w:tcW w:type="dxa" w:w="1701"/>
+            <w:tcW w:type="dxa" w:w="1417"/>
             <w:tcBorders>
-              <w:top w:val="single" w:sz="4" w:color="BFBFBF"/>
-              <w:left w:val="single" w:sz="4" w:color="BFBFBF"/>
-              <w:bottom w:val="single" w:sz="4" w:color="BFBFBF"/>
-              <w:right w:val="single" w:sz="4" w:color="BFBFBF"/>
+              <w:top w:val="single" w:sz="4" w:color="C8CCD2"/>
+              <w:left w:val="single" w:sz="4" w:color="C8CCD2"/>
+              <w:bottom w:val="single" w:sz="4" w:color="C8CCD2"/>
+              <w:right w:val="single" w:sz="4" w:color="C8CCD2"/>
             </w:tcBorders>
             <w:vAlign w:val="center"/>
           </w:tcPr>
@@ -5307,10 +3040,10 @@
             <w:r>
               <w:rPr>
                 <w:rFonts w:ascii="Calibri" w:hAnsi="Calibri"/>
-                <w:color w:val="333333"/>
+                <w:color w:val="2A2A2A"/>
                 <w:sz w:val="19"/>
               </w:rPr>
-              <w:t>200-300</w:t>
+              <w:t>Low-Medium</w:t>
             </w:r>
           </w:p>
         </w:tc>
@@ -5318,724 +3051,73 @@
       <w:tr>
         <w:tc>
           <w:tcPr>
-            <w:tcW w:type="dxa" w:w="3402"/>
+            <w:tcW w:type="dxa" w:w="2551"/>
             <w:tcBorders>
-              <w:top w:val="single" w:sz="4" w:color="BFBFBF"/>
-              <w:left w:val="single" w:sz="4" w:color="BFBFBF"/>
-              <w:bottom w:val="single" w:sz="4" w:color="BFBFBF"/>
-              <w:right w:val="single" w:sz="4" w:color="BFBFBF"/>
+              <w:top w:val="single" w:sz="4" w:color="C8CCD2"/>
+              <w:left w:val="single" w:sz="4" w:color="C8CCD2"/>
+              <w:bottom w:val="single" w:sz="4" w:color="C8CCD2"/>
+              <w:right w:val="single" w:sz="4" w:color="C8CCD2"/>
             </w:tcBorders>
             <w:vAlign w:val="center"/>
-            <w:shd w:val="clear" w:color="auto" w:fill="F2F4F7"/>
+            <w:shd w:val="clear" w:color="auto" w:fill="F5F6F8"/>
           </w:tcPr>
           <w:p>
             <w:r/>
             <w:r>
               <w:rPr>
                 <w:rFonts w:ascii="Calibri" w:hAnsi="Calibri"/>
-                <w:color w:val="333333"/>
+                <w:color w:val="2A2A2A"/>
                 <w:sz w:val="19"/>
               </w:rPr>
-              <w:t>Facilitec AS (Insider sub - if not anchor)</w:t>
+              <w:t>Customer concentration in OBOS / NBBL system</w:t>
             </w:r>
           </w:p>
         </w:tc>
         <w:tc>
           <w:tcPr>
-            <w:tcW w:type="dxa" w:w="2268"/>
+            <w:tcW w:type="dxa" w:w="5669"/>
             <w:tcBorders>
-              <w:top w:val="single" w:sz="4" w:color="BFBFBF"/>
-              <w:left w:val="single" w:sz="4" w:color="BFBFBF"/>
-              <w:bottom w:val="single" w:sz="4" w:color="BFBFBF"/>
-              <w:right w:val="single" w:sz="4" w:color="BFBFBF"/>
+              <w:top w:val="single" w:sz="4" w:color="C8CCD2"/>
+              <w:left w:val="single" w:sz="4" w:color="C8CCD2"/>
+              <w:bottom w:val="single" w:sz="4" w:color="C8CCD2"/>
+              <w:right w:val="single" w:sz="4" w:color="C8CCD2"/>
             </w:tcBorders>
             <w:vAlign w:val="center"/>
-            <w:shd w:val="clear" w:color="auto" w:fill="F2F4F7"/>
+            <w:shd w:val="clear" w:color="auto" w:fill="F5F6F8"/>
           </w:tcPr>
           <w:p>
             <w:r/>
             <w:r>
               <w:rPr>
                 <w:rFonts w:ascii="Calibri" w:hAnsi="Calibri"/>
-                <w:color w:val="333333"/>
+                <w:color w:val="2A2A2A"/>
                 <w:sz w:val="19"/>
               </w:rPr>
-              <w:t>Lørenskog</w:t>
+              <w:t>If anchor or large bolt-on is over-indexed to OBOS-managed properties, single-customer concentration may exceed 15%. Mitigation: validate concentration in DD and discount entry valuation accordingly</w:t>
             </w:r>
           </w:p>
         </w:tc>
         <w:tc>
           <w:tcPr>
-            <w:tcW w:type="dxa" w:w="1701"/>
+            <w:tcW w:type="dxa" w:w="1417"/>
             <w:tcBorders>
-              <w:top w:val="single" w:sz="4" w:color="BFBFBF"/>
-              <w:left w:val="single" w:sz="4" w:color="BFBFBF"/>
-              <w:bottom w:val="single" w:sz="4" w:color="BFBFBF"/>
-              <w:right w:val="single" w:sz="4" w:color="BFBFBF"/>
+              <w:top w:val="single" w:sz="4" w:color="C8CCD2"/>
+              <w:left w:val="single" w:sz="4" w:color="C8CCD2"/>
+              <w:bottom w:val="single" w:sz="4" w:color="C8CCD2"/>
+              <w:right w:val="single" w:sz="4" w:color="C8CCD2"/>
             </w:tcBorders>
             <w:vAlign w:val="center"/>
-            <w:shd w:val="clear" w:color="auto" w:fill="F2F4F7"/>
+            <w:shd w:val="clear" w:color="auto" w:fill="F5F6F8"/>
           </w:tcPr>
           <w:p>
             <w:r/>
             <w:r>
               <w:rPr>
                 <w:rFonts w:ascii="Calibri" w:hAnsi="Calibri"/>
-                <w:color w:val="333333"/>
+                <w:color w:val="2A2A2A"/>
                 <w:sz w:val="19"/>
               </w:rPr>
-              <w:t>200-300</w:t>
-            </w:r>
-          </w:p>
-        </w:tc>
-      </w:tr>
-      <w:tr>
-        <w:tc>
-          <w:tcPr>
-            <w:tcW w:type="dxa" w:w="3402"/>
-            <w:tcBorders>
-              <w:top w:val="single" w:sz="4" w:color="BFBFBF"/>
-              <w:left w:val="single" w:sz="4" w:color="BFBFBF"/>
-              <w:bottom w:val="single" w:sz="4" w:color="BFBFBF"/>
-              <w:right w:val="single" w:sz="4" w:color="BFBFBF"/>
-            </w:tcBorders>
-            <w:vAlign w:val="center"/>
-          </w:tcPr>
-          <w:p>
-            <w:r/>
-            <w:r>
-              <w:rPr>
-                <w:rFonts w:ascii="Calibri" w:hAnsi="Calibri"/>
-                <w:color w:val="333333"/>
-                <w:sz w:val="19"/>
-              </w:rPr>
-              <w:t>BBL Daglig Drift AS</w:t>
-            </w:r>
-          </w:p>
-        </w:tc>
-        <w:tc>
-          <w:tcPr>
-            <w:tcW w:type="dxa" w:w="2268"/>
-            <w:tcBorders>
-              <w:top w:val="single" w:sz="4" w:color="BFBFBF"/>
-              <w:left w:val="single" w:sz="4" w:color="BFBFBF"/>
-              <w:bottom w:val="single" w:sz="4" w:color="BFBFBF"/>
-              <w:right w:val="single" w:sz="4" w:color="BFBFBF"/>
-            </w:tcBorders>
-            <w:vAlign w:val="center"/>
-          </w:tcPr>
-          <w:p>
-            <w:r/>
-            <w:r>
-              <w:rPr>
-                <w:rFonts w:ascii="Calibri" w:hAnsi="Calibri"/>
-                <w:color w:val="333333"/>
-                <w:sz w:val="19"/>
-              </w:rPr>
-              <w:t>Oslo</w:t>
-            </w:r>
-          </w:p>
-        </w:tc>
-        <w:tc>
-          <w:tcPr>
-            <w:tcW w:type="dxa" w:w="1701"/>
-            <w:tcBorders>
-              <w:top w:val="single" w:sz="4" w:color="BFBFBF"/>
-              <w:left w:val="single" w:sz="4" w:color="BFBFBF"/>
-              <w:bottom w:val="single" w:sz="4" w:color="BFBFBF"/>
-              <w:right w:val="single" w:sz="4" w:color="BFBFBF"/>
-            </w:tcBorders>
-            <w:vAlign w:val="center"/>
-          </w:tcPr>
-          <w:p>
-            <w:r/>
-            <w:r>
-              <w:rPr>
-                <w:rFonts w:ascii="Calibri" w:hAnsi="Calibri"/>
-                <w:color w:val="333333"/>
-                <w:sz w:val="19"/>
-              </w:rPr>
-              <w:t>100-150</w:t>
-            </w:r>
-          </w:p>
-        </w:tc>
-      </w:tr>
-      <w:tr>
-        <w:tc>
-          <w:tcPr>
-            <w:tcW w:type="dxa" w:w="3402"/>
-            <w:tcBorders>
-              <w:top w:val="single" w:sz="4" w:color="BFBFBF"/>
-              <w:left w:val="single" w:sz="4" w:color="BFBFBF"/>
-              <w:bottom w:val="single" w:sz="4" w:color="BFBFBF"/>
-              <w:right w:val="single" w:sz="4" w:color="BFBFBF"/>
-            </w:tcBorders>
-            <w:vAlign w:val="center"/>
-            <w:shd w:val="clear" w:color="auto" w:fill="F2F4F7"/>
-          </w:tcPr>
-          <w:p>
-            <w:r/>
-            <w:r>
-              <w:rPr>
-                <w:rFonts w:ascii="Calibri" w:hAnsi="Calibri"/>
-                <w:color w:val="333333"/>
-                <w:sz w:val="19"/>
-              </w:rPr>
-              <w:t>Conluo Facility Services AS</w:t>
-            </w:r>
-          </w:p>
-        </w:tc>
-        <w:tc>
-          <w:tcPr>
-            <w:tcW w:type="dxa" w:w="2268"/>
-            <w:tcBorders>
-              <w:top w:val="single" w:sz="4" w:color="BFBFBF"/>
-              <w:left w:val="single" w:sz="4" w:color="BFBFBF"/>
-              <w:bottom w:val="single" w:sz="4" w:color="BFBFBF"/>
-              <w:right w:val="single" w:sz="4" w:color="BFBFBF"/>
-            </w:tcBorders>
-            <w:vAlign w:val="center"/>
-            <w:shd w:val="clear" w:color="auto" w:fill="F2F4F7"/>
-          </w:tcPr>
-          <w:p>
-            <w:r/>
-            <w:r>
-              <w:rPr>
-                <w:rFonts w:ascii="Calibri" w:hAnsi="Calibri"/>
-                <w:color w:val="333333"/>
-                <w:sz w:val="19"/>
-              </w:rPr>
-              <w:t>Oslo</w:t>
-            </w:r>
-          </w:p>
-        </w:tc>
-        <w:tc>
-          <w:tcPr>
-            <w:tcW w:type="dxa" w:w="1701"/>
-            <w:tcBorders>
-              <w:top w:val="single" w:sz="4" w:color="BFBFBF"/>
-              <w:left w:val="single" w:sz="4" w:color="BFBFBF"/>
-              <w:bottom w:val="single" w:sz="4" w:color="BFBFBF"/>
-              <w:right w:val="single" w:sz="4" w:color="BFBFBF"/>
-            </w:tcBorders>
-            <w:vAlign w:val="center"/>
-            <w:shd w:val="clear" w:color="auto" w:fill="F2F4F7"/>
-          </w:tcPr>
-          <w:p>
-            <w:r/>
-            <w:r>
-              <w:rPr>
-                <w:rFonts w:ascii="Calibri" w:hAnsi="Calibri"/>
-                <w:color w:val="333333"/>
-                <w:sz w:val="19"/>
-              </w:rPr>
-              <w:t>150-250</w:t>
-            </w:r>
-          </w:p>
-        </w:tc>
-      </w:tr>
-      <w:tr>
-        <w:tc>
-          <w:tcPr>
-            <w:tcW w:type="dxa" w:w="3402"/>
-            <w:tcBorders>
-              <w:top w:val="single" w:sz="4" w:color="BFBFBF"/>
-              <w:left w:val="single" w:sz="4" w:color="BFBFBF"/>
-              <w:bottom w:val="single" w:sz="4" w:color="BFBFBF"/>
-              <w:right w:val="single" w:sz="4" w:color="BFBFBF"/>
-            </w:tcBorders>
-            <w:vAlign w:val="center"/>
-          </w:tcPr>
-          <w:p>
-            <w:r/>
-            <w:r>
-              <w:rPr>
-                <w:rFonts w:ascii="Calibri" w:hAnsi="Calibri"/>
-                <w:color w:val="333333"/>
-                <w:sz w:val="19"/>
-              </w:rPr>
-              <w:t>Hvass AS</w:t>
-            </w:r>
-          </w:p>
-        </w:tc>
-        <w:tc>
-          <w:tcPr>
-            <w:tcW w:type="dxa" w:w="2268"/>
-            <w:tcBorders>
-              <w:top w:val="single" w:sz="4" w:color="BFBFBF"/>
-              <w:left w:val="single" w:sz="4" w:color="BFBFBF"/>
-              <w:bottom w:val="single" w:sz="4" w:color="BFBFBF"/>
-              <w:right w:val="single" w:sz="4" w:color="BFBFBF"/>
-            </w:tcBorders>
-            <w:vAlign w:val="center"/>
-          </w:tcPr>
-          <w:p>
-            <w:r/>
-            <w:r>
-              <w:rPr>
-                <w:rFonts w:ascii="Calibri" w:hAnsi="Calibri"/>
-                <w:color w:val="333333"/>
-                <w:sz w:val="19"/>
-              </w:rPr>
-              <w:t>Oslo</w:t>
-            </w:r>
-          </w:p>
-        </w:tc>
-        <w:tc>
-          <w:tcPr>
-            <w:tcW w:type="dxa" w:w="1701"/>
-            <w:tcBorders>
-              <w:top w:val="single" w:sz="4" w:color="BFBFBF"/>
-              <w:left w:val="single" w:sz="4" w:color="BFBFBF"/>
-              <w:bottom w:val="single" w:sz="4" w:color="BFBFBF"/>
-              <w:right w:val="single" w:sz="4" w:color="BFBFBF"/>
-            </w:tcBorders>
-            <w:vAlign w:val="center"/>
-          </w:tcPr>
-          <w:p>
-            <w:r/>
-            <w:r>
-              <w:rPr>
-                <w:rFonts w:ascii="Calibri" w:hAnsi="Calibri"/>
-                <w:color w:val="333333"/>
-                <w:sz w:val="19"/>
-              </w:rPr>
-              <w:t>60-90</w:t>
-            </w:r>
-          </w:p>
-        </w:tc>
-      </w:tr>
-      <w:tr>
-        <w:tc>
-          <w:tcPr>
-            <w:tcW w:type="dxa" w:w="3402"/>
-            <w:tcBorders>
-              <w:top w:val="single" w:sz="4" w:color="BFBFBF"/>
-              <w:left w:val="single" w:sz="4" w:color="BFBFBF"/>
-              <w:bottom w:val="single" w:sz="4" w:color="BFBFBF"/>
-              <w:right w:val="single" w:sz="4" w:color="BFBFBF"/>
-            </w:tcBorders>
-            <w:vAlign w:val="center"/>
-            <w:shd w:val="clear" w:color="auto" w:fill="F2F4F7"/>
-          </w:tcPr>
-          <w:p>
-            <w:r/>
-            <w:r>
-              <w:rPr>
-                <w:rFonts w:ascii="Calibri" w:hAnsi="Calibri"/>
-                <w:color w:val="333333"/>
-                <w:sz w:val="19"/>
-              </w:rPr>
-              <w:t>Bygård Vaktmesteren AS</w:t>
-            </w:r>
-          </w:p>
-        </w:tc>
-        <w:tc>
-          <w:tcPr>
-            <w:tcW w:type="dxa" w:w="2268"/>
-            <w:tcBorders>
-              <w:top w:val="single" w:sz="4" w:color="BFBFBF"/>
-              <w:left w:val="single" w:sz="4" w:color="BFBFBF"/>
-              <w:bottom w:val="single" w:sz="4" w:color="BFBFBF"/>
-              <w:right w:val="single" w:sz="4" w:color="BFBFBF"/>
-            </w:tcBorders>
-            <w:vAlign w:val="center"/>
-            <w:shd w:val="clear" w:color="auto" w:fill="F2F4F7"/>
-          </w:tcPr>
-          <w:p>
-            <w:r/>
-            <w:r>
-              <w:rPr>
-                <w:rFonts w:ascii="Calibri" w:hAnsi="Calibri"/>
-                <w:color w:val="333333"/>
-                <w:sz w:val="19"/>
-              </w:rPr>
-              <w:t>Oslo</w:t>
-            </w:r>
-          </w:p>
-        </w:tc>
-        <w:tc>
-          <w:tcPr>
-            <w:tcW w:type="dxa" w:w="1701"/>
-            <w:tcBorders>
-              <w:top w:val="single" w:sz="4" w:color="BFBFBF"/>
-              <w:left w:val="single" w:sz="4" w:color="BFBFBF"/>
-              <w:bottom w:val="single" w:sz="4" w:color="BFBFBF"/>
-              <w:right w:val="single" w:sz="4" w:color="BFBFBF"/>
-            </w:tcBorders>
-            <w:vAlign w:val="center"/>
-            <w:shd w:val="clear" w:color="auto" w:fill="F2F4F7"/>
-          </w:tcPr>
-          <w:p>
-            <w:r/>
-            <w:r>
-              <w:rPr>
-                <w:rFonts w:ascii="Calibri" w:hAnsi="Calibri"/>
-                <w:color w:val="333333"/>
-                <w:sz w:val="19"/>
-              </w:rPr>
-              <w:t>50-80</w:t>
-            </w:r>
-          </w:p>
-        </w:tc>
-      </w:tr>
-      <w:tr>
-        <w:tc>
-          <w:tcPr>
-            <w:tcW w:type="dxa" w:w="3402"/>
-            <w:tcBorders>
-              <w:top w:val="single" w:sz="4" w:color="BFBFBF"/>
-              <w:left w:val="single" w:sz="4" w:color="BFBFBF"/>
-              <w:bottom w:val="single" w:sz="4" w:color="BFBFBF"/>
-              <w:right w:val="single" w:sz="4" w:color="BFBFBF"/>
-            </w:tcBorders>
-            <w:vAlign w:val="center"/>
-          </w:tcPr>
-          <w:p>
-            <w:r/>
-            <w:r>
-              <w:rPr>
-                <w:rFonts w:ascii="Calibri" w:hAnsi="Calibri"/>
-                <w:color w:val="333333"/>
-                <w:sz w:val="19"/>
-              </w:rPr>
-              <w:t>RSV Gruppen AS</w:t>
-            </w:r>
-          </w:p>
-        </w:tc>
-        <w:tc>
-          <w:tcPr>
-            <w:tcW w:type="dxa" w:w="2268"/>
-            <w:tcBorders>
-              <w:top w:val="single" w:sz="4" w:color="BFBFBF"/>
-              <w:left w:val="single" w:sz="4" w:color="BFBFBF"/>
-              <w:bottom w:val="single" w:sz="4" w:color="BFBFBF"/>
-              <w:right w:val="single" w:sz="4" w:color="BFBFBF"/>
-            </w:tcBorders>
-            <w:vAlign w:val="center"/>
-          </w:tcPr>
-          <w:p>
-            <w:r/>
-            <w:r>
-              <w:rPr>
-                <w:rFonts w:ascii="Calibri" w:hAnsi="Calibri"/>
-                <w:color w:val="333333"/>
-                <w:sz w:val="19"/>
-              </w:rPr>
-              <w:t>Bergen</w:t>
-            </w:r>
-          </w:p>
-        </w:tc>
-        <w:tc>
-          <w:tcPr>
-            <w:tcW w:type="dxa" w:w="1701"/>
-            <w:tcBorders>
-              <w:top w:val="single" w:sz="4" w:color="BFBFBF"/>
-              <w:left w:val="single" w:sz="4" w:color="BFBFBF"/>
-              <w:bottom w:val="single" w:sz="4" w:color="BFBFBF"/>
-              <w:right w:val="single" w:sz="4" w:color="BFBFBF"/>
-            </w:tcBorders>
-            <w:vAlign w:val="center"/>
-          </w:tcPr>
-          <w:p>
-            <w:r/>
-            <w:r>
-              <w:rPr>
-                <w:rFonts w:ascii="Calibri" w:hAnsi="Calibri"/>
-                <w:color w:val="333333"/>
-                <w:sz w:val="19"/>
-              </w:rPr>
-              <w:t>60-100</w:t>
-            </w:r>
-          </w:p>
-        </w:tc>
-      </w:tr>
-      <w:tr>
-        <w:tc>
-          <w:tcPr>
-            <w:tcW w:type="dxa" w:w="3402"/>
-            <w:tcBorders>
-              <w:top w:val="single" w:sz="4" w:color="BFBFBF"/>
-              <w:left w:val="single" w:sz="4" w:color="BFBFBF"/>
-              <w:bottom w:val="single" w:sz="4" w:color="BFBFBF"/>
-              <w:right w:val="single" w:sz="4" w:color="BFBFBF"/>
-            </w:tcBorders>
-            <w:vAlign w:val="center"/>
-            <w:shd w:val="clear" w:color="auto" w:fill="F2F4F7"/>
-          </w:tcPr>
-          <w:p>
-            <w:r/>
-            <w:r>
-              <w:rPr>
-                <w:rFonts w:ascii="Calibri" w:hAnsi="Calibri"/>
-                <w:color w:val="333333"/>
-                <w:sz w:val="19"/>
-              </w:rPr>
-              <w:t>Resolve AS</w:t>
-            </w:r>
-          </w:p>
-        </w:tc>
-        <w:tc>
-          <w:tcPr>
-            <w:tcW w:type="dxa" w:w="2268"/>
-            <w:tcBorders>
-              <w:top w:val="single" w:sz="4" w:color="BFBFBF"/>
-              <w:left w:val="single" w:sz="4" w:color="BFBFBF"/>
-              <w:bottom w:val="single" w:sz="4" w:color="BFBFBF"/>
-              <w:right w:val="single" w:sz="4" w:color="BFBFBF"/>
-            </w:tcBorders>
-            <w:vAlign w:val="center"/>
-            <w:shd w:val="clear" w:color="auto" w:fill="F2F4F7"/>
-          </w:tcPr>
-          <w:p>
-            <w:r/>
-            <w:r>
-              <w:rPr>
-                <w:rFonts w:ascii="Calibri" w:hAnsi="Calibri"/>
-                <w:color w:val="333333"/>
-                <w:sz w:val="19"/>
-              </w:rPr>
-              <w:t>Risør</w:t>
-            </w:r>
-          </w:p>
-        </w:tc>
-        <w:tc>
-          <w:tcPr>
-            <w:tcW w:type="dxa" w:w="1701"/>
-            <w:tcBorders>
-              <w:top w:val="single" w:sz="4" w:color="BFBFBF"/>
-              <w:left w:val="single" w:sz="4" w:color="BFBFBF"/>
-              <w:bottom w:val="single" w:sz="4" w:color="BFBFBF"/>
-              <w:right w:val="single" w:sz="4" w:color="BFBFBF"/>
-            </w:tcBorders>
-            <w:vAlign w:val="center"/>
-            <w:shd w:val="clear" w:color="auto" w:fill="F2F4F7"/>
-          </w:tcPr>
-          <w:p>
-            <w:r/>
-            <w:r>
-              <w:rPr>
-                <w:rFonts w:ascii="Calibri" w:hAnsi="Calibri"/>
-                <w:color w:val="333333"/>
-                <w:sz w:val="19"/>
-              </w:rPr>
-              <w:t>50-80</w:t>
-            </w:r>
-          </w:p>
-        </w:tc>
-      </w:tr>
-      <w:tr>
-        <w:tc>
-          <w:tcPr>
-            <w:tcW w:type="dxa" w:w="3402"/>
-            <w:tcBorders>
-              <w:top w:val="single" w:sz="4" w:color="BFBFBF"/>
-              <w:left w:val="single" w:sz="4" w:color="BFBFBF"/>
-              <w:bottom w:val="single" w:sz="4" w:color="BFBFBF"/>
-              <w:right w:val="single" w:sz="4" w:color="BFBFBF"/>
-            </w:tcBorders>
-            <w:vAlign w:val="center"/>
-          </w:tcPr>
-          <w:p>
-            <w:r/>
-            <w:r>
-              <w:rPr>
-                <w:rFonts w:ascii="Calibri" w:hAnsi="Calibri"/>
-                <w:color w:val="333333"/>
-                <w:sz w:val="19"/>
-              </w:rPr>
-              <w:t>Total Eiendomsservice AS</w:t>
-            </w:r>
-          </w:p>
-        </w:tc>
-        <w:tc>
-          <w:tcPr>
-            <w:tcW w:type="dxa" w:w="2268"/>
-            <w:tcBorders>
-              <w:top w:val="single" w:sz="4" w:color="BFBFBF"/>
-              <w:left w:val="single" w:sz="4" w:color="BFBFBF"/>
-              <w:bottom w:val="single" w:sz="4" w:color="BFBFBF"/>
-              <w:right w:val="single" w:sz="4" w:color="BFBFBF"/>
-            </w:tcBorders>
-            <w:vAlign w:val="center"/>
-          </w:tcPr>
-          <w:p>
-            <w:r/>
-            <w:r>
-              <w:rPr>
-                <w:rFonts w:ascii="Calibri" w:hAnsi="Calibri"/>
-                <w:color w:val="333333"/>
-                <w:sz w:val="19"/>
-              </w:rPr>
-              <w:t>Drammen</w:t>
-            </w:r>
-          </w:p>
-        </w:tc>
-        <w:tc>
-          <w:tcPr>
-            <w:tcW w:type="dxa" w:w="1701"/>
-            <w:tcBorders>
-              <w:top w:val="single" w:sz="4" w:color="BFBFBF"/>
-              <w:left w:val="single" w:sz="4" w:color="BFBFBF"/>
-              <w:bottom w:val="single" w:sz="4" w:color="BFBFBF"/>
-              <w:right w:val="single" w:sz="4" w:color="BFBFBF"/>
-            </w:tcBorders>
-            <w:vAlign w:val="center"/>
-          </w:tcPr>
-          <w:p>
-            <w:r/>
-            <w:r>
-              <w:rPr>
-                <w:rFonts w:ascii="Calibri" w:hAnsi="Calibri"/>
-                <w:color w:val="333333"/>
-                <w:sz w:val="19"/>
-              </w:rPr>
-              <w:t>50-90</w:t>
-            </w:r>
-          </w:p>
-        </w:tc>
-      </w:tr>
-      <w:tr>
-        <w:tc>
-          <w:tcPr>
-            <w:tcW w:type="dxa" w:w="3402"/>
-            <w:tcBorders>
-              <w:top w:val="single" w:sz="4" w:color="BFBFBF"/>
-              <w:left w:val="single" w:sz="4" w:color="BFBFBF"/>
-              <w:bottom w:val="single" w:sz="4" w:color="BFBFBF"/>
-              <w:right w:val="single" w:sz="4" w:color="BFBFBF"/>
-            </w:tcBorders>
-            <w:vAlign w:val="center"/>
-            <w:shd w:val="clear" w:color="auto" w:fill="F2F4F7"/>
-          </w:tcPr>
-          <w:p>
-            <w:r/>
-            <w:r>
-              <w:rPr>
-                <w:rFonts w:ascii="Calibri" w:hAnsi="Calibri"/>
-                <w:color w:val="333333"/>
-                <w:sz w:val="19"/>
-              </w:rPr>
-              <w:t>Northroads AS</w:t>
-            </w:r>
-          </w:p>
-        </w:tc>
-        <w:tc>
-          <w:tcPr>
-            <w:tcW w:type="dxa" w:w="2268"/>
-            <w:tcBorders>
-              <w:top w:val="single" w:sz="4" w:color="BFBFBF"/>
-              <w:left w:val="single" w:sz="4" w:color="BFBFBF"/>
-              <w:bottom w:val="single" w:sz="4" w:color="BFBFBF"/>
-              <w:right w:val="single" w:sz="4" w:color="BFBFBF"/>
-            </w:tcBorders>
-            <w:vAlign w:val="center"/>
-            <w:shd w:val="clear" w:color="auto" w:fill="F2F4F7"/>
-          </w:tcPr>
-          <w:p>
-            <w:r/>
-            <w:r>
-              <w:rPr>
-                <w:rFonts w:ascii="Calibri" w:hAnsi="Calibri"/>
-                <w:color w:val="333333"/>
-                <w:sz w:val="19"/>
-              </w:rPr>
-              <w:t>Mo i Rana</w:t>
-            </w:r>
-          </w:p>
-        </w:tc>
-        <w:tc>
-          <w:tcPr>
-            <w:tcW w:type="dxa" w:w="1701"/>
-            <w:tcBorders>
-              <w:top w:val="single" w:sz="4" w:color="BFBFBF"/>
-              <w:left w:val="single" w:sz="4" w:color="BFBFBF"/>
-              <w:bottom w:val="single" w:sz="4" w:color="BFBFBF"/>
-              <w:right w:val="single" w:sz="4" w:color="BFBFBF"/>
-            </w:tcBorders>
-            <w:vAlign w:val="center"/>
-            <w:shd w:val="clear" w:color="auto" w:fill="F2F4F7"/>
-          </w:tcPr>
-          <w:p>
-            <w:r/>
-            <w:r>
-              <w:rPr>
-                <w:rFonts w:ascii="Calibri" w:hAnsi="Calibri"/>
-                <w:color w:val="333333"/>
-                <w:sz w:val="19"/>
-              </w:rPr>
-              <w:t>80-130</w:t>
-            </w:r>
-          </w:p>
-        </w:tc>
-      </w:tr>
-      <w:tr>
-        <w:tc>
-          <w:tcPr>
-            <w:tcW w:type="dxa" w:w="3402"/>
-            <w:tcBorders>
-              <w:top w:val="single" w:sz="4" w:color="BFBFBF"/>
-              <w:left w:val="single" w:sz="4" w:color="BFBFBF"/>
-              <w:bottom w:val="single" w:sz="4" w:color="BFBFBF"/>
-              <w:right w:val="single" w:sz="4" w:color="BFBFBF"/>
-            </w:tcBorders>
-            <w:vAlign w:val="center"/>
-          </w:tcPr>
-          <w:p>
-            <w:r/>
-            <w:r>
-              <w:rPr>
-                <w:rFonts w:ascii="Calibri" w:hAnsi="Calibri"/>
-                <w:color w:val="333333"/>
-                <w:sz w:val="19"/>
-              </w:rPr>
-              <w:t>Allianse Service Partner AS</w:t>
-            </w:r>
-          </w:p>
-        </w:tc>
-        <w:tc>
-          <w:tcPr>
-            <w:tcW w:type="dxa" w:w="2268"/>
-            <w:tcBorders>
-              <w:top w:val="single" w:sz="4" w:color="BFBFBF"/>
-              <w:left w:val="single" w:sz="4" w:color="BFBFBF"/>
-              <w:bottom w:val="single" w:sz="4" w:color="BFBFBF"/>
-              <w:right w:val="single" w:sz="4" w:color="BFBFBF"/>
-            </w:tcBorders>
-            <w:vAlign w:val="center"/>
-          </w:tcPr>
-          <w:p>
-            <w:r/>
-            <w:r>
-              <w:rPr>
-                <w:rFonts w:ascii="Calibri" w:hAnsi="Calibri"/>
-                <w:color w:val="333333"/>
-                <w:sz w:val="19"/>
-              </w:rPr>
-              <w:t>Oslo</w:t>
-            </w:r>
-          </w:p>
-        </w:tc>
-        <w:tc>
-          <w:tcPr>
-            <w:tcW w:type="dxa" w:w="1701"/>
-            <w:tcBorders>
-              <w:top w:val="single" w:sz="4" w:color="BFBFBF"/>
-              <w:left w:val="single" w:sz="4" w:color="BFBFBF"/>
-              <w:bottom w:val="single" w:sz="4" w:color="BFBFBF"/>
-              <w:right w:val="single" w:sz="4" w:color="BFBFBF"/>
-            </w:tcBorders>
-            <w:vAlign w:val="center"/>
-          </w:tcPr>
-          <w:p>
-            <w:r/>
-            <w:r>
-              <w:rPr>
-                <w:rFonts w:ascii="Calibri" w:hAnsi="Calibri"/>
-                <w:color w:val="333333"/>
-                <w:sz w:val="19"/>
-              </w:rPr>
-              <w:t>100-160</w:t>
+              <w:t>Low</w:t>
             </w:r>
           </w:p>
         </w:tc>
@@ -6043,8 +3125,23 @@
     </w:tbl>
     <w:p>
       <w:pPr>
-        <w:spacing w:after="40"/>
+        <w:spacing w:after="0"/>
       </w:pPr>
+    </w:p>
+    <w:p>
+      <w:pPr>
+        <w:spacing w:before="240" w:after="60"/>
+      </w:pPr>
+      <w:r>
+        <w:rPr>
+          <w:rFonts w:ascii="Calibri" w:hAnsi="Calibri"/>
+          <w:b/>
+          <w:i w:val="0"/>
+          <w:color w:val="1F3A5F"/>
+          <w:sz w:val="28"/>
+        </w:rPr>
+        <w:t>7.  Twelve-Week Workplan</w:t>
+      </w:r>
     </w:p>
     <w:p>
       <w:pPr>
@@ -6055,714 +3152,10 @@
           <w:rFonts w:ascii="Calibri" w:hAnsi="Calibri"/>
           <w:b w:val="0"/>
           <w:i w:val="0"/>
-          <w:color w:val="333333"/>
+          <w:color w:val="2A2A2A"/>
           <w:sz w:val="21"/>
         </w:rPr>
-        <w:t>Tier-1 named bolt-ons aggregate to NOK 1.6-2.6bn revenue. The tail (35-50 small operators at NOK 30-100m revenue) adds another NOK 1.5-3.0bn. Net of PHM's parallel absorption pace (5-8 deals/yr), our realistic Y1-Y5 pipeline of 22-26 closed bolt-ons is well-covered.</w:t>
-      </w:r>
-    </w:p>
-    <w:p>
-      <w:pPr>
-        <w:spacing w:before="280" w:after="80"/>
-      </w:pPr>
-      <w:r>
-        <w:rPr>
-          <w:rFonts w:ascii="Calibri" w:hAnsi="Calibri"/>
-          <w:b/>
-          <w:i w:val="0"/>
-          <w:color w:val="1F3A5F"/>
-          <w:sz w:val="30"/>
-        </w:rPr>
-        <w:t>7.  KLAR Framework Scoring</w:t>
-      </w:r>
-    </w:p>
-    <w:tbl>
-      <w:tblPr>
-        <w:tblW w:type="auto" w:w="0"/>
-        <w:tblLayout w:type="fixed"/>
-        <w:tblLook w:firstColumn="1" w:firstRow="1" w:lastColumn="0" w:lastRow="0" w:noHBand="0" w:noVBand="1" w:val="04A0"/>
-      </w:tblPr>
-      <w:tblGrid>
-        <w:gridCol w:w="3324"/>
-        <w:gridCol w:w="3324"/>
-        <w:gridCol w:w="3324"/>
-      </w:tblGrid>
-      <w:tr>
-        <w:tc>
-          <w:tcPr>
-            <w:tcW w:type="dxa" w:w="2835"/>
-            <w:shd w:val="clear" w:color="auto" w:fill="1F3A5F"/>
-            <w:tcBorders>
-              <w:top w:val="single" w:sz="4" w:color="BFBFBF"/>
-              <w:left w:val="single" w:sz="4" w:color="BFBFBF"/>
-              <w:bottom w:val="single" w:sz="4" w:color="BFBFBF"/>
-              <w:right w:val="single" w:sz="4" w:color="BFBFBF"/>
-            </w:tcBorders>
-            <w:vAlign w:val="center"/>
-          </w:tcPr>
-          <w:p>
-            <w:r/>
-            <w:r>
-              <w:rPr>
-                <w:rFonts w:ascii="Calibri" w:hAnsi="Calibri"/>
-                <w:b/>
-                <w:color w:val="FFFFFF"/>
-                <w:sz w:val="19"/>
-              </w:rPr>
-              <w:t>Framework</w:t>
-            </w:r>
-          </w:p>
-        </w:tc>
-        <w:tc>
-          <w:tcPr>
-            <w:tcW w:type="dxa" w:w="1701"/>
-            <w:shd w:val="clear" w:color="auto" w:fill="1F3A5F"/>
-            <w:tcBorders>
-              <w:top w:val="single" w:sz="4" w:color="BFBFBF"/>
-              <w:left w:val="single" w:sz="4" w:color="BFBFBF"/>
-              <w:bottom w:val="single" w:sz="4" w:color="BFBFBF"/>
-              <w:right w:val="single" w:sz="4" w:color="BFBFBF"/>
-            </w:tcBorders>
-            <w:vAlign w:val="center"/>
-          </w:tcPr>
-          <w:p>
-            <w:r/>
-            <w:r>
-              <w:rPr>
-                <w:rFonts w:ascii="Calibri" w:hAnsi="Calibri"/>
-                <w:b/>
-                <w:color w:val="FFFFFF"/>
-                <w:sz w:val="19"/>
-              </w:rPr>
-              <w:t>Score</w:t>
-            </w:r>
-          </w:p>
-        </w:tc>
-        <w:tc>
-          <w:tcPr>
-            <w:tcW w:type="dxa" w:w="5102"/>
-            <w:shd w:val="clear" w:color="auto" w:fill="1F3A5F"/>
-            <w:tcBorders>
-              <w:top w:val="single" w:sz="4" w:color="BFBFBF"/>
-              <w:left w:val="single" w:sz="4" w:color="BFBFBF"/>
-              <w:bottom w:val="single" w:sz="4" w:color="BFBFBF"/>
-              <w:right w:val="single" w:sz="4" w:color="BFBFBF"/>
-            </w:tcBorders>
-            <w:vAlign w:val="center"/>
-          </w:tcPr>
-          <w:p>
-            <w:r/>
-            <w:r>
-              <w:rPr>
-                <w:rFonts w:ascii="Calibri" w:hAnsi="Calibri"/>
-                <w:b/>
-                <w:color w:val="FFFFFF"/>
-                <w:sz w:val="19"/>
-              </w:rPr>
-              <w:t>Rationale</w:t>
-            </w:r>
-          </w:p>
-        </w:tc>
-      </w:tr>
-      <w:tr>
-        <w:tc>
-          <w:tcPr>
-            <w:tcW w:type="dxa" w:w="2835"/>
-            <w:tcBorders>
-              <w:top w:val="single" w:sz="4" w:color="BFBFBF"/>
-              <w:left w:val="single" w:sz="4" w:color="BFBFBF"/>
-              <w:bottom w:val="single" w:sz="4" w:color="BFBFBF"/>
-              <w:right w:val="single" w:sz="4" w:color="BFBFBF"/>
-            </w:tcBorders>
-            <w:vAlign w:val="center"/>
-          </w:tcPr>
-          <w:p>
-            <w:r/>
-            <w:r>
-              <w:rPr>
-                <w:rFonts w:ascii="Calibri" w:hAnsi="Calibri"/>
-                <w:color w:val="333333"/>
-                <w:sz w:val="19"/>
-              </w:rPr>
-              <w:t>4KQ - Why this market?</w:t>
-            </w:r>
-          </w:p>
-        </w:tc>
-        <w:tc>
-          <w:tcPr>
-            <w:tcW w:type="dxa" w:w="1701"/>
-            <w:tcBorders>
-              <w:top w:val="single" w:sz="4" w:color="BFBFBF"/>
-              <w:left w:val="single" w:sz="4" w:color="BFBFBF"/>
-              <w:bottom w:val="single" w:sz="4" w:color="BFBFBF"/>
-              <w:right w:val="single" w:sz="4" w:color="BFBFBF"/>
-            </w:tcBorders>
-            <w:vAlign w:val="center"/>
-          </w:tcPr>
-          <w:p>
-            <w:r/>
-            <w:r>
-              <w:rPr>
-                <w:rFonts w:ascii="Calibri" w:hAnsi="Calibri"/>
-                <w:color w:val="333333"/>
-                <w:sz w:val="19"/>
-              </w:rPr>
-              <w:t>Pass</w:t>
-            </w:r>
-          </w:p>
-        </w:tc>
-        <w:tc>
-          <w:tcPr>
-            <w:tcW w:type="dxa" w:w="5102"/>
-            <w:tcBorders>
-              <w:top w:val="single" w:sz="4" w:color="BFBFBF"/>
-              <w:left w:val="single" w:sz="4" w:color="BFBFBF"/>
-              <w:bottom w:val="single" w:sz="4" w:color="BFBFBF"/>
-              <w:right w:val="single" w:sz="4" w:color="BFBFBF"/>
-            </w:tcBorders>
-            <w:vAlign w:val="center"/>
-          </w:tcPr>
-          <w:p>
-            <w:r/>
-            <w:r>
-              <w:rPr>
-                <w:rFonts w:ascii="Calibri" w:hAnsi="Calibri"/>
-                <w:color w:val="333333"/>
-                <w:sz w:val="19"/>
-              </w:rPr>
-              <w:t>Fragmented, recurring, regulation-shielded, downside-protected. Standard KLAR sector profile</w:t>
-            </w:r>
-          </w:p>
-        </w:tc>
-      </w:tr>
-      <w:tr>
-        <w:tc>
-          <w:tcPr>
-            <w:tcW w:type="dxa" w:w="2835"/>
-            <w:tcBorders>
-              <w:top w:val="single" w:sz="4" w:color="BFBFBF"/>
-              <w:left w:val="single" w:sz="4" w:color="BFBFBF"/>
-              <w:bottom w:val="single" w:sz="4" w:color="BFBFBF"/>
-              <w:right w:val="single" w:sz="4" w:color="BFBFBF"/>
-            </w:tcBorders>
-            <w:vAlign w:val="center"/>
-            <w:shd w:val="clear" w:color="auto" w:fill="F2F4F7"/>
-          </w:tcPr>
-          <w:p>
-            <w:r/>
-            <w:r>
-              <w:rPr>
-                <w:rFonts w:ascii="Calibri" w:hAnsi="Calibri"/>
-                <w:color w:val="333333"/>
-                <w:sz w:val="19"/>
-              </w:rPr>
-              <w:t>4KQ - Why this asset (construction)?</w:t>
-            </w:r>
-          </w:p>
-        </w:tc>
-        <w:tc>
-          <w:tcPr>
-            <w:tcW w:type="dxa" w:w="1701"/>
-            <w:tcBorders>
-              <w:top w:val="single" w:sz="4" w:color="BFBFBF"/>
-              <w:left w:val="single" w:sz="4" w:color="BFBFBF"/>
-              <w:bottom w:val="single" w:sz="4" w:color="BFBFBF"/>
-              <w:right w:val="single" w:sz="4" w:color="BFBFBF"/>
-            </w:tcBorders>
-            <w:vAlign w:val="center"/>
-            <w:shd w:val="clear" w:color="auto" w:fill="F2F4F7"/>
-          </w:tcPr>
-          <w:p>
-            <w:r/>
-            <w:r>
-              <w:rPr>
-                <w:rFonts w:ascii="Calibri" w:hAnsi="Calibri"/>
-                <w:color w:val="333333"/>
-                <w:sz w:val="19"/>
-              </w:rPr>
-              <w:t>Pass, conditional on anchor</w:t>
-            </w:r>
-          </w:p>
-        </w:tc>
-        <w:tc>
-          <w:tcPr>
-            <w:tcW w:type="dxa" w:w="5102"/>
-            <w:tcBorders>
-              <w:top w:val="single" w:sz="4" w:color="BFBFBF"/>
-              <w:left w:val="single" w:sz="4" w:color="BFBFBF"/>
-              <w:bottom w:val="single" w:sz="4" w:color="BFBFBF"/>
-              <w:right w:val="single" w:sz="4" w:color="BFBFBF"/>
-            </w:tcBorders>
-            <w:vAlign w:val="center"/>
-            <w:shd w:val="clear" w:color="auto" w:fill="F2F4F7"/>
-          </w:tcPr>
-          <w:p>
-            <w:r/>
-            <w:r>
-              <w:rPr>
-                <w:rFonts w:ascii="Calibri" w:hAnsi="Calibri"/>
-                <w:color w:val="333333"/>
-                <w:sz w:val="19"/>
-              </w:rPr>
-              <w:t>Three credible anchors; bolt-on supply ample. Gating risk is access at disciplined multiple</w:t>
-            </w:r>
-          </w:p>
-        </w:tc>
-      </w:tr>
-      <w:tr>
-        <w:tc>
-          <w:tcPr>
-            <w:tcW w:type="dxa" w:w="2835"/>
-            <w:tcBorders>
-              <w:top w:val="single" w:sz="4" w:color="BFBFBF"/>
-              <w:left w:val="single" w:sz="4" w:color="BFBFBF"/>
-              <w:bottom w:val="single" w:sz="4" w:color="BFBFBF"/>
-              <w:right w:val="single" w:sz="4" w:color="BFBFBF"/>
-            </w:tcBorders>
-            <w:vAlign w:val="center"/>
-          </w:tcPr>
-          <w:p>
-            <w:r/>
-            <w:r>
-              <w:rPr>
-                <w:rFonts w:ascii="Calibri" w:hAnsi="Calibri"/>
-                <w:color w:val="333333"/>
-                <w:sz w:val="19"/>
-              </w:rPr>
-              <w:t>4KQ - Why now?</w:t>
-            </w:r>
-          </w:p>
-        </w:tc>
-        <w:tc>
-          <w:tcPr>
-            <w:tcW w:type="dxa" w:w="1701"/>
-            <w:tcBorders>
-              <w:top w:val="single" w:sz="4" w:color="BFBFBF"/>
-              <w:left w:val="single" w:sz="4" w:color="BFBFBF"/>
-              <w:bottom w:val="single" w:sz="4" w:color="BFBFBF"/>
-              <w:right w:val="single" w:sz="4" w:color="BFBFBF"/>
-            </w:tcBorders>
-            <w:vAlign w:val="center"/>
-          </w:tcPr>
-          <w:p>
-            <w:r/>
-            <w:r>
-              <w:rPr>
-                <w:rFonts w:ascii="Calibri" w:hAnsi="Calibri"/>
-                <w:color w:val="333333"/>
-                <w:sz w:val="19"/>
-              </w:rPr>
-              <w:t>Pass</w:t>
-            </w:r>
-          </w:p>
-        </w:tc>
-        <w:tc>
-          <w:tcPr>
-            <w:tcW w:type="dxa" w:w="5102"/>
-            <w:tcBorders>
-              <w:top w:val="single" w:sz="4" w:color="BFBFBF"/>
-              <w:left w:val="single" w:sz="4" w:color="BFBFBF"/>
-              <w:bottom w:val="single" w:sz="4" w:color="BFBFBF"/>
-              <w:right w:val="single" w:sz="4" w:color="BFBFBF"/>
-            </w:tcBorders>
-            <w:vAlign w:val="center"/>
-          </w:tcPr>
-          <w:p>
-            <w:r/>
-            <w:r>
-              <w:rPr>
-                <w:rFonts w:ascii="Calibri" w:hAnsi="Calibri"/>
-                <w:color w:val="333333"/>
-                <w:sz w:val="19"/>
-              </w:rPr>
-              <w:t>Founder handover wave; multiples rebased; PHM exit reshapes (not removes) competitive dynamic</w:t>
-            </w:r>
-          </w:p>
-        </w:tc>
-      </w:tr>
-      <w:tr>
-        <w:tc>
-          <w:tcPr>
-            <w:tcW w:type="dxa" w:w="2835"/>
-            <w:tcBorders>
-              <w:top w:val="single" w:sz="4" w:color="BFBFBF"/>
-              <w:left w:val="single" w:sz="4" w:color="BFBFBF"/>
-              <w:bottom w:val="single" w:sz="4" w:color="BFBFBF"/>
-              <w:right w:val="single" w:sz="4" w:color="BFBFBF"/>
-            </w:tcBorders>
-            <w:vAlign w:val="center"/>
-            <w:shd w:val="clear" w:color="auto" w:fill="F2F4F7"/>
-          </w:tcPr>
-          <w:p>
-            <w:r/>
-            <w:r>
-              <w:rPr>
-                <w:rFonts w:ascii="Calibri" w:hAnsi="Calibri"/>
-                <w:color w:val="333333"/>
-                <w:sz w:val="19"/>
-              </w:rPr>
-              <w:t>4KQ - Why KLAR?</w:t>
-            </w:r>
-          </w:p>
-        </w:tc>
-        <w:tc>
-          <w:tcPr>
-            <w:tcW w:type="dxa" w:w="1701"/>
-            <w:tcBorders>
-              <w:top w:val="single" w:sz="4" w:color="BFBFBF"/>
-              <w:left w:val="single" w:sz="4" w:color="BFBFBF"/>
-              <w:bottom w:val="single" w:sz="4" w:color="BFBFBF"/>
-              <w:right w:val="single" w:sz="4" w:color="BFBFBF"/>
-            </w:tcBorders>
-            <w:vAlign w:val="center"/>
-            <w:shd w:val="clear" w:color="auto" w:fill="F2F4F7"/>
-          </w:tcPr>
-          <w:p>
-            <w:r/>
-            <w:r>
-              <w:rPr>
-                <w:rFonts w:ascii="Calibri" w:hAnsi="Calibri"/>
-                <w:color w:val="333333"/>
-                <w:sz w:val="19"/>
-              </w:rPr>
-              <w:t>Acceptable</w:t>
-            </w:r>
-          </w:p>
-        </w:tc>
-        <w:tc>
-          <w:tcPr>
-            <w:tcW w:type="dxa" w:w="5102"/>
-            <w:tcBorders>
-              <w:top w:val="single" w:sz="4" w:color="BFBFBF"/>
-              <w:left w:val="single" w:sz="4" w:color="BFBFBF"/>
-              <w:bottom w:val="single" w:sz="4" w:color="BFBFBF"/>
-              <w:right w:val="single" w:sz="4" w:color="BFBFBF"/>
-            </w:tcBorders>
-            <w:vAlign w:val="center"/>
-            <w:shd w:val="clear" w:color="auto" w:fill="F2F4F7"/>
-          </w:tcPr>
-          <w:p>
-            <w:r/>
-            <w:r>
-              <w:rPr>
-                <w:rFonts w:ascii="Calibri" w:hAnsi="Calibri"/>
-                <w:color w:val="333333"/>
-                <w:sz w:val="19"/>
-              </w:rPr>
-              <w:t>Nimlas technical bundling and Ocab Swedish footprint give a real, if modest, differentiation. Generic Nordic services playbook is the baseline</w:t>
-            </w:r>
-          </w:p>
-        </w:tc>
-      </w:tr>
-      <w:tr>
-        <w:tc>
-          <w:tcPr>
-            <w:tcW w:type="dxa" w:w="2835"/>
-            <w:tcBorders>
-              <w:top w:val="single" w:sz="4" w:color="BFBFBF"/>
-              <w:left w:val="single" w:sz="4" w:color="BFBFBF"/>
-              <w:bottom w:val="single" w:sz="4" w:color="BFBFBF"/>
-              <w:right w:val="single" w:sz="4" w:color="BFBFBF"/>
-            </w:tcBorders>
-            <w:vAlign w:val="center"/>
-          </w:tcPr>
-          <w:p>
-            <w:r/>
-            <w:r>
-              <w:rPr>
-                <w:rFonts w:ascii="Calibri" w:hAnsi="Calibri"/>
-                <w:color w:val="333333"/>
-                <w:sz w:val="19"/>
-              </w:rPr>
-              <w:t>Triple A - Attractive market</w:t>
-            </w:r>
-          </w:p>
-        </w:tc>
-        <w:tc>
-          <w:tcPr>
-            <w:tcW w:type="dxa" w:w="1701"/>
-            <w:tcBorders>
-              <w:top w:val="single" w:sz="4" w:color="BFBFBF"/>
-              <w:left w:val="single" w:sz="4" w:color="BFBFBF"/>
-              <w:bottom w:val="single" w:sz="4" w:color="BFBFBF"/>
-              <w:right w:val="single" w:sz="4" w:color="BFBFBF"/>
-            </w:tcBorders>
-            <w:vAlign w:val="center"/>
-          </w:tcPr>
-          <w:p>
-            <w:r/>
-            <w:r>
-              <w:rPr>
-                <w:rFonts w:ascii="Calibri" w:hAnsi="Calibri"/>
-                <w:color w:val="333333"/>
-                <w:sz w:val="19"/>
-              </w:rPr>
-              <w:t>A</w:t>
-            </w:r>
-          </w:p>
-        </w:tc>
-        <w:tc>
-          <w:tcPr>
-            <w:tcW w:type="dxa" w:w="5102"/>
-            <w:tcBorders>
-              <w:top w:val="single" w:sz="4" w:color="BFBFBF"/>
-              <w:left w:val="single" w:sz="4" w:color="BFBFBF"/>
-              <w:bottom w:val="single" w:sz="4" w:color="BFBFBF"/>
-              <w:right w:val="single" w:sz="4" w:color="BFBFBF"/>
-            </w:tcBorders>
-            <w:vAlign w:val="center"/>
-          </w:tcPr>
-          <w:p>
-            <w:r/>
-            <w:r>
-              <w:rPr>
-                <w:rFonts w:ascii="Calibri" w:hAnsi="Calibri"/>
-                <w:color w:val="333333"/>
-                <w:sz w:val="19"/>
-              </w:rPr>
-              <w:t>Sector profile clean</w:t>
-            </w:r>
-          </w:p>
-        </w:tc>
-      </w:tr>
-      <w:tr>
-        <w:tc>
-          <w:tcPr>
-            <w:tcW w:type="dxa" w:w="2835"/>
-            <w:tcBorders>
-              <w:top w:val="single" w:sz="4" w:color="BFBFBF"/>
-              <w:left w:val="single" w:sz="4" w:color="BFBFBF"/>
-              <w:bottom w:val="single" w:sz="4" w:color="BFBFBF"/>
-              <w:right w:val="single" w:sz="4" w:color="BFBFBF"/>
-            </w:tcBorders>
-            <w:vAlign w:val="center"/>
-            <w:shd w:val="clear" w:color="auto" w:fill="F2F4F7"/>
-          </w:tcPr>
-          <w:p>
-            <w:r/>
-            <w:r>
-              <w:rPr>
-                <w:rFonts w:ascii="Calibri" w:hAnsi="Calibri"/>
-                <w:color w:val="333333"/>
-                <w:sz w:val="19"/>
-              </w:rPr>
-              <w:t>Triple A - Attractive business</w:t>
-            </w:r>
-          </w:p>
-        </w:tc>
-        <w:tc>
-          <w:tcPr>
-            <w:tcW w:type="dxa" w:w="1701"/>
-            <w:tcBorders>
-              <w:top w:val="single" w:sz="4" w:color="BFBFBF"/>
-              <w:left w:val="single" w:sz="4" w:color="BFBFBF"/>
-              <w:bottom w:val="single" w:sz="4" w:color="BFBFBF"/>
-              <w:right w:val="single" w:sz="4" w:color="BFBFBF"/>
-            </w:tcBorders>
-            <w:vAlign w:val="center"/>
-            <w:shd w:val="clear" w:color="auto" w:fill="F2F4F7"/>
-          </w:tcPr>
-          <w:p>
-            <w:r/>
-            <w:r>
-              <w:rPr>
-                <w:rFonts w:ascii="Calibri" w:hAnsi="Calibri"/>
-                <w:color w:val="333333"/>
-                <w:sz w:val="19"/>
-              </w:rPr>
-              <w:t>A-</w:t>
-            </w:r>
-          </w:p>
-        </w:tc>
-        <w:tc>
-          <w:tcPr>
-            <w:tcW w:type="dxa" w:w="5102"/>
-            <w:tcBorders>
-              <w:top w:val="single" w:sz="4" w:color="BFBFBF"/>
-              <w:left w:val="single" w:sz="4" w:color="BFBFBF"/>
-              <w:bottom w:val="single" w:sz="4" w:color="BFBFBF"/>
-              <w:right w:val="single" w:sz="4" w:color="BFBFBF"/>
-            </w:tcBorders>
-            <w:vAlign w:val="center"/>
-            <w:shd w:val="clear" w:color="auto" w:fill="F2F4F7"/>
-          </w:tcPr>
-          <w:p>
-            <w:r/>
-            <w:r>
-              <w:rPr>
-                <w:rFonts w:ascii="Calibri" w:hAnsi="Calibri"/>
-                <w:color w:val="333333"/>
-                <w:sz w:val="19"/>
-              </w:rPr>
-              <w:t>Strong on recurring revenue and cash conversion; ceiling on real pricing power</w:t>
-            </w:r>
-          </w:p>
-        </w:tc>
-      </w:tr>
-      <w:tr>
-        <w:tc>
-          <w:tcPr>
-            <w:tcW w:type="dxa" w:w="2835"/>
-            <w:tcBorders>
-              <w:top w:val="single" w:sz="4" w:color="BFBFBF"/>
-              <w:left w:val="single" w:sz="4" w:color="BFBFBF"/>
-              <w:bottom w:val="single" w:sz="4" w:color="BFBFBF"/>
-              <w:right w:val="single" w:sz="4" w:color="BFBFBF"/>
-            </w:tcBorders>
-            <w:vAlign w:val="center"/>
-          </w:tcPr>
-          <w:p>
-            <w:r/>
-            <w:r>
-              <w:rPr>
-                <w:rFonts w:ascii="Calibri" w:hAnsi="Calibri"/>
-                <w:color w:val="333333"/>
-                <w:sz w:val="19"/>
-              </w:rPr>
-              <w:t>Triple A - Attractive entry / exit</w:t>
-            </w:r>
-          </w:p>
-        </w:tc>
-        <w:tc>
-          <w:tcPr>
-            <w:tcW w:type="dxa" w:w="1701"/>
-            <w:tcBorders>
-              <w:top w:val="single" w:sz="4" w:color="BFBFBF"/>
-              <w:left w:val="single" w:sz="4" w:color="BFBFBF"/>
-              <w:bottom w:val="single" w:sz="4" w:color="BFBFBF"/>
-              <w:right w:val="single" w:sz="4" w:color="BFBFBF"/>
-            </w:tcBorders>
-            <w:vAlign w:val="center"/>
-          </w:tcPr>
-          <w:p>
-            <w:r/>
-            <w:r>
-              <w:rPr>
-                <w:rFonts w:ascii="Calibri" w:hAnsi="Calibri"/>
-                <w:color w:val="333333"/>
-                <w:sz w:val="19"/>
-              </w:rPr>
-              <w:t>A-</w:t>
-            </w:r>
-          </w:p>
-        </w:tc>
-        <w:tc>
-          <w:tcPr>
-            <w:tcW w:type="dxa" w:w="5102"/>
-            <w:tcBorders>
-              <w:top w:val="single" w:sz="4" w:color="BFBFBF"/>
-              <w:left w:val="single" w:sz="4" w:color="BFBFBF"/>
-              <w:bottom w:val="single" w:sz="4" w:color="BFBFBF"/>
-              <w:right w:val="single" w:sz="4" w:color="BFBFBF"/>
-            </w:tcBorders>
-            <w:vAlign w:val="center"/>
-          </w:tcPr>
-          <w:p>
-            <w:r/>
-            <w:r>
-              <w:rPr>
-                <w:rFonts w:ascii="Calibri" w:hAnsi="Calibri"/>
-                <w:color w:val="333333"/>
-                <w:sz w:val="19"/>
-              </w:rPr>
-              <w:t>Entry environment constructive; sponsor-to-sponsor exit base case (6-10 credible buyers)</w:t>
-            </w:r>
-          </w:p>
-        </w:tc>
-      </w:tr>
-      <w:tr>
-        <w:tc>
-          <w:tcPr>
-            <w:tcW w:type="dxa" w:w="2835"/>
-            <w:tcBorders>
-              <w:top w:val="single" w:sz="4" w:color="BFBFBF"/>
-              <w:left w:val="single" w:sz="4" w:color="BFBFBF"/>
-              <w:bottom w:val="single" w:sz="4" w:color="BFBFBF"/>
-              <w:right w:val="single" w:sz="4" w:color="BFBFBF"/>
-            </w:tcBorders>
-            <w:vAlign w:val="center"/>
-            <w:shd w:val="clear" w:color="auto" w:fill="F2F4F7"/>
-          </w:tcPr>
-          <w:p>
-            <w:r/>
-            <w:r>
-              <w:rPr>
-                <w:rFonts w:ascii="Calibri" w:hAnsi="Calibri"/>
-                <w:color w:val="333333"/>
-                <w:sz w:val="19"/>
-              </w:rPr>
-              <w:t>KCA composite</w:t>
-            </w:r>
-          </w:p>
-        </w:tc>
-        <w:tc>
-          <w:tcPr>
-            <w:tcW w:type="dxa" w:w="1701"/>
-            <w:tcBorders>
-              <w:top w:val="single" w:sz="4" w:color="BFBFBF"/>
-              <w:left w:val="single" w:sz="4" w:color="BFBFBF"/>
-              <w:bottom w:val="single" w:sz="4" w:color="BFBFBF"/>
-              <w:right w:val="single" w:sz="4" w:color="BFBFBF"/>
-            </w:tcBorders>
-            <w:vAlign w:val="center"/>
-            <w:shd w:val="clear" w:color="auto" w:fill="F2F4F7"/>
-          </w:tcPr>
-          <w:p>
-            <w:r/>
-            <w:r>
-              <w:rPr>
-                <w:rFonts w:ascii="Calibri" w:hAnsi="Calibri"/>
-                <w:color w:val="333333"/>
-                <w:sz w:val="19"/>
-              </w:rPr>
-              <w:t>3.9 / 5.0</w:t>
-            </w:r>
-          </w:p>
-        </w:tc>
-        <w:tc>
-          <w:tcPr>
-            <w:tcW w:type="dxa" w:w="5102"/>
-            <w:tcBorders>
-              <w:top w:val="single" w:sz="4" w:color="BFBFBF"/>
-              <w:left w:val="single" w:sz="4" w:color="BFBFBF"/>
-              <w:bottom w:val="single" w:sz="4" w:color="BFBFBF"/>
-              <w:right w:val="single" w:sz="4" w:color="BFBFBF"/>
-            </w:tcBorders>
-            <w:vAlign w:val="center"/>
-            <w:shd w:val="clear" w:color="auto" w:fill="F2F4F7"/>
-          </w:tcPr>
-          <w:p>
-            <w:r/>
-            <w:r>
-              <w:rPr>
-                <w:rFonts w:ascii="Calibri" w:hAnsi="Calibri"/>
-                <w:color w:val="333333"/>
-                <w:sz w:val="19"/>
-              </w:rPr>
-              <w:t>B+ asset, A- platform via consolidation. Detail in Appendix A</w:t>
-            </w:r>
-          </w:p>
-        </w:tc>
-      </w:tr>
-    </w:tbl>
-    <w:p>
-      <w:pPr>
-        <w:spacing w:after="40"/>
-      </w:pPr>
-    </w:p>
-    <w:p>
-      <w:pPr>
-        <w:spacing w:before="280" w:after="80"/>
-      </w:pPr>
-      <w:r>
-        <w:rPr>
-          <w:rFonts w:ascii="Calibri" w:hAnsi="Calibri"/>
-          <w:b/>
-          <w:i w:val="0"/>
-          <w:color w:val="1F3A5F"/>
-          <w:sz w:val="30"/>
-        </w:rPr>
-        <w:t>8.  Path to IC</w:t>
+        <w:t>Scope and budget the work as a focused origination sprint, not a sector diligence engagement. Senior originator + analyst part-time; external spend capped at NOK 800k. Three decision gates.</w:t>
       </w:r>
     </w:p>
     <w:tbl>
@@ -6780,13 +3173,38 @@
       <w:tr>
         <w:tc>
           <w:tcPr>
-            <w:tcW w:type="dxa" w:w="3402"/>
+            <w:tcW w:type="dxa" w:w="680"/>
             <w:shd w:val="clear" w:color="auto" w:fill="1F3A5F"/>
             <w:tcBorders>
-              <w:top w:val="single" w:sz="4" w:color="BFBFBF"/>
-              <w:left w:val="single" w:sz="4" w:color="BFBFBF"/>
-              <w:bottom w:val="single" w:sz="4" w:color="BFBFBF"/>
-              <w:right w:val="single" w:sz="4" w:color="BFBFBF"/>
+              <w:top w:val="single" w:sz="4" w:color="C8CCD2"/>
+              <w:left w:val="single" w:sz="4" w:color="C8CCD2"/>
+              <w:bottom w:val="single" w:sz="4" w:color="C8CCD2"/>
+              <w:right w:val="single" w:sz="4" w:color="C8CCD2"/>
+            </w:tcBorders>
+            <w:vAlign w:val="center"/>
+          </w:tcPr>
+          <w:p>
+            <w:r/>
+            <w:r>
+              <w:rPr>
+                <w:rFonts w:ascii="Calibri" w:hAnsi="Calibri"/>
+                <w:b/>
+                <w:color w:val="FFFFFF"/>
+                <w:sz w:val="19"/>
+              </w:rPr>
+              <w:t>Weeks</w:t>
+            </w:r>
+          </w:p>
+        </w:tc>
+        <w:tc>
+          <w:tcPr>
+            <w:tcW w:type="dxa" w:w="3572"/>
+            <w:shd w:val="clear" w:color="auto" w:fill="1F3A5F"/>
+            <w:tcBorders>
+              <w:top w:val="single" w:sz="4" w:color="C8CCD2"/>
+              <w:left w:val="single" w:sz="4" w:color="C8CCD2"/>
+              <w:bottom w:val="single" w:sz="4" w:color="C8CCD2"/>
+              <w:right w:val="single" w:sz="4" w:color="C8CCD2"/>
             </w:tcBorders>
             <w:vAlign w:val="center"/>
           </w:tcPr>
@@ -6805,13 +3223,13 @@
         </w:tc>
         <w:tc>
           <w:tcPr>
-            <w:tcW w:type="dxa" w:w="1587"/>
+            <w:tcW w:type="dxa" w:w="2551"/>
             <w:shd w:val="clear" w:color="auto" w:fill="1F3A5F"/>
             <w:tcBorders>
-              <w:top w:val="single" w:sz="4" w:color="BFBFBF"/>
-              <w:left w:val="single" w:sz="4" w:color="BFBFBF"/>
-              <w:bottom w:val="single" w:sz="4" w:color="BFBFBF"/>
-              <w:right w:val="single" w:sz="4" w:color="BFBFBF"/>
+              <w:top w:val="single" w:sz="4" w:color="C8CCD2"/>
+              <w:left w:val="single" w:sz="4" w:color="C8CCD2"/>
+              <w:bottom w:val="single" w:sz="4" w:color="C8CCD2"/>
+              <w:right w:val="single" w:sz="4" w:color="C8CCD2"/>
             </w:tcBorders>
             <w:vAlign w:val="center"/>
           </w:tcPr>
@@ -6824,44 +3242,19 @@
                 <w:color w:val="FFFFFF"/>
                 <w:sz w:val="19"/>
               </w:rPr>
-              <w:t>Owner</w:t>
+              <w:t>Output</w:t>
             </w:r>
           </w:p>
         </w:tc>
         <w:tc>
           <w:tcPr>
-            <w:tcW w:type="dxa" w:w="1247"/>
+            <w:tcW w:type="dxa" w:w="2835"/>
             <w:shd w:val="clear" w:color="auto" w:fill="1F3A5F"/>
             <w:tcBorders>
-              <w:top w:val="single" w:sz="4" w:color="BFBFBF"/>
-              <w:left w:val="single" w:sz="4" w:color="BFBFBF"/>
-              <w:bottom w:val="single" w:sz="4" w:color="BFBFBF"/>
-              <w:right w:val="single" w:sz="4" w:color="BFBFBF"/>
-            </w:tcBorders>
-            <w:vAlign w:val="center"/>
-          </w:tcPr>
-          <w:p>
-            <w:r/>
-            <w:r>
-              <w:rPr>
-                <w:rFonts w:ascii="Calibri" w:hAnsi="Calibri"/>
-                <w:b/>
-                <w:color w:val="FFFFFF"/>
-                <w:sz w:val="19"/>
-              </w:rPr>
-              <w:t>Target</w:t>
-            </w:r>
-          </w:p>
-        </w:tc>
-        <w:tc>
-          <w:tcPr>
-            <w:tcW w:type="dxa" w:w="3402"/>
-            <w:shd w:val="clear" w:color="auto" w:fill="1F3A5F"/>
-            <w:tcBorders>
-              <w:top w:val="single" w:sz="4" w:color="BFBFBF"/>
-              <w:left w:val="single" w:sz="4" w:color="BFBFBF"/>
-              <w:bottom w:val="single" w:sz="4" w:color="BFBFBF"/>
-              <w:right w:val="single" w:sz="4" w:color="BFBFBF"/>
+              <w:top w:val="single" w:sz="4" w:color="C8CCD2"/>
+              <w:left w:val="single" w:sz="4" w:color="C8CCD2"/>
+              <w:bottom w:val="single" w:sz="4" w:color="C8CCD2"/>
+              <w:right w:val="single" w:sz="4" w:color="C8CCD2"/>
             </w:tcBorders>
             <w:vAlign w:val="center"/>
           </w:tcPr>
@@ -6882,12 +3275,12 @@
       <w:tr>
         <w:tc>
           <w:tcPr>
-            <w:tcW w:type="dxa" w:w="3402"/>
+            <w:tcW w:type="dxa" w:w="680"/>
             <w:tcBorders>
-              <w:top w:val="single" w:sz="4" w:color="BFBFBF"/>
-              <w:left w:val="single" w:sz="4" w:color="BFBFBF"/>
-              <w:bottom w:val="single" w:sz="4" w:color="BFBFBF"/>
-              <w:right w:val="single" w:sz="4" w:color="BFBFBF"/>
+              <w:top w:val="single" w:sz="4" w:color="C8CCD2"/>
+              <w:left w:val="single" w:sz="4" w:color="C8CCD2"/>
+              <w:bottom w:val="single" w:sz="4" w:color="C8CCD2"/>
+              <w:right w:val="single" w:sz="4" w:color="C8CCD2"/>
             </w:tcBorders>
             <w:vAlign w:val="center"/>
           </w:tcPr>
@@ -6896,21 +3289,21 @@
             <w:r>
               <w:rPr>
                 <w:rFonts w:ascii="Calibri" w:hAnsi="Calibri"/>
-                <w:color w:val="333333"/>
+                <w:color w:val="2A2A2A"/>
                 <w:sz w:val="19"/>
               </w:rPr>
-              <w:t>Anchor access - Din Vaktmester (preferred)</w:t>
+              <w:t>1-2</w:t>
             </w:r>
           </w:p>
         </w:tc>
         <w:tc>
           <w:tcPr>
-            <w:tcW w:type="dxa" w:w="1587"/>
+            <w:tcW w:type="dxa" w:w="3572"/>
             <w:tcBorders>
-              <w:top w:val="single" w:sz="4" w:color="BFBFBF"/>
-              <w:left w:val="single" w:sz="4" w:color="BFBFBF"/>
-              <w:bottom w:val="single" w:sz="4" w:color="BFBFBF"/>
-              <w:right w:val="single" w:sz="4" w:color="BFBFBF"/>
+              <w:top w:val="single" w:sz="4" w:color="C8CCD2"/>
+              <w:left w:val="single" w:sz="4" w:color="C8CCD2"/>
+              <w:bottom w:val="single" w:sz="4" w:color="C8CCD2"/>
+              <w:right w:val="single" w:sz="4" w:color="C8CCD2"/>
             </w:tcBorders>
             <w:vAlign w:val="center"/>
           </w:tcPr>
@@ -6919,21 +3312,21 @@
             <w:r>
               <w:rPr>
                 <w:rFonts w:ascii="Calibri" w:hAnsi="Calibri"/>
-                <w:color w:val="333333"/>
+                <w:color w:val="2A2A2A"/>
                 <w:sz w:val="19"/>
               </w:rPr>
-              <w:t>[Origination]</w:t>
+              <w:t>Banker round - DNB Carnegie, Carnegie, ABG, Pareto, Arctic. Confirm whether PHM sell-side mandate is live and target timing; confirm whether any of the three named anchors is under mandate</w:t>
             </w:r>
           </w:p>
         </w:tc>
         <w:tc>
           <w:tcPr>
-            <w:tcW w:type="dxa" w:w="1247"/>
+            <w:tcW w:type="dxa" w:w="2551"/>
             <w:tcBorders>
-              <w:top w:val="single" w:sz="4" w:color="BFBFBF"/>
-              <w:left w:val="single" w:sz="4" w:color="BFBFBF"/>
-              <w:bottom w:val="single" w:sz="4" w:color="BFBFBF"/>
-              <w:right w:val="single" w:sz="4" w:color="BFBFBF"/>
+              <w:top w:val="single" w:sz="4" w:color="C8CCD2"/>
+              <w:left w:val="single" w:sz="4" w:color="C8CCD2"/>
+              <w:bottom w:val="single" w:sz="4" w:color="C8CCD2"/>
+              <w:right w:val="single" w:sz="4" w:color="C8CCD2"/>
             </w:tcBorders>
             <w:vAlign w:val="center"/>
           </w:tcPr>
@@ -6942,21 +3335,21 @@
             <w:r>
               <w:rPr>
                 <w:rFonts w:ascii="Calibri" w:hAnsi="Calibri"/>
-                <w:color w:val="333333"/>
+                <w:color w:val="2A2A2A"/>
                 <w:sz w:val="19"/>
               </w:rPr>
-              <w:t>Q3 2026</w:t>
+              <w:t>Banker note; deal-clock map</w:t>
             </w:r>
           </w:p>
         </w:tc>
         <w:tc>
           <w:tcPr>
-            <w:tcW w:type="dxa" w:w="3402"/>
+            <w:tcW w:type="dxa" w:w="2835"/>
             <w:tcBorders>
-              <w:top w:val="single" w:sz="4" w:color="BFBFBF"/>
-              <w:left w:val="single" w:sz="4" w:color="BFBFBF"/>
-              <w:bottom w:val="single" w:sz="4" w:color="BFBFBF"/>
-              <w:right w:val="single" w:sz="4" w:color="BFBFBF"/>
+              <w:top w:val="single" w:sz="4" w:color="C8CCD2"/>
+              <w:left w:val="single" w:sz="4" w:color="C8CCD2"/>
+              <w:bottom w:val="single" w:sz="4" w:color="C8CCD2"/>
+              <w:right w:val="single" w:sz="4" w:color="C8CCD2"/>
             </w:tcBorders>
             <w:vAlign w:val="center"/>
           </w:tcPr>
@@ -6965,10 +3358,10 @@
             <w:r>
               <w:rPr>
                 <w:rFonts w:ascii="Calibri" w:hAnsi="Calibri"/>
-                <w:color w:val="333333"/>
+                <w:color w:val="2A2A2A"/>
                 <w:sz w:val="19"/>
               </w:rPr>
-              <w:t>Founder posture on sale within 24 months; mgmt integration capability</w:t>
+              <w:t>Go / no-go on full sprint based on PHM process timing and anchor mandate status</w:t>
             </w:r>
           </w:p>
         </w:tc>
@@ -6976,97 +3369,97 @@
       <w:tr>
         <w:tc>
           <w:tcPr>
-            <w:tcW w:type="dxa" w:w="3402"/>
+            <w:tcW w:type="dxa" w:w="680"/>
             <w:tcBorders>
-              <w:top w:val="single" w:sz="4" w:color="BFBFBF"/>
-              <w:left w:val="single" w:sz="4" w:color="BFBFBF"/>
-              <w:bottom w:val="single" w:sz="4" w:color="BFBFBF"/>
-              <w:right w:val="single" w:sz="4" w:color="BFBFBF"/>
+              <w:top w:val="single" w:sz="4" w:color="C8CCD2"/>
+              <w:left w:val="single" w:sz="4" w:color="C8CCD2"/>
+              <w:bottom w:val="single" w:sz="4" w:color="C8CCD2"/>
+              <w:right w:val="single" w:sz="4" w:color="C8CCD2"/>
             </w:tcBorders>
             <w:vAlign w:val="center"/>
-            <w:shd w:val="clear" w:color="auto" w:fill="F2F4F7"/>
+            <w:shd w:val="clear" w:color="auto" w:fill="F5F6F8"/>
           </w:tcPr>
           <w:p>
             <w:r/>
             <w:r>
               <w:rPr>
                 <w:rFonts w:ascii="Calibri" w:hAnsi="Calibri"/>
-                <w:color w:val="333333"/>
+                <w:color w:val="2A2A2A"/>
                 <w:sz w:val="19"/>
               </w:rPr>
-              <w:t>Anchor access - Vaktmesterkompaniet</w:t>
+              <w:t>3-6</w:t>
             </w:r>
           </w:p>
         </w:tc>
         <w:tc>
           <w:tcPr>
-            <w:tcW w:type="dxa" w:w="1587"/>
+            <w:tcW w:type="dxa" w:w="3572"/>
             <w:tcBorders>
-              <w:top w:val="single" w:sz="4" w:color="BFBFBF"/>
-              <w:left w:val="single" w:sz="4" w:color="BFBFBF"/>
-              <w:bottom w:val="single" w:sz="4" w:color="BFBFBF"/>
-              <w:right w:val="single" w:sz="4" w:color="BFBFBF"/>
+              <w:top w:val="single" w:sz="4" w:color="C8CCD2"/>
+              <w:left w:val="single" w:sz="4" w:color="C8CCD2"/>
+              <w:bottom w:val="single" w:sz="4" w:color="C8CCD2"/>
+              <w:right w:val="single" w:sz="4" w:color="C8CCD2"/>
             </w:tcBorders>
             <w:vAlign w:val="center"/>
-            <w:shd w:val="clear" w:color="auto" w:fill="F2F4F7"/>
+            <w:shd w:val="clear" w:color="auto" w:fill="F5F6F8"/>
           </w:tcPr>
           <w:p>
             <w:r/>
             <w:r>
               <w:rPr>
                 <w:rFonts w:ascii="Calibri" w:hAnsi="Calibri"/>
-                <w:color w:val="333333"/>
+                <w:color w:val="2A2A2A"/>
                 <w:sz w:val="19"/>
               </w:rPr>
-              <w:t>[Origination]</w:t>
+              <w:t>Anchor outreach: Din Vaktmester (founder direct or via advisor); Vaktmesterkompaniet (advisor route given likely process); Insider Group (family direct)</w:t>
             </w:r>
           </w:p>
         </w:tc>
         <w:tc>
           <w:tcPr>
-            <w:tcW w:type="dxa" w:w="1247"/>
+            <w:tcW w:type="dxa" w:w="2551"/>
             <w:tcBorders>
-              <w:top w:val="single" w:sz="4" w:color="BFBFBF"/>
-              <w:left w:val="single" w:sz="4" w:color="BFBFBF"/>
-              <w:bottom w:val="single" w:sz="4" w:color="BFBFBF"/>
-              <w:right w:val="single" w:sz="4" w:color="BFBFBF"/>
+              <w:top w:val="single" w:sz="4" w:color="C8CCD2"/>
+              <w:left w:val="single" w:sz="4" w:color="C8CCD2"/>
+              <w:bottom w:val="single" w:sz="4" w:color="C8CCD2"/>
+              <w:right w:val="single" w:sz="4" w:color="C8CCD2"/>
             </w:tcBorders>
             <w:vAlign w:val="center"/>
-            <w:shd w:val="clear" w:color="auto" w:fill="F2F4F7"/>
+            <w:shd w:val="clear" w:color="auto" w:fill="F5F6F8"/>
           </w:tcPr>
           <w:p>
             <w:r/>
             <w:r>
               <w:rPr>
                 <w:rFonts w:ascii="Calibri" w:hAnsi="Calibri"/>
-                <w:color w:val="333333"/>
+                <w:color w:val="2A2A2A"/>
                 <w:sz w:val="19"/>
               </w:rPr>
-              <w:t>Q3 2026</w:t>
+              <w:t>Three management meetings; founder posture on sale; preliminary valuation expectation</w:t>
             </w:r>
           </w:p>
         </w:tc>
         <w:tc>
           <w:tcPr>
-            <w:tcW w:type="dxa" w:w="3402"/>
+            <w:tcW w:type="dxa" w:w="2835"/>
             <w:tcBorders>
-              <w:top w:val="single" w:sz="4" w:color="BFBFBF"/>
-              <w:left w:val="single" w:sz="4" w:color="BFBFBF"/>
-              <w:bottom w:val="single" w:sz="4" w:color="BFBFBF"/>
-              <w:right w:val="single" w:sz="4" w:color="BFBFBF"/>
+              <w:top w:val="single" w:sz="4" w:color="C8CCD2"/>
+              <w:left w:val="single" w:sz="4" w:color="C8CCD2"/>
+              <w:bottom w:val="single" w:sz="4" w:color="C8CCD2"/>
+              <w:right w:val="single" w:sz="4" w:color="C8CCD2"/>
             </w:tcBorders>
             <w:vAlign w:val="center"/>
-            <w:shd w:val="clear" w:color="auto" w:fill="F2F4F7"/>
+            <w:shd w:val="clear" w:color="auto" w:fill="F5F6F8"/>
           </w:tcPr>
           <w:p>
             <w:r/>
             <w:r>
               <w:rPr>
                 <w:rFonts w:ascii="Calibri" w:hAnsi="Calibri"/>
-                <w:color w:val="333333"/>
+                <w:color w:val="2A2A2A"/>
                 <w:sz w:val="19"/>
               </w:rPr>
-              <w:t>Confirm whether PHM in advanced dialogue; valuation expectation</w:t>
+              <w:t>Bilateral exclusivity option on at least one anchor at &lt;9.5x indicative</w:t>
             </w:r>
           </w:p>
         </w:tc>
@@ -7074,12 +3467,12 @@
       <w:tr>
         <w:tc>
           <w:tcPr>
-            <w:tcW w:type="dxa" w:w="3402"/>
+            <w:tcW w:type="dxa" w:w="680"/>
             <w:tcBorders>
-              <w:top w:val="single" w:sz="4" w:color="BFBFBF"/>
-              <w:left w:val="single" w:sz="4" w:color="BFBFBF"/>
-              <w:bottom w:val="single" w:sz="4" w:color="BFBFBF"/>
-              <w:right w:val="single" w:sz="4" w:color="BFBFBF"/>
+              <w:top w:val="single" w:sz="4" w:color="C8CCD2"/>
+              <w:left w:val="single" w:sz="4" w:color="C8CCD2"/>
+              <w:bottom w:val="single" w:sz="4" w:color="C8CCD2"/>
+              <w:right w:val="single" w:sz="4" w:color="C8CCD2"/>
             </w:tcBorders>
             <w:vAlign w:val="center"/>
           </w:tcPr>
@@ -7088,21 +3481,21 @@
             <w:r>
               <w:rPr>
                 <w:rFonts w:ascii="Calibri" w:hAnsi="Calibri"/>
-                <w:color w:val="333333"/>
+                <w:color w:val="2A2A2A"/>
                 <w:sz w:val="19"/>
               </w:rPr>
-              <w:t>Anchor access - Insider Group</w:t>
+              <w:t>7-9</w:t>
             </w:r>
           </w:p>
         </w:tc>
         <w:tc>
           <w:tcPr>
-            <w:tcW w:type="dxa" w:w="1587"/>
+            <w:tcW w:type="dxa" w:w="3572"/>
             <w:tcBorders>
-              <w:top w:val="single" w:sz="4" w:color="BFBFBF"/>
-              <w:left w:val="single" w:sz="4" w:color="BFBFBF"/>
-              <w:bottom w:val="single" w:sz="4" w:color="BFBFBF"/>
-              <w:right w:val="single" w:sz="4" w:color="BFBFBF"/>
+              <w:top w:val="single" w:sz="4" w:color="C8CCD2"/>
+              <w:left w:val="single" w:sz="4" w:color="C8CCD2"/>
+              <w:bottom w:val="single" w:sz="4" w:color="C8CCD2"/>
+              <w:right w:val="single" w:sz="4" w:color="C8CCD2"/>
             </w:tcBorders>
             <w:vAlign w:val="center"/>
           </w:tcPr>
@@ -7111,21 +3504,21 @@
             <w:r>
               <w:rPr>
                 <w:rFonts w:ascii="Calibri" w:hAnsi="Calibri"/>
-                <w:color w:val="333333"/>
+                <w:color w:val="2A2A2A"/>
                 <w:sz w:val="19"/>
               </w:rPr>
-              <w:t>[Origination]</w:t>
+              <w:t>Top-15 bolt-on validation: management approach to 5-8 founders, Proff.no / Brønnøysund financial confirmation on remainder. Test 4-6x bolt-on multiple expectation</w:t>
             </w:r>
           </w:p>
         </w:tc>
         <w:tc>
           <w:tcPr>
-            <w:tcW w:type="dxa" w:w="1247"/>
+            <w:tcW w:type="dxa" w:w="2551"/>
             <w:tcBorders>
-              <w:top w:val="single" w:sz="4" w:color="BFBFBF"/>
-              <w:left w:val="single" w:sz="4" w:color="BFBFBF"/>
-              <w:bottom w:val="single" w:sz="4" w:color="BFBFBF"/>
-              <w:right w:val="single" w:sz="4" w:color="BFBFBF"/>
+              <w:top w:val="single" w:sz="4" w:color="C8CCD2"/>
+              <w:left w:val="single" w:sz="4" w:color="C8CCD2"/>
+              <w:bottom w:val="single" w:sz="4" w:color="C8CCD2"/>
+              <w:right w:val="single" w:sz="4" w:color="C8CCD2"/>
             </w:tcBorders>
             <w:vAlign w:val="center"/>
           </w:tcPr>
@@ -7134,21 +3527,21 @@
             <w:r>
               <w:rPr>
                 <w:rFonts w:ascii="Calibri" w:hAnsi="Calibri"/>
-                <w:color w:val="333333"/>
+                <w:color w:val="2A2A2A"/>
                 <w:sz w:val="19"/>
               </w:rPr>
-              <w:t>Q4 2026</w:t>
+              <w:t>Confirmed Y1-Y2 pipeline of NOK 250m+ acquired revenue at &lt;6.5x</w:t>
             </w:r>
           </w:p>
         </w:tc>
         <w:tc>
           <w:tcPr>
-            <w:tcW w:type="dxa" w:w="3402"/>
+            <w:tcW w:type="dxa" w:w="2835"/>
             <w:tcBorders>
-              <w:top w:val="single" w:sz="4" w:color="BFBFBF"/>
-              <w:left w:val="single" w:sz="4" w:color="BFBFBF"/>
-              <w:bottom w:val="single" w:sz="4" w:color="BFBFBF"/>
-              <w:right w:val="single" w:sz="4" w:color="BFBFBF"/>
+              <w:top w:val="single" w:sz="4" w:color="C8CCD2"/>
+              <w:left w:val="single" w:sz="4" w:color="C8CCD2"/>
+              <w:bottom w:val="single" w:sz="4" w:color="C8CCD2"/>
+              <w:right w:val="single" w:sz="4" w:color="C8CCD2"/>
             </w:tcBorders>
             <w:vAlign w:val="center"/>
           </w:tcPr>
@@ -7157,10 +3550,10 @@
             <w:r>
               <w:rPr>
                 <w:rFonts w:ascii="Calibri" w:hAnsi="Calibri"/>
-                <w:color w:val="333333"/>
+                <w:color w:val="2A2A2A"/>
                 <w:sz w:val="19"/>
               </w:rPr>
-              <w:t>Validate property-maintenance share of mix post-Mitie</w:t>
+              <w:t>Pipeline confirms / disconfirms the roll-up arithmetic</w:t>
             </w:r>
           </w:p>
         </w:tc>
@@ -7168,383 +3561,97 @@
       <w:tr>
         <w:tc>
           <w:tcPr>
-            <w:tcW w:type="dxa" w:w="3402"/>
+            <w:tcW w:type="dxa" w:w="680"/>
             <w:tcBorders>
-              <w:top w:val="single" w:sz="4" w:color="BFBFBF"/>
-              <w:left w:val="single" w:sz="4" w:color="BFBFBF"/>
-              <w:bottom w:val="single" w:sz="4" w:color="BFBFBF"/>
-              <w:right w:val="single" w:sz="4" w:color="BFBFBF"/>
+              <w:top w:val="single" w:sz="4" w:color="C8CCD2"/>
+              <w:left w:val="single" w:sz="4" w:color="C8CCD2"/>
+              <w:bottom w:val="single" w:sz="4" w:color="C8CCD2"/>
+              <w:right w:val="single" w:sz="4" w:color="C8CCD2"/>
             </w:tcBorders>
             <w:vAlign w:val="center"/>
-            <w:shd w:val="clear" w:color="auto" w:fill="F2F4F7"/>
+            <w:shd w:val="clear" w:color="auto" w:fill="F5F6F8"/>
           </w:tcPr>
           <w:p>
             <w:r/>
             <w:r>
               <w:rPr>
                 <w:rFonts w:ascii="Calibri" w:hAnsi="Calibri"/>
-                <w:color w:val="333333"/>
+                <w:color w:val="2A2A2A"/>
                 <w:sz w:val="19"/>
               </w:rPr>
-              <w:t>Sector commercial diligence (third party, scoped)</w:t>
+              <w:t>10-12</w:t>
             </w:r>
           </w:p>
         </w:tc>
         <w:tc>
           <w:tcPr>
-            <w:tcW w:type="dxa" w:w="1587"/>
+            <w:tcW w:type="dxa" w:w="3572"/>
             <w:tcBorders>
-              <w:top w:val="single" w:sz="4" w:color="BFBFBF"/>
-              <w:left w:val="single" w:sz="4" w:color="BFBFBF"/>
-              <w:bottom w:val="single" w:sz="4" w:color="BFBFBF"/>
-              <w:right w:val="single" w:sz="4" w:color="BFBFBF"/>
+              <w:top w:val="single" w:sz="4" w:color="C8CCD2"/>
+              <w:left w:val="single" w:sz="4" w:color="C8CCD2"/>
+              <w:bottom w:val="single" w:sz="4" w:color="C8CCD2"/>
+              <w:right w:val="single" w:sz="4" w:color="C8CCD2"/>
             </w:tcBorders>
             <w:vAlign w:val="center"/>
-            <w:shd w:val="clear" w:color="auto" w:fill="F2F4F7"/>
+            <w:shd w:val="clear" w:color="auto" w:fill="F5F6F8"/>
           </w:tcPr>
           <w:p>
             <w:r/>
             <w:r>
               <w:rPr>
                 <w:rFonts w:ascii="Calibri" w:hAnsi="Calibri"/>
-                <w:color w:val="333333"/>
+                <w:color w:val="2A2A2A"/>
                 <w:sz w:val="19"/>
               </w:rPr>
-              <w:t>[Deal team]</w:t>
+              <w:t>Sector commercial diligence (scoped 3-week engagement, NOK 600-800k). TAM validation; PHM positioning; customer-side reference checks (5-8 housing managers, 3-5 commercial property owners)</w:t>
             </w:r>
           </w:p>
         </w:tc>
         <w:tc>
           <w:tcPr>
-            <w:tcW w:type="dxa" w:w="1247"/>
+            <w:tcW w:type="dxa" w:w="2551"/>
             <w:tcBorders>
-              <w:top w:val="single" w:sz="4" w:color="BFBFBF"/>
-              <w:left w:val="single" w:sz="4" w:color="BFBFBF"/>
-              <w:bottom w:val="single" w:sz="4" w:color="BFBFBF"/>
-              <w:right w:val="single" w:sz="4" w:color="BFBFBF"/>
+              <w:top w:val="single" w:sz="4" w:color="C8CCD2"/>
+              <w:left w:val="single" w:sz="4" w:color="C8CCD2"/>
+              <w:bottom w:val="single" w:sz="4" w:color="C8CCD2"/>
+              <w:right w:val="single" w:sz="4" w:color="C8CCD2"/>
             </w:tcBorders>
             <w:vAlign w:val="center"/>
-            <w:shd w:val="clear" w:color="auto" w:fill="F2F4F7"/>
+            <w:shd w:val="clear" w:color="auto" w:fill="F5F6F8"/>
           </w:tcPr>
           <w:p>
             <w:r/>
             <w:r>
               <w:rPr>
                 <w:rFonts w:ascii="Calibri" w:hAnsi="Calibri"/>
-                <w:color w:val="333333"/>
+                <w:color w:val="2A2A2A"/>
                 <w:sz w:val="19"/>
               </w:rPr>
-              <w:t>Q4 2026</w:t>
+              <w:t>Commercial DD deck; IC paper draft if anchor secured</w:t>
             </w:r>
           </w:p>
         </w:tc>
         <w:tc>
           <w:tcPr>
-            <w:tcW w:type="dxa" w:w="3402"/>
+            <w:tcW w:type="dxa" w:w="2835"/>
             <w:tcBorders>
-              <w:top w:val="single" w:sz="4" w:color="BFBFBF"/>
-              <w:left w:val="single" w:sz="4" w:color="BFBFBF"/>
-              <w:bottom w:val="single" w:sz="4" w:color="BFBFBF"/>
-              <w:right w:val="single" w:sz="4" w:color="BFBFBF"/>
+              <w:top w:val="single" w:sz="4" w:color="C8CCD2"/>
+              <w:left w:val="single" w:sz="4" w:color="C8CCD2"/>
+              <w:bottom w:val="single" w:sz="4" w:color="C8CCD2"/>
+              <w:right w:val="single" w:sz="4" w:color="C8CCD2"/>
             </w:tcBorders>
             <w:vAlign w:val="center"/>
-            <w:shd w:val="clear" w:color="auto" w:fill="F2F4F7"/>
+            <w:shd w:val="clear" w:color="auto" w:fill="F5F6F8"/>
           </w:tcPr>
           <w:p>
             <w:r/>
             <w:r>
               <w:rPr>
                 <w:rFonts w:ascii="Calibri" w:hAnsi="Calibri"/>
-                <w:color w:val="333333"/>
+                <w:color w:val="2A2A2A"/>
                 <w:sz w:val="19"/>
               </w:rPr>
-              <w:t>TAM validation; PHM positioning; bolt-on multiple discipline</w:t>
-            </w:r>
-          </w:p>
-        </w:tc>
-      </w:tr>
-      <w:tr>
-        <w:tc>
-          <w:tcPr>
-            <w:tcW w:type="dxa" w:w="3402"/>
-            <w:tcBorders>
-              <w:top w:val="single" w:sz="4" w:color="BFBFBF"/>
-              <w:left w:val="single" w:sz="4" w:color="BFBFBF"/>
-              <w:bottom w:val="single" w:sz="4" w:color="BFBFBF"/>
-              <w:right w:val="single" w:sz="4" w:color="BFBFBF"/>
-            </w:tcBorders>
-            <w:vAlign w:val="center"/>
-          </w:tcPr>
-          <w:p>
-            <w:r/>
-            <w:r>
-              <w:rPr>
-                <w:rFonts w:ascii="Calibri" w:hAnsi="Calibri"/>
-                <w:color w:val="333333"/>
-                <w:sz w:val="19"/>
-              </w:rPr>
-              <w:t>Bolt-on pipeline diligence (top 15 named)</w:t>
-            </w:r>
-          </w:p>
-        </w:tc>
-        <w:tc>
-          <w:tcPr>
-            <w:tcW w:type="dxa" w:w="1587"/>
-            <w:tcBorders>
-              <w:top w:val="single" w:sz="4" w:color="BFBFBF"/>
-              <w:left w:val="single" w:sz="4" w:color="BFBFBF"/>
-              <w:bottom w:val="single" w:sz="4" w:color="BFBFBF"/>
-              <w:right w:val="single" w:sz="4" w:color="BFBFBF"/>
-            </w:tcBorders>
-            <w:vAlign w:val="center"/>
-          </w:tcPr>
-          <w:p>
-            <w:r/>
-            <w:r>
-              <w:rPr>
-                <w:rFonts w:ascii="Calibri" w:hAnsi="Calibri"/>
-                <w:color w:val="333333"/>
-                <w:sz w:val="19"/>
-              </w:rPr>
-              <w:t>[Deal team + analyst]</w:t>
-            </w:r>
-          </w:p>
-        </w:tc>
-        <w:tc>
-          <w:tcPr>
-            <w:tcW w:type="dxa" w:w="1247"/>
-            <w:tcBorders>
-              <w:top w:val="single" w:sz="4" w:color="BFBFBF"/>
-              <w:left w:val="single" w:sz="4" w:color="BFBFBF"/>
-              <w:bottom w:val="single" w:sz="4" w:color="BFBFBF"/>
-              <w:right w:val="single" w:sz="4" w:color="BFBFBF"/>
-            </w:tcBorders>
-            <w:vAlign w:val="center"/>
-          </w:tcPr>
-          <w:p>
-            <w:r/>
-            <w:r>
-              <w:rPr>
-                <w:rFonts w:ascii="Calibri" w:hAnsi="Calibri"/>
-                <w:color w:val="333333"/>
-                <w:sz w:val="19"/>
-              </w:rPr>
-              <w:t>Q4 2026</w:t>
-            </w:r>
-          </w:p>
-        </w:tc>
-        <w:tc>
-          <w:tcPr>
-            <w:tcW w:type="dxa" w:w="3402"/>
-            <w:tcBorders>
-              <w:top w:val="single" w:sz="4" w:color="BFBFBF"/>
-              <w:left w:val="single" w:sz="4" w:color="BFBFBF"/>
-              <w:bottom w:val="single" w:sz="4" w:color="BFBFBF"/>
-              <w:right w:val="single" w:sz="4" w:color="BFBFBF"/>
-            </w:tcBorders>
-            <w:vAlign w:val="center"/>
-          </w:tcPr>
-          <w:p>
-            <w:r/>
-            <w:r>
-              <w:rPr>
-                <w:rFonts w:ascii="Calibri" w:hAnsi="Calibri"/>
-                <w:color w:val="333333"/>
-                <w:sz w:val="19"/>
-              </w:rPr>
-              <w:t>Confirm Y1-Y2 acquired-revenue pipeline &gt;NOK 250m</w:t>
-            </w:r>
-          </w:p>
-        </w:tc>
-      </w:tr>
-      <w:tr>
-        <w:tc>
-          <w:tcPr>
-            <w:tcW w:type="dxa" w:w="3402"/>
-            <w:tcBorders>
-              <w:top w:val="single" w:sz="4" w:color="BFBFBF"/>
-              <w:left w:val="single" w:sz="4" w:color="BFBFBF"/>
-              <w:bottom w:val="single" w:sz="4" w:color="BFBFBF"/>
-              <w:right w:val="single" w:sz="4" w:color="BFBFBF"/>
-            </w:tcBorders>
-            <w:vAlign w:val="center"/>
-            <w:shd w:val="clear" w:color="auto" w:fill="F2F4F7"/>
-          </w:tcPr>
-          <w:p>
-            <w:r/>
-            <w:r>
-              <w:rPr>
-                <w:rFonts w:ascii="Calibri" w:hAnsi="Calibri"/>
-                <w:color w:val="333333"/>
-                <w:sz w:val="19"/>
-              </w:rPr>
-              <w:t>Sweden optionality scan via Ocab</w:t>
-            </w:r>
-          </w:p>
-        </w:tc>
-        <w:tc>
-          <w:tcPr>
-            <w:tcW w:type="dxa" w:w="1587"/>
-            <w:tcBorders>
-              <w:top w:val="single" w:sz="4" w:color="BFBFBF"/>
-              <w:left w:val="single" w:sz="4" w:color="BFBFBF"/>
-              <w:bottom w:val="single" w:sz="4" w:color="BFBFBF"/>
-              <w:right w:val="single" w:sz="4" w:color="BFBFBF"/>
-            </w:tcBorders>
-            <w:vAlign w:val="center"/>
-            <w:shd w:val="clear" w:color="auto" w:fill="F2F4F7"/>
-          </w:tcPr>
-          <w:p>
-            <w:r/>
-            <w:r>
-              <w:rPr>
-                <w:rFonts w:ascii="Calibri" w:hAnsi="Calibri"/>
-                <w:color w:val="333333"/>
-                <w:sz w:val="19"/>
-              </w:rPr>
-              <w:t>[Stockholm]</w:t>
-            </w:r>
-          </w:p>
-        </w:tc>
-        <w:tc>
-          <w:tcPr>
-            <w:tcW w:type="dxa" w:w="1247"/>
-            <w:tcBorders>
-              <w:top w:val="single" w:sz="4" w:color="BFBFBF"/>
-              <w:left w:val="single" w:sz="4" w:color="BFBFBF"/>
-              <w:bottom w:val="single" w:sz="4" w:color="BFBFBF"/>
-              <w:right w:val="single" w:sz="4" w:color="BFBFBF"/>
-            </w:tcBorders>
-            <w:vAlign w:val="center"/>
-            <w:shd w:val="clear" w:color="auto" w:fill="F2F4F7"/>
-          </w:tcPr>
-          <w:p>
-            <w:r/>
-            <w:r>
-              <w:rPr>
-                <w:rFonts w:ascii="Calibri" w:hAnsi="Calibri"/>
-                <w:color w:val="333333"/>
-                <w:sz w:val="19"/>
-              </w:rPr>
-              <w:t>Q4 2026</w:t>
-            </w:r>
-          </w:p>
-        </w:tc>
-        <w:tc>
-          <w:tcPr>
-            <w:tcW w:type="dxa" w:w="3402"/>
-            <w:tcBorders>
-              <w:top w:val="single" w:sz="4" w:color="BFBFBF"/>
-              <w:left w:val="single" w:sz="4" w:color="BFBFBF"/>
-              <w:bottom w:val="single" w:sz="4" w:color="BFBFBF"/>
-              <w:right w:val="single" w:sz="4" w:color="BFBFBF"/>
-            </w:tcBorders>
-            <w:vAlign w:val="center"/>
-            <w:shd w:val="clear" w:color="auto" w:fill="F2F4F7"/>
-          </w:tcPr>
-          <w:p>
-            <w:r/>
-            <w:r>
-              <w:rPr>
-                <w:rFonts w:ascii="Calibri" w:hAnsi="Calibri"/>
-                <w:color w:val="333333"/>
-                <w:sz w:val="19"/>
-              </w:rPr>
-              <w:t>Establish Y3+ Nordic extension feasibility</w:t>
-            </w:r>
-          </w:p>
-        </w:tc>
-      </w:tr>
-      <w:tr>
-        <w:tc>
-          <w:tcPr>
-            <w:tcW w:type="dxa" w:w="3402"/>
-            <w:tcBorders>
-              <w:top w:val="single" w:sz="4" w:color="BFBFBF"/>
-              <w:left w:val="single" w:sz="4" w:color="BFBFBF"/>
-              <w:bottom w:val="single" w:sz="4" w:color="BFBFBF"/>
-              <w:right w:val="single" w:sz="4" w:color="BFBFBF"/>
-            </w:tcBorders>
-            <w:vAlign w:val="center"/>
-          </w:tcPr>
-          <w:p>
-            <w:r/>
-            <w:r>
-              <w:rPr>
-                <w:rFonts w:ascii="Calibri" w:hAnsi="Calibri"/>
-                <w:color w:val="333333"/>
-                <w:sz w:val="19"/>
-              </w:rPr>
-              <w:t>Regulatory diligence (allmenngjøring, wages)</w:t>
-            </w:r>
-          </w:p>
-        </w:tc>
-        <w:tc>
-          <w:tcPr>
-            <w:tcW w:type="dxa" w:w="1587"/>
-            <w:tcBorders>
-              <w:top w:val="single" w:sz="4" w:color="BFBFBF"/>
-              <w:left w:val="single" w:sz="4" w:color="BFBFBF"/>
-              <w:bottom w:val="single" w:sz="4" w:color="BFBFBF"/>
-              <w:right w:val="single" w:sz="4" w:color="BFBFBF"/>
-            </w:tcBorders>
-            <w:vAlign w:val="center"/>
-          </w:tcPr>
-          <w:p>
-            <w:r/>
-            <w:r>
-              <w:rPr>
-                <w:rFonts w:ascii="Calibri" w:hAnsi="Calibri"/>
-                <w:color w:val="333333"/>
-                <w:sz w:val="19"/>
-              </w:rPr>
-              <w:t>[Legal counsel]</w:t>
-            </w:r>
-          </w:p>
-        </w:tc>
-        <w:tc>
-          <w:tcPr>
-            <w:tcW w:type="dxa" w:w="1247"/>
-            <w:tcBorders>
-              <w:top w:val="single" w:sz="4" w:color="BFBFBF"/>
-              <w:left w:val="single" w:sz="4" w:color="BFBFBF"/>
-              <w:bottom w:val="single" w:sz="4" w:color="BFBFBF"/>
-              <w:right w:val="single" w:sz="4" w:color="BFBFBF"/>
-            </w:tcBorders>
-            <w:vAlign w:val="center"/>
-          </w:tcPr>
-          <w:p>
-            <w:r/>
-            <w:r>
-              <w:rPr>
-                <w:rFonts w:ascii="Calibri" w:hAnsi="Calibri"/>
-                <w:color w:val="333333"/>
-                <w:sz w:val="19"/>
-              </w:rPr>
-              <w:t>Q1 2027</w:t>
-            </w:r>
-          </w:p>
-        </w:tc>
-        <w:tc>
-          <w:tcPr>
-            <w:tcW w:type="dxa" w:w="3402"/>
-            <w:tcBorders>
-              <w:top w:val="single" w:sz="4" w:color="BFBFBF"/>
-              <w:left w:val="single" w:sz="4" w:color="BFBFBF"/>
-              <w:bottom w:val="single" w:sz="4" w:color="BFBFBF"/>
-              <w:right w:val="single" w:sz="4" w:color="BFBFBF"/>
-            </w:tcBorders>
-            <w:vAlign w:val="center"/>
-          </w:tcPr>
-          <w:p>
-            <w:r/>
-            <w:r>
-              <w:rPr>
-                <w:rFonts w:ascii="Calibri" w:hAnsi="Calibri"/>
-                <w:color w:val="333333"/>
-                <w:sz w:val="19"/>
-              </w:rPr>
-              <w:t>No 24-month step-change risk</w:t>
+              <w:t>Convert to IC paper or pass</w:t>
             </w:r>
           </w:p>
         </w:tc>
@@ -7552,117 +3659,147 @@
     </w:tbl>
     <w:p>
       <w:pPr>
-        <w:spacing w:after="40"/>
+        <w:spacing w:after="0"/>
       </w:pPr>
     </w:p>
     <w:p>
       <w:pPr>
-        <w:spacing w:before="160" w:after="40"/>
+        <w:spacing w:before="120" w:after="40"/>
       </w:pPr>
       <w:r>
         <w:rPr>
           <w:rFonts w:ascii="Calibri" w:hAnsi="Calibri"/>
           <w:b/>
           <w:i w:val="0"/>
-          <w:color w:val="333333"/>
-          <w:sz w:val="23"/>
+          <w:color w:val="2A2A2A"/>
+          <w:sz w:val="22"/>
         </w:rPr>
-        <w:t>Conditions to advance to full IC</w:t>
+        <w:t>What converts this to an IC paper</w:t>
       </w:r>
     </w:p>
     <w:p>
       <w:pPr>
         <w:pStyle w:val="ListBullet"/>
         <w:spacing w:after="40"/>
-        <w:ind w:left="340"/>
+        <w:ind w:left="312"/>
       </w:pPr>
       <w:r>
         <w:rPr>
           <w:rFonts w:ascii="Calibri" w:hAnsi="Calibri"/>
-          <w:color w:val="333333"/>
+          <w:color w:val="2A2A2A"/>
           <w:sz w:val="21"/>
         </w:rPr>
-        <w:t>Management access secured on at least one anchor candidate.</w:t>
+        <w:t>Bilateral exclusivity (or first-look) on one anchor at indicative &lt;9.5x.</w:t>
       </w:r>
     </w:p>
     <w:p>
       <w:pPr>
         <w:pStyle w:val="ListBullet"/>
         <w:spacing w:after="40"/>
-        <w:ind w:left="340"/>
+        <w:ind w:left="312"/>
       </w:pPr>
       <w:r>
         <w:rPr>
           <w:rFonts w:ascii="Calibri" w:hAnsi="Calibri"/>
-          <w:color w:val="333333"/>
+          <w:color w:val="2A2A2A"/>
           <w:sz w:val="21"/>
         </w:rPr>
-        <w:t>Indicative anchor entry multiple &lt;9.5x.</w:t>
+        <w:t>Validated 5-year bolt-on pipeline of NOK 1.0bn+ acquired revenue at &lt;7x weighted.</w:t>
       </w:r>
     </w:p>
     <w:p>
       <w:pPr>
         <w:pStyle w:val="ListBullet"/>
         <w:spacing w:after="40"/>
-        <w:ind w:left="340"/>
+        <w:ind w:left="312"/>
       </w:pPr>
       <w:r>
         <w:rPr>
           <w:rFonts w:ascii="Calibri" w:hAnsi="Calibri"/>
-          <w:color w:val="333333"/>
+          <w:color w:val="2A2A2A"/>
           <w:sz w:val="21"/>
         </w:rPr>
-        <w:t>Validated Y1-Y2 bolt-on pipeline of NOK 250m+ acquired revenue.</w:t>
+        <w:t>Banker network confirms PHM process timing leaves us 12-18 months of clear runway.</w:t>
       </w:r>
     </w:p>
     <w:p>
       <w:pPr>
         <w:pStyle w:val="ListBullet"/>
         <w:spacing w:after="40"/>
-        <w:ind w:left="340"/>
+        <w:ind w:left="312"/>
       </w:pPr>
       <w:r>
         <w:rPr>
           <w:rFonts w:ascii="Calibri" w:hAnsi="Calibri"/>
-          <w:color w:val="333333"/>
+          <w:color w:val="2A2A2A"/>
           <w:sz w:val="21"/>
         </w:rPr>
-        <w:t>Third-party TAM and competitive validation.</w:t>
+        <w:t>No deal-killer regulatory / labour-cost surprise from sector DD.</w:t>
       </w:r>
     </w:p>
     <w:p>
       <w:pPr>
-        <w:spacing w:before="160" w:after="40"/>
+        <w:spacing w:before="120" w:after="40"/>
       </w:pPr>
       <w:r>
         <w:rPr>
           <w:rFonts w:ascii="Calibri" w:hAnsi="Calibri"/>
           <w:b/>
           <w:i w:val="0"/>
-          <w:color w:val="333333"/>
-          <w:sz w:val="23"/>
+          <w:color w:val="2A2A2A"/>
+          <w:sz w:val="22"/>
         </w:rPr>
-        <w:t>Resourcing ask</w:t>
+        <w:t>What stops this here</w:t>
       </w:r>
     </w:p>
     <w:p>
       <w:pPr>
-        <w:spacing w:before="0" w:after="80"/>
+        <w:pStyle w:val="ListBullet"/>
+        <w:spacing w:after="40"/>
+        <w:ind w:left="312"/>
       </w:pPr>
       <w:r>
         <w:rPr>
           <w:rFonts w:ascii="Calibri" w:hAnsi="Calibri"/>
-          <w:b w:val="0"/>
-          <w:i w:val="0"/>
-          <w:color w:val="333333"/>
+          <w:color w:val="2A2A2A"/>
           <w:sz w:val="21"/>
         </w:rPr>
-        <w:t>One full-time origination resource for Q3-Q4 2026; external sector diligence budget NOK 1.5-2.5m. Re-screening checkpoint end-Q4 2026 on conditions above. No fund-slot commitment until full IC.</w:t>
+        <w:t>All three anchors are auction-bound, multi-bidder, and clearing &gt;10x.</w:t>
       </w:r>
     </w:p>
     <w:p>
       <w:pPr>
-        <w:spacing w:before="280" w:after="80"/>
+        <w:pStyle w:val="ListBullet"/>
+        <w:spacing w:after="40"/>
+        <w:ind w:left="312"/>
+      </w:pPr>
+      <w:r>
+        <w:rPr>
+          <w:rFonts w:ascii="Calibri" w:hAnsi="Calibri"/>
+          <w:color w:val="2A2A2A"/>
+          <w:sz w:val="21"/>
+        </w:rPr>
+        <w:t>PHM accelerates M&amp;A pre-process, taking out 3-5 of our Tier-1 bolt-ons in 2026.</w:t>
+      </w:r>
+    </w:p>
+    <w:p>
+      <w:pPr>
+        <w:pStyle w:val="ListBullet"/>
+        <w:spacing w:after="40"/>
+        <w:ind w:left="312"/>
+      </w:pPr>
+      <w:r>
+        <w:rPr>
+          <w:rFonts w:ascii="Calibri" w:hAnsi="Calibri"/>
+          <w:color w:val="2A2A2A"/>
+          <w:sz w:val="21"/>
+        </w:rPr>
+        <w:t>Commercial DD reveals customer churn or contract-tendering dynamics we have underestimated.</w:t>
+      </w:r>
+    </w:p>
+    <w:p>
+      <w:pPr>
+        <w:spacing w:before="240" w:after="60"/>
       </w:pPr>
       <w:r>
         <w:rPr>
@@ -7670,269 +3807,104 @@
           <w:b/>
           <w:i w:val="0"/>
           <w:color w:val="1F3A5F"/>
-          <w:sz w:val="30"/>
+          <w:sz w:val="28"/>
         </w:rPr>
-        <w:t>Appendix - Sources, Assumptions, Glossary</w:t>
-      </w:r>
-    </w:p>
-    <w:p>
-      <w:pPr>
-        <w:spacing w:before="160" w:after="40"/>
-      </w:pPr>
-      <w:r>
-        <w:rPr>
-          <w:rFonts w:ascii="Calibri" w:hAnsi="Calibri"/>
-          <w:b/>
-          <w:i w:val="0"/>
-          <w:color w:val="333333"/>
-          <w:sz w:val="23"/>
-        </w:rPr>
-        <w:t>Sources</w:t>
+        <w:t>Appendix - Sources and Caveats</w:t>
       </w:r>
     </w:p>
     <w:p>
       <w:pPr>
         <w:pStyle w:val="ListBullet"/>
         <w:spacing w:after="40"/>
-        <w:ind w:left="340"/>
+        <w:ind w:left="312"/>
       </w:pPr>
       <w:r>
         <w:rPr>
           <w:rFonts w:ascii="Calibri" w:hAnsi="Calibri"/>
-          <w:color w:val="333333"/>
+          <w:color w:val="2A2A2A"/>
           <w:sz w:val="21"/>
         </w:rPr>
-        <w:t>Screening universe of 75 verified Norwegian property service / FM / cleaning entities compiled from BoldData FY23 top-50 ranking, PE press releases, Konkurransetilsynet filings, PHM Annual Report 2024, Proff.no / Brønnøysundregistrene. Full screen in Norway_FM_Property_Services_PE_Screen.xlsx.</w:t>
+        <w:t>Screening universe of 75 verified Norwegian property service entities in companion file Norway_FM_Property_Services_PE_Screen.xlsx; compiled from BoldData FY23 top-50 ranking, PE press releases, Konkurransetilsynet filings, PHM Annual Report 2024, Proff.no / Brønnøysundregistrene.</w:t>
       </w:r>
     </w:p>
     <w:p>
       <w:pPr>
         <w:pStyle w:val="ListBullet"/>
         <w:spacing w:after="40"/>
-        <w:ind w:left="340"/>
+        <w:ind w:left="312"/>
       </w:pPr>
       <w:r>
         <w:rPr>
           <w:rFonts w:ascii="Calibri" w:hAnsi="Calibri"/>
-          <w:color w:val="333333"/>
+          <w:color w:val="2A2A2A"/>
           <w:sz w:val="21"/>
         </w:rPr>
-        <w:t>PHM Group financials (group revenue EUR 600-800m; Norway sub NOK 1.5-2.5bn) inferred from Norvestor commentary and Norwegian subsidiary filings.</w:t>
+        <w:t>PHM Group revenue (EUR 600-800m group, NOK 1.5-2.5bn Norway sub) and acquisition count (~100 group, ~30 Norway) inferred; PHM does not publicly disclose Norwegian segment results.</w:t>
       </w:r>
     </w:p>
     <w:p>
       <w:pPr>
         <w:pStyle w:val="ListBullet"/>
         <w:spacing w:after="40"/>
-        <w:ind w:left="340"/>
+        <w:ind w:left="312"/>
       </w:pPr>
       <w:r>
         <w:rPr>
           <w:rFonts w:ascii="Calibri" w:hAnsi="Calibri"/>
-          <w:color w:val="333333"/>
+          <w:color w:val="2A2A2A"/>
           <w:sz w:val="21"/>
         </w:rPr>
-        <w:t>Bolt-on multiple ranges (4-6x sub-NOK 100m; 6-8x sub-NOK 200m) inferred from PHM acquisition press releases and Nordic FM transaction comps 2021-2024.</w:t>
-      </w:r>
-    </w:p>
-    <w:p>
-      <w:pPr>
-        <w:spacing w:before="160" w:after="40"/>
-      </w:pPr>
-      <w:r>
-        <w:rPr>
-          <w:rFonts w:ascii="Calibri" w:hAnsi="Calibri"/>
-          <w:b/>
-          <w:i w:val="0"/>
-          <w:color w:val="333333"/>
-          <w:sz w:val="23"/>
-        </w:rPr>
-        <w:t>Assumptions</w:t>
+        <w:t>Transaction multiples cited (4Service to Compass 2024, Cares to Equip 2023, Sefbo to PHM 2022) are estimates from press coverage and market commentary; subject to verification in banker conversations.</w:t>
       </w:r>
     </w:p>
     <w:p>
       <w:pPr>
         <w:pStyle w:val="ListBullet"/>
         <w:spacing w:after="40"/>
-        <w:ind w:left="340"/>
+        <w:ind w:left="312"/>
       </w:pPr>
       <w:r>
         <w:rPr>
           <w:rFonts w:ascii="Calibri" w:hAnsi="Calibri"/>
-          <w:color w:val="333333"/>
+          <w:color w:val="2A2A2A"/>
           <w:sz w:val="21"/>
         </w:rPr>
-        <w:t>TAM NOK 15-25bn Norway and NOK 55-80bn Nordic per the brief baseline, triangulated bottom-up against NACE 81.10/81.21 entity counts.</w:t>
+        <w:t>OBOS / NBBL ecosystem statistics (525,000 units, 41 BBLs, monthly fee composition) are from NBBL public disclosures; require validation for the specific share of fee allocated to property services.</w:t>
       </w:r>
     </w:p>
     <w:p>
       <w:pPr>
         <w:pStyle w:val="ListBullet"/>
         <w:spacing w:after="40"/>
-        <w:ind w:left="340"/>
+        <w:ind w:left="312"/>
       </w:pPr>
       <w:r>
         <w:rPr>
           <w:rFonts w:ascii="Calibri" w:hAnsi="Calibri"/>
-          <w:color w:val="333333"/>
+          <w:color w:val="2A2A2A"/>
           <w:sz w:val="21"/>
         </w:rPr>
-        <w:t>Returns model is illustrative; per-deal underwriting requires anchor-specific assumptions.</w:t>
+        <w:t>Returns model is illustrative; per-anchor underwriting requires deal-specific assumptions.</w:t>
       </w:r>
     </w:p>
     <w:p>
       <w:pPr>
         <w:pStyle w:val="ListBullet"/>
         <w:spacing w:after="40"/>
-        <w:ind w:left="340"/>
+        <w:ind w:left="312"/>
       </w:pPr>
       <w:r>
         <w:rPr>
           <w:rFonts w:ascii="Calibri" w:hAnsi="Calibri"/>
-          <w:color w:val="333333"/>
+          <w:color w:val="2A2A2A"/>
           <w:sz w:val="21"/>
         </w:rPr>
-        <w:t>KLAR framework applications reflect the deal team's interpretation, pending partner review.</w:t>
-      </w:r>
-    </w:p>
-    <w:p>
-      <w:pPr>
-        <w:spacing w:before="160" w:after="40"/>
-      </w:pPr>
-      <w:r>
-        <w:rPr>
-          <w:rFonts w:ascii="Calibri" w:hAnsi="Calibri"/>
-          <w:b/>
-          <w:i w:val="0"/>
-          <w:color w:val="333333"/>
-          <w:sz w:val="23"/>
-        </w:rPr>
-        <w:t>Glossary</w:t>
-      </w:r>
-    </w:p>
-    <w:p>
-      <w:pPr>
-        <w:pStyle w:val="ListBullet"/>
-        <w:spacing w:after="40"/>
-        <w:ind w:left="340"/>
-      </w:pPr>
-      <w:r>
-        <w:rPr>
-          <w:rFonts w:ascii="Calibri" w:hAnsi="Calibri"/>
-          <w:color w:val="333333"/>
-          <w:sz w:val="21"/>
-        </w:rPr>
-        <w:t>Vaktmester - janitor / building caretaker.</w:t>
-      </w:r>
-    </w:p>
-    <w:p>
-      <w:pPr>
-        <w:pStyle w:val="ListBullet"/>
-        <w:spacing w:after="40"/>
-        <w:ind w:left="340"/>
-      </w:pPr>
-      <w:r>
-        <w:rPr>
-          <w:rFonts w:ascii="Calibri" w:hAnsi="Calibri"/>
-          <w:color w:val="333333"/>
-          <w:sz w:val="21"/>
-        </w:rPr>
-        <w:t>Eiendomsdrift - property operations.</w:t>
-      </w:r>
-    </w:p>
-    <w:p>
-      <w:pPr>
-        <w:pStyle w:val="ListBullet"/>
-        <w:spacing w:after="40"/>
-        <w:ind w:left="340"/>
-      </w:pPr>
-      <w:r>
-        <w:rPr>
-          <w:rFonts w:ascii="Calibri" w:hAnsi="Calibri"/>
-          <w:color w:val="333333"/>
-          <w:sz w:val="21"/>
-        </w:rPr>
-        <w:t>Fastighetsskötsel - (Swedish) property care / janitorial.</w:t>
-      </w:r>
-    </w:p>
-    <w:p>
-      <w:pPr>
-        <w:pStyle w:val="ListBullet"/>
-        <w:spacing w:after="40"/>
-        <w:ind w:left="340"/>
-      </w:pPr>
-      <w:r>
-        <w:rPr>
-          <w:rFonts w:ascii="Calibri" w:hAnsi="Calibri"/>
-          <w:color w:val="333333"/>
-          <w:sz w:val="21"/>
-        </w:rPr>
-        <w:t>Borettslag - housing cooperative.</w:t>
-      </w:r>
-    </w:p>
-    <w:p>
-      <w:pPr>
-        <w:pStyle w:val="ListBullet"/>
-        <w:spacing w:after="40"/>
-        <w:ind w:left="340"/>
-      </w:pPr>
-      <w:r>
-        <w:rPr>
-          <w:rFonts w:ascii="Calibri" w:hAnsi="Calibri"/>
-          <w:color w:val="333333"/>
-          <w:sz w:val="21"/>
-        </w:rPr>
-        <w:t>Sameie - condominium-style co-ownership.</w:t>
-      </w:r>
-    </w:p>
-    <w:p>
-      <w:pPr>
-        <w:pStyle w:val="ListBullet"/>
-        <w:spacing w:after="40"/>
-        <w:ind w:left="340"/>
-      </w:pPr>
-      <w:r>
-        <w:rPr>
-          <w:rFonts w:ascii="Calibri" w:hAnsi="Calibri"/>
-          <w:color w:val="333333"/>
-          <w:sz w:val="21"/>
-        </w:rPr>
-        <w:t>Allmenngjøring(sloven) - law extending collective wage agreement application.</w:t>
-      </w:r>
-    </w:p>
-    <w:p>
-      <w:pPr>
-        <w:pStyle w:val="ListBullet"/>
-        <w:spacing w:after="40"/>
-        <w:ind w:left="340"/>
-      </w:pPr>
-      <w:r>
-        <w:rPr>
-          <w:rFonts w:ascii="Calibri" w:hAnsi="Calibri"/>
-          <w:color w:val="333333"/>
-          <w:sz w:val="21"/>
-        </w:rPr>
-        <w:t>Renholdsoverenskomsten - collective wage agreement for cleaning services.</w:t>
-      </w:r>
-    </w:p>
-    <w:p>
-      <w:pPr>
-        <w:pStyle w:val="ListBullet"/>
-        <w:spacing w:after="40"/>
-        <w:ind w:left="340"/>
-      </w:pPr>
-      <w:r>
-        <w:rPr>
-          <w:rFonts w:ascii="Calibri" w:hAnsi="Calibri"/>
-          <w:color w:val="333333"/>
-          <w:sz w:val="21"/>
-        </w:rPr>
-        <w:t>PMI - post-merger integration.</w:t>
+        <w:t>KLAR framework applications inform the prose; the deal team has not used scoring tables in this memo because at screen stage, the analytical question is binary (proceed to spend 12 weeks of senior time, or not), not multi-dimensional scoring.</w:t>
       </w:r>
     </w:p>
     <w:sectPr>
       <w:pgSz w:w="12240" w:h="15840"/>
-      <w:pgMar w:top="1020" w:right="1134" w:bottom="1020" w:left="1134" w:header="720" w:footer="720" w:gutter="0"/>
+      <w:pgMar w:top="964" w:right="1134" w:bottom="964" w:left="1134" w:header="720" w:footer="720" w:gutter="0"/>
       <w:cols w:space="720"/>
       <w:docGrid w:linePitch="360"/>
     </w:sectPr>
